--- a/Transicao_pre-projeto-para-TCC-Completo_TCC_Iluminacao_SP_revisado.docx
+++ b/Transicao_pre-projeto-para-TCC-Completo_TCC_Iluminacao_SP_revisado.docx
@@ -739,7 +739,17 @@
           <w:lang w:val="pt-BR"/>
         </w:rPr>
         <w:t>Quadro 1 – Infraestrutura urbana instalada no município de São Paulo</w:t>
+      </w:r>
+      <w:r>
+        <w:rPr>
+          <w:lang w:val="pt-BR"/>
+        </w:rPr>
         <w:tab/>
+      </w:r>
+      <w:r>
+        <w:rPr>
+          <w:lang w:val="pt-BR"/>
+        </w:rPr>
         <w:t>20</w:t>
       </w:r>
     </w:p>
@@ -758,7 +768,17 @@
           <w:lang w:val="pt-BR"/>
         </w:rPr>
         <w:t>Quadro 2 – Separação entre os componentes da proposta e os instrumentos de ensaio</w:t>
+      </w:r>
+      <w:r>
+        <w:rPr>
+          <w:lang w:val="pt-BR"/>
+        </w:rPr>
         <w:tab/>
+      </w:r>
+      <w:r>
+        <w:rPr>
+          <w:lang w:val="pt-BR"/>
+        </w:rPr>
         <w:t>34</w:t>
       </w:r>
     </w:p>
@@ -777,7 +797,17 @@
           <w:lang w:val="pt-BR"/>
         </w:rPr>
         <w:t>Quadro 3 – Cadeia de implantação: o que existe, o que o trabalho constrói e o que a bancada instrumenta</w:t>
+      </w:r>
+      <w:r>
+        <w:rPr>
+          <w:lang w:val="pt-BR"/>
+        </w:rPr>
         <w:tab/>
+      </w:r>
+      <w:r>
+        <w:rPr>
+          <w:lang w:val="pt-BR"/>
+        </w:rPr>
         <w:t>36</w:t>
       </w:r>
     </w:p>
@@ -796,7 +826,17 @@
           <w:lang w:val="pt-BR"/>
         </w:rPr>
         <w:t>Quadro 4 – Elementos do nó de demonstração</w:t>
+      </w:r>
+      <w:r>
+        <w:rPr>
+          <w:lang w:val="pt-BR"/>
+        </w:rPr>
         <w:tab/>
+      </w:r>
+      <w:r>
+        <w:rPr>
+          <w:lang w:val="pt-BR"/>
+        </w:rPr>
         <w:t>37</w:t>
       </w:r>
     </w:p>
@@ -815,7 +855,17 @@
           <w:lang w:val="pt-BR"/>
         </w:rPr>
         <w:t>Quadro 5 – Alternativas consideradas e razão da escolha</w:t>
+      </w:r>
+      <w:r>
+        <w:rPr>
+          <w:lang w:val="pt-BR"/>
+        </w:rPr>
         <w:tab/>
+      </w:r>
+      <w:r>
+        <w:rPr>
+          <w:lang w:val="pt-BR"/>
+        </w:rPr>
         <w:t>39</w:t>
       </w:r>
     </w:p>
@@ -834,7 +884,17 @@
           <w:lang w:val="pt-BR"/>
         </w:rPr>
         <w:t>Quadro 6 – Dimensionamento da bancada e correspondência com a norma</w:t>
+      </w:r>
+      <w:r>
+        <w:rPr>
+          <w:lang w:val="pt-BR"/>
+        </w:rPr>
         <w:tab/>
+      </w:r>
+      <w:r>
+        <w:rPr>
+          <w:lang w:val="pt-BR"/>
+        </w:rPr>
         <w:t>42</w:t>
       </w:r>
     </w:p>
@@ -853,7 +913,17 @@
           <w:lang w:val="pt-BR"/>
         </w:rPr>
         <w:t>Quadro 7 – Variáveis de entrada do sistema de decisão</w:t>
+      </w:r>
+      <w:r>
+        <w:rPr>
+          <w:lang w:val="pt-BR"/>
+        </w:rPr>
         <w:tab/>
+      </w:r>
+      <w:r>
+        <w:rPr>
+          <w:lang w:val="pt-BR"/>
+        </w:rPr>
         <w:t>48</w:t>
       </w:r>
     </w:p>
@@ -872,7 +942,17 @@
           <w:lang w:val="pt-BR"/>
         </w:rPr>
         <w:t>Quadro 8 – Requisitos das classes de iluminação P pertinentes ao cenário adotado</w:t>
+      </w:r>
+      <w:r>
+        <w:rPr>
+          <w:lang w:val="pt-BR"/>
+        </w:rPr>
         <w:tab/>
+      </w:r>
+      <w:r>
+        <w:rPr>
+          <w:lang w:val="pt-BR"/>
+        </w:rPr>
         <w:t>51</w:t>
       </w:r>
     </w:p>
@@ -891,7 +971,17 @@
           <w:lang w:val="pt-BR"/>
         </w:rPr>
         <w:t>Quadro 9 – Luminária de referência derivada do Caderno de Encargos</w:t>
+      </w:r>
+      <w:r>
+        <w:rPr>
+          <w:lang w:val="pt-BR"/>
+        </w:rPr>
         <w:tab/>
+      </w:r>
+      <w:r>
+        <w:rPr>
+          <w:lang w:val="pt-BR"/>
+        </w:rPr>
         <w:t>56</w:t>
       </w:r>
     </w:p>
@@ -910,7 +1000,17 @@
           <w:lang w:val="pt-BR"/>
         </w:rPr>
         <w:t>Quadro 10 – Requisitos funcionais</w:t>
+      </w:r>
+      <w:r>
+        <w:rPr>
+          <w:lang w:val="pt-BR"/>
+        </w:rPr>
         <w:tab/>
+      </w:r>
+      <w:r>
+        <w:rPr>
+          <w:lang w:val="pt-BR"/>
+        </w:rPr>
         <w:t>59</w:t>
       </w:r>
     </w:p>
@@ -929,7 +1029,17 @@
           <w:lang w:val="pt-BR"/>
         </w:rPr>
         <w:t>Quadro 11 – Requisitos não funcionais</w:t>
+      </w:r>
+      <w:r>
+        <w:rPr>
+          <w:lang w:val="pt-BR"/>
+        </w:rPr>
         <w:tab/>
+      </w:r>
+      <w:r>
+        <w:rPr>
+          <w:lang w:val="pt-BR"/>
+        </w:rPr>
         <w:t>60</w:t>
       </w:r>
     </w:p>
@@ -948,7 +1058,17 @@
           <w:lang w:val="pt-BR"/>
         </w:rPr>
         <w:t>Quadro 12 – Decisões de arquitetura</w:t>
+      </w:r>
+      <w:r>
+        <w:rPr>
+          <w:lang w:val="pt-BR"/>
+        </w:rPr>
         <w:tab/>
+      </w:r>
+      <w:r>
+        <w:rPr>
+          <w:lang w:val="pt-BR"/>
+        </w:rPr>
         <w:t>64</w:t>
       </w:r>
     </w:p>
@@ -967,7 +1087,17 @@
           <w:lang w:val="pt-BR"/>
         </w:rPr>
         <w:t>Quadro 13 – Componentes, tecnologias adotadas e responsabilidades</w:t>
+      </w:r>
+      <w:r>
+        <w:rPr>
+          <w:lang w:val="pt-BR"/>
+        </w:rPr>
         <w:tab/>
+      </w:r>
+      <w:r>
+        <w:rPr>
+          <w:lang w:val="pt-BR"/>
+        </w:rPr>
         <w:t>64</w:t>
       </w:r>
     </w:p>
@@ -986,7 +1116,17 @@
           <w:lang w:val="pt-BR"/>
         </w:rPr>
         <w:t>Quadro 14 – Interfaces de comunicação</w:t>
+      </w:r>
+      <w:r>
+        <w:rPr>
+          <w:lang w:val="pt-BR"/>
+        </w:rPr>
         <w:tab/>
+      </w:r>
+      <w:r>
+        <w:rPr>
+          <w:lang w:val="pt-BR"/>
+        </w:rPr>
         <w:t>67</w:t>
       </w:r>
     </w:p>
@@ -1005,7 +1145,17 @@
           <w:lang w:val="pt-BR"/>
         </w:rPr>
         <w:t>Quadro 15 – Entidades do banco de dados e sua função no sistema</w:t>
+      </w:r>
+      <w:r>
+        <w:rPr>
+          <w:lang w:val="pt-BR"/>
+        </w:rPr>
         <w:tab/>
+      </w:r>
+      <w:r>
+        <w:rPr>
+          <w:lang w:val="pt-BR"/>
+        </w:rPr>
         <w:t>68</w:t>
       </w:r>
     </w:p>
@@ -1016,49 +1166,17 @@
         </w:tabs>
         <w:spacing w:after="100"/>
         <w:rPr>
-          <w:lang w:val="pt-BR"/>
-        </w:rPr>
-      </w:pPr>
-      <w:r>
-        <w:rPr>
-          <w:lang w:val="pt-BR"/>
-        </w:rPr>
-        <w:t>Quadro 16 – Matriz de emprego técnico de inteligência artificial</w:t>
-        <w:tab/>
-        <w:t>84</w:t>
-      </w:r>
-    </w:p>
-    <w:p>
-      <w:pPr>
-        <w:rPr>
-          <w:lang w:val="pt-BR"/>
-        </w:rPr>
-      </w:pPr>
-      <w:r>
-        <w:rPr>
-          <w:lang w:val="pt-BR"/>
-        </w:rPr>
-        <w:br w:type="page"/>
-      </w:r>
-    </w:p>
-    <w:p>
-      <w:pPr>
-        <w:spacing w:after="480"/>
-        <w:jc w:val="center"/>
-        <w:rPr>
-          <w:b/>
-          <w:bCs/>
-          <w:lang w:val="pt-BR"/>
-        </w:rPr>
-      </w:pPr>
-      <w:r>
-        <w:rPr>
-          <w:b/>
-          <w:bCs/>
-          <w:lang w:val="pt-BR"/>
-        </w:rPr>
-        <w:t>LISTA DE FIGURAS</w:t>
-      </w:r>
+          <w:ins w:id="20466" w:author="Vitor Oliveira" w:date="2026-09-26T12:00:00Z"/>
+        </w:rPr>
+      </w:pPr>
+      <w:ins w:id="20467" w:author="Vitor Oliveira" w:date="2026-09-26T12:00:00Z">
+        <w:r>
+          <w:rPr>
+            <w:lang w:val="pt-BR"/>
+          </w:rPr>
+          <w:t xml:space="preserve">Quadro 16 – Tabelas do banco de dados: atributos, domínios, restrições e uso</w:t>
+        </w:r>
+      </w:ins>
     </w:p>
     <w:p>
       <w:pPr>
@@ -1067,17 +1185,17 @@
         </w:tabs>
         <w:spacing w:after="100"/>
         <w:rPr>
-          <w:lang w:val="pt-BR"/>
-        </w:rPr>
-      </w:pPr>
-      <w:r>
-        <w:rPr>
-          <w:lang w:val="pt-BR"/>
-        </w:rPr>
-        <w:t>Figura 1 – Arquitetura do sistema</w:t>
-        <w:tab/>
-        <w:t>63</w:t>
-      </w:r>
+          <w:ins w:id="20468" w:author="Vitor Oliveira" w:date="2026-09-26T12:00:00Z"/>
+        </w:rPr>
+      </w:pPr>
+      <w:ins w:id="20469" w:author="Vitor Oliveira" w:date="2026-09-26T12:00:00Z">
+        <w:r>
+          <w:rPr>
+            <w:lang w:val="pt-BR"/>
+          </w:rPr>
+          <w:t xml:space="preserve">Quadro 17 – Casos de teste</w:t>
+        </w:r>
+      </w:ins>
     </w:p>
     <w:p>
       <w:pPr>
@@ -1089,12 +1207,128 @@
           <w:lang w:val="pt-BR"/>
         </w:rPr>
       </w:pPr>
+      <w:del w:id="20065" w:author="Vitor Oliveira" w:date="2026-09-26T12:00:00Z">
+        <w:r>
+          <w:rPr>
+            <w:lang w:val="pt-BR"/>
+          </w:rPr>
+          <w:delText xml:space="preserve">Quadro 16 – Matriz</w:delText>
+        </w:r>
+      </w:del>
+      <w:ins w:id="20066" w:author="Vitor Oliveira" w:date="2026-09-26T12:00:00Z">
+        <w:r>
+          <w:rPr>
+            <w:lang w:val="pt-BR"/>
+          </w:rPr>
+          <w:t xml:space="preserve">Quadro 18 – Matriz</w:t>
+        </w:r>
+      </w:ins>
+      <w:r>
+        <w:rPr>
+          <w:lang w:val="pt-BR"/>
+        </w:rPr>
+        <w:t xml:space="preserve"> de emprego técnico de inteligência artificial</w:t>
+      </w:r>
+      <w:r>
+        <w:rPr>
+          <w:lang w:val="pt-BR"/>
+        </w:rPr>
+        <w:tab/>
+      </w:r>
+      <w:r>
+        <w:rPr>
+          <w:lang w:val="pt-BR"/>
+        </w:rPr>
+        <w:t>84</w:t>
+      </w:r>
+    </w:p>
+    <w:p>
+      <w:pPr>
+        <w:rPr>
+          <w:lang w:val="pt-BR"/>
+        </w:rPr>
+      </w:pPr>
+      <w:r>
+        <w:rPr>
+          <w:lang w:val="pt-BR"/>
+        </w:rPr>
+        <w:br w:type="page"/>
+      </w:r>
+    </w:p>
+    <w:p>
+      <w:pPr>
+        <w:spacing w:after="480"/>
+        <w:jc w:val="center"/>
+        <w:rPr>
+          <w:b/>
+          <w:bCs/>
+          <w:lang w:val="pt-BR"/>
+        </w:rPr>
+      </w:pPr>
+      <w:r>
+        <w:rPr>
+          <w:b/>
+          <w:bCs/>
+          <w:lang w:val="pt-BR"/>
+        </w:rPr>
+        <w:t>LISTA DE FIGURAS</w:t>
+      </w:r>
+    </w:p>
+    <w:p>
+      <w:pPr>
+        <w:tabs>
+          <w:tab w:val="right" w:leader="dot" w:pos="9071"/>
+        </w:tabs>
+        <w:spacing w:after="100"/>
+        <w:rPr>
+          <w:lang w:val="pt-BR"/>
+        </w:rPr>
+      </w:pPr>
+      <w:r>
+        <w:rPr>
+          <w:lang w:val="pt-BR"/>
+        </w:rPr>
+        <w:t>Figura 1 – Arquitetura do sistema</w:t>
+      </w:r>
+      <w:r>
+        <w:rPr>
+          <w:lang w:val="pt-BR"/>
+        </w:rPr>
+        <w:tab/>
+      </w:r>
+      <w:r>
+        <w:rPr>
+          <w:lang w:val="pt-BR"/>
+        </w:rPr>
+        <w:t>63</w:t>
+      </w:r>
+    </w:p>
+    <w:p>
+      <w:pPr>
+        <w:tabs>
+          <w:tab w:val="right" w:leader="dot" w:pos="9071"/>
+        </w:tabs>
+        <w:spacing w:after="100"/>
+        <w:rPr>
+          <w:lang w:val="pt-BR"/>
+        </w:rPr>
+      </w:pPr>
       <w:r>
         <w:rPr>
           <w:lang w:val="pt-BR"/>
         </w:rPr>
         <w:t>Figura 2 – Diagrama entidade-relacionamento do banco de dados</w:t>
+      </w:r>
+      <w:r>
+        <w:rPr>
+          <w:lang w:val="pt-BR"/>
+        </w:rPr>
         <w:tab/>
+      </w:r>
+      <w:r>
+        <w:rPr>
+          <w:lang w:val="pt-BR"/>
+        </w:rPr>
         <w:t>70</w:t>
       </w:r>
     </w:p>
@@ -4015,8 +4249,7 @@
         <w:rPr>
           <w:lang w:val="pt-BR"/>
         </w:rPr>
-        <w:t xml:space="preserve">Cidade inteligente designa o emprego de tecnologias da informação e comunicação para elevar a eficiência dos serviços públicos, a sustentabilidade ambiental e a qualidade de vida da população. Suas características principais são o </w:t>
-        <w:t>sensoriamento e a análise de dados em escala urbana, a sustentabilidade ambiental, a mobilidade eficiente, a governança participativa e a economia inovadora.</w:t>
+        <w:t xml:space="preserve">Cidade inteligente designa o emprego de tecnologias da informação e comunicação para elevar a eficiência dos serviços públicos, a sustentabilidade ambiental e a qualidade de vida da população. Suas características principais são o sensoriamento e a análise de dados em escala urbana, a sustentabilidade ambiental, a mobilidade eficiente, a governança participativa e a economia inovadora.</w:t>
       </w:r>
     </w:p>
     <w:p>
@@ -4591,8 +4824,7 @@
         <w:rPr>
           <w:lang w:val="pt-BR"/>
         </w:rPr>
-        <w:t xml:space="preserve">Demonstrar que a comparação entre o nível comandado e a iluminância medida detecta a falha do ponto de luz e apura a divergência entre o nível </w:t>
-        <w:t>decidido e o nível entregue, com tolerância derivada da dispersão do instrumento.</w:t>
+        <w:t xml:space="preserve">Demonstrar que a comparação entre o nível comandado e a iluminância medida detecta a falha do ponto de luz e apura a divergência entre o nível decidido e o nível entregue, com tolerância derivada da dispersão do instrumento.</w:t>
       </w:r>
     </w:p>
     <w:p>
@@ -4788,8 +5020,7 @@
         <w:rPr>
           <w:lang w:val="pt-BR"/>
         </w:rPr>
-        <w:t xml:space="preserve">A proposta destina-se ao município. O serviço de decisão é especificado como serviço municipal autônomo, que não pertence à plataforma de monitoramento nem ao sistema de telegestão: consome a interface da primeira e comanda o segundo (3.2). O destinatário direto da informação que o sistema produz — o dado recebido, o nível decidido, a correção imposta pela verificação normativa e a iluminância entregue — é o operador do sistema de iluminação, e não o cidadão, razão pela qual não se desenvolve aplicativo móvel (Quadro 12). O beneficiário final é quem circula pela via: </w:t>
-        <w:t>a classe de iluminação adotada é de pedestres (3.8), e a função de segurança que a iluminação cumpre para esse usuário é o fundamento social do trabalho (1.6).</w:t>
+        <w:t xml:space="preserve">A proposta destina-se ao município. O serviço de decisão é especificado como serviço municipal autônomo, que não pertence à plataforma de monitoramento nem ao sistema de telegestão: consome a interface da primeira e comanda o segundo (3.2). O destinatário direto da informação que o sistema produz — o dado recebido, o nível decidido, a correção imposta pela verificação normativa e a iluminância entregue — é o operador do sistema de iluminação, e não o cidadão, razão pela qual não se desenvolve aplicativo móvel (Quadro 12). O beneficiário final é quem circula pela via: a classe de iluminação adotada é de pedestres (3.8), e a função de segurança que a iluminação cumpre para esse usuário é o fundamento social do trabalho (1.6).</w:t>
       </w:r>
     </w:p>
     <w:p>
@@ -4920,8 +5151,7 @@
         <w:rPr>
           <w:lang w:val="pt-BR"/>
         </w:rPr>
-        <w:t xml:space="preserve">Duas exceções ao recorte temporal são declaradas e delimitadas. A primeira são duas obras seminais — Zadeh (1965) e Mamdani e Assilian (1975) —, que comparecem exclusivamente como atribuição de origem da técnica adotada, e não como sustentação de qualquer afirmação sobre o estado da arte. A distinção é relevante: o estado atual da discussão sobre a técnica é sustentado por fontes de 2019 e 2026, apresentadas na subseção 2.6, e nenhuma afirmação deste trabalho depende de literatura anterior ao recorte. A segunda exceção são os documentos oficiais do poder público e de instituições públicas, os atos regulatórios e os relatórios de órgão de controle externo, empregados exclusivamente para estabelecer fatos </w:t>
-        <w:t>sobre a infraestrutura instalada e sobre o regime jurídico que a rege. Fontes dessa natureza comparecem identificadas como tais, e delas não se extrai afirmação de desempenho. Essa matéria não é reportada por literatura revisada por pares, e a fonte primária a documenta de modo verificável.</w:t>
+        <w:t xml:space="preserve">Duas exceções ao recorte temporal são declaradas e delimitadas. A primeira são duas obras seminais — Zadeh (1965) e Mamdani e Assilian (1975) —, que comparecem exclusivamente como atribuição de origem da técnica adotada, e não como sustentação de qualquer afirmação sobre o estado da arte. A distinção é relevante: o estado atual da discussão sobre a técnica é sustentado por fontes de 2019 e 2026, apresentadas na subseção 2.6, e nenhuma afirmação deste trabalho depende de literatura anterior ao recorte. A segunda exceção são os documentos oficiais do poder público e de instituições públicas, os atos regulatórios e os relatórios de órgão de controle externo, empregados exclusivamente para estabelecer fatos sobre a infraestrutura instalada e sobre o regime jurídico que a rege. Fontes dessa natureza comparecem identificadas como tais, e delas não se extrai afirmação de desempenho. Essa matéria não é reportada por literatura revisada por pares, e a fonte primária a documenta de modo verificável.</w:t>
       </w:r>
     </w:p>
     <w:p>
@@ -5002,8 +5232,7 @@
         <w:rPr>
           <w:lang w:val="pt-BR"/>
         </w:rPr>
-        <w:t xml:space="preserve">Dizon e Pranggono (2022) documentam o caso de Sheffield, no Reino Unido, onde 66.802 luminárias — 99,5% do parque — foram convertidas para tecnologia de estado sólido e integradas a um sistema central de telegestão. Os autores registram que a operação utiliza apenas parte das capacidades de controle disponíveis, mantendo regime de acionamento por calendário solar e horário programado, e que a cidade não implantou controle responsivo ao tráfego. É o mesmo descompasso entre </w:t>
-        <w:t>capacidade instalada e capacidade utilizada, observado em outra cidade, em outro país e sob outro arranjo contratual.</w:t>
+        <w:t xml:space="preserve">Dizon e Pranggono (2022) documentam o caso de Sheffield, no Reino Unido, onde 66.802 luminárias — 99,5% do parque — foram convertidas para tecnologia de estado sólido e integradas a um sistema central de telegestão. Os autores registram que a operação utiliza apenas parte das capacidades de controle disponíveis, mantendo regime de acionamento por calendário solar e horário programado, e que a cidade não implantou controle responsivo ao tráfego. É o mesmo descompasso entre capacidade instalada e capacidade utilizada, observado em outra cidade, em outro país e sob outro arranjo contratual.</w:t>
       </w:r>
     </w:p>
     <w:p>
@@ -5067,8 +5296,7 @@
         <w:rPr>
           <w:lang w:val="pt-BR"/>
         </w:rPr>
-        <w:t xml:space="preserve">A proximidade com o que aqui se propõe é aparente e convém demarcá-la. O que se implanta é uma plataforma de telegestão dotada de sensoriamento próprio, instalado para essa finalidade, em rede fechada de campus, com ajuste por </w:t>
-        <w:t>programação horária e por condição medida localmente. Não há consumo de dados produzidos por outro sistema, concebido para outra finalidade, nem camada de verificação normativa interposta entre a decisão e a atuação. O caso é, portanto, mais um registro de capacidade instalada — e recente, brasileiro e no estado de São Paulo — do que uma realização do vínculo que este trabalho investiga.</w:t>
+        <w:t xml:space="preserve">A proximidade com o que aqui se propõe é aparente e convém demarcá-la. O que se implanta é uma plataforma de telegestão dotada de sensoriamento próprio, instalado para essa finalidade, em rede fechada de campus, com ajuste por programação horária e por condição medida localmente. Não há consumo de dados produzidos por outro sistema, concebido para outra finalidade, nem camada de verificação normativa interposta entre a decisão e a atuação. O caso é, portanto, mais um registro de capacidade instalada — e recente, brasileiro e no estado de São Paulo — do que uma realização do vínculo que este trabalho investiga.</w:t>
       </w:r>
     </w:p>
     <w:p>
@@ -5356,8 +5584,7 @@
                 <w:szCs w:val="20"/>
                 <w:lang w:val="pt-BR"/>
               </w:rPr>
-              <w:t xml:space="preserve">Contrato de Concessão nº 003/SMSO/2018, de vinte anos, ao valor de R$ 6,9 bilhões, originado da Concorrência Internacional nº 01/SES/2015. O Anexo III do contrato, Caderno de Encargos, exige telegestão </w:t>
-              <w:t>bidirecional, com o centro de controle emitindo comandos isolados ou em grupo e programação agendada, e drivers que permitam dimerização por controle analógico de 0 a 10 V</w:t>
+              <w:t xml:space="preserve">Contrato de Concessão nº 003/SMSO/2018, de vinte anos, ao valor de R$ 6,9 bilhões, originado da Concorrência Internacional nº 01/SES/2015. O Anexo III do contrato, Caderno de Encargos, exige telegestão bidirecional, com o centro de controle emitindo comandos isolados ou em grupo e programação agendada, e drivers que permitam dimerização por controle analógico de 0 a 10 V</w:t>
             </w:r>
           </w:p>
         </w:tc>
@@ -5720,8 +5947,7 @@
         <w:rPr>
           <w:lang w:val="pt-BR"/>
         </w:rPr>
-        <w:t xml:space="preserve">A quarta é que a lacuna está exatamente no meio. A telegestão foi concebida para gerir o ativo: saber se a luminária funciona, quanto consome, quando falhou. A plataforma de monitoramento foi concebida para a segurança pública. Nenhuma das duas foi concebida para que a segunda informe a primeira. É essa camada ausente </w:t>
-        <w:t>— a que recebe a descrição do ambiente e decide a intensidade da luz — que o presente trabalho especifica, constrói e demonstra.</w:t>
+        <w:t xml:space="preserve">A quarta é que a lacuna está exatamente no meio. A telegestão foi concebida para gerir o ativo: saber se a luminária funciona, quanto consome, quando falhou. A plataforma de monitoramento foi concebida para a segurança pública. Nenhuma das duas foi concebida para que a segunda informe a primeira. É essa camada ausente — a que recebe a descrição do ambiente e decide a intensidade da luz — que o presente trabalho especifica, constrói e demonstra.</w:t>
       </w:r>
     </w:p>
     <w:p>
@@ -5931,8 +6157,7 @@
         <w:rPr>
           <w:lang w:val="pt-BR"/>
         </w:rPr>
-        <w:t xml:space="preserve">A subseção 6.3, ao tratar da poluição luminosa, prescreve entre as ações de mitigação a utilização de sistemas com controles de luz adaptáveis para reduzir os </w:t>
-        <w:t>níveis de iluminância nos horários de baixa movimentação. O controle adaptativo comparece, assim, em duas subseções distintas da norma e sob duas finalidades distintas.</w:t>
+        <w:t xml:space="preserve">A subseção 6.3, ao tratar da poluição luminosa, prescreve entre as ações de mitigação a utilização de sistemas com controles de luz adaptáveis para reduzir os níveis de iluminância nos horários de baixa movimentação. O controle adaptativo comparece, assim, em duas subseções distintas da norma e sob duas finalidades distintas.</w:t>
       </w:r>
     </w:p>
     <w:p>
@@ -6160,8 +6385,7 @@
         <w:rPr>
           <w:lang w:val="pt-BR"/>
         </w:rPr>
-        <w:t xml:space="preserve">A subseção 2.5 estabeleceu que a norma limita a taxa de decréscimo do fluxo luminoso a um décimo por minuto em relação à iluminação plena. Essa restrição tem uma consequência que o controle puramente reativo não resolve: entre a queda observada da movimentação e a chegada ao nível atenuado decorre um intervalo determinado pela própria norma — na classe adotada, não menos que cinco minutos para ir de 10 lux a 5 lux. Um sistema que responde apenas ao estado corrente passa parte da janela de baixa demanda em transição, e não no nível que a janela justificaria. </w:t>
-        <w:t>Antecipar a queda é, portanto, condição para que a atenuação se complete dentro do limite normativo sem consumir a própria janela que a motivou.</w:t>
+        <w:t xml:space="preserve">A subseção 2.5 estabeleceu que a norma limita a taxa de decréscimo do fluxo luminoso a um décimo por minuto em relação à iluminação plena. Essa restrição tem uma consequência que o controle puramente reativo não resolve: entre a queda observada da movimentação e a chegada ao nível atenuado decorre um intervalo determinado pela própria norma — na classe adotada, não menos que cinco minutos para ir de 10 lux a 5 lux. Um sistema que responde apenas ao estado corrente passa parte da janela de baixa demanda em transição, e não no nível que a janela justificaria. Antecipar a queda é, portanto, condição para que a atenuação se complete dentro do limite normativo sem consumir a própria janela que a motivou.</w:t>
       </w:r>
     </w:p>
     <w:p>
@@ -6328,8 +6552,7 @@
         <w:rPr>
           <w:lang w:val="pt-BR"/>
         </w:rPr>
-        <w:t xml:space="preserve">A literatura internacional sobre o mecanismo de controle é anterior e mais avançada do que a nacional, e convém enunciá-la sem atenuações. Belloni et al. (2024) implementam algoritmo de comutação e dimerização a partir de dados de tráfego previstos, aplicado a uma cidade italiana, com medições de campo, simulação luminotécnica e análise custo-benefício. Buyukkinaci et al. (2019) determinam a comutação entre classes normativas M3 a M5 em função de volume e velocidade de </w:t>
-        <w:t>tráfego, com estimativa de economia em via de Istambul. A própria CIE 115 declara, desde 2010, que a aplicação de variáveis dependentes do tempo, como volume de tráfego, abre a possibilidade de sistemas de iluminação adaptativa (COMMISSION INTERNATIONALE DE L'ÉCLAIRAGE, 2010).</w:t>
+        <w:t xml:space="preserve">A literatura internacional sobre o mecanismo de controle é anterior e mais avançada do que a nacional, e convém enunciá-la sem atenuações. Belloni et al. (2024) implementam algoritmo de comutação e dimerização a partir de dados de tráfego previstos, aplicado a uma cidade italiana, com medições de campo, simulação luminotécnica e análise custo-benefício. Buyukkinaci et al. (2019) determinam a comutação entre classes normativas M3 a M5 em função de volume e velocidade de tráfego, com estimativa de economia em via de Istambul. A própria CIE 115 declara, desde 2010, que a aplicação de variáveis dependentes do tempo, como volume de tráfego, abre a possibilidade de sistemas de iluminação adaptativa (COMMISSION INTERNATIONALE DE L'ÉCLAIRAGE, 2010).</w:t>
       </w:r>
     </w:p>
     <w:p>
@@ -6442,8 +6665,7 @@
         <w:rPr>
           <w:lang w:val="pt-BR"/>
         </w:rPr>
-        <w:t xml:space="preserve">A terceira é que, no município de São Paulo, tanto a capacidade de observar o ambiente quanto a de comandar a intensidade de cada luminária estão contratadas e </w:t>
-        <w:t>em operação, com a interface física de dimerização especificada em contrato, sem que exista vínculo entre elas.</w:t>
+        <w:t xml:space="preserve">A terceira é que, no município de São Paulo, tanto a capacidade de observar o ambiente quanto a de comandar a intensidade de cada luminária estão contratadas e em operação, com a interface física de dimerização especificada em contrato, sem que exista vínculo entre elas.</w:t>
       </w:r>
     </w:p>
     <w:p>
@@ -6556,8 +6778,7 @@
         <w:rPr>
           <w:lang w:val="pt-BR"/>
         </w:rPr>
-        <w:t xml:space="preserve">A interposição de uma camada de verificação normativa entre a inferência e a atuação impede, em todas as decisões, a violação dos limites da ABNT NBR 5101 — de modo que adaptabilidade e conformidade não sejam </w:t>
-        <w:t>objetivos concorrentes, mas propriedades simultâneas asseguradas por construção.</w:t>
+        <w:t xml:space="preserve">A interposição de uma camada de verificação normativa entre a inferência e a atuação impede, em todas as decisões, a violação dos limites da ABNT NBR 5101 — de modo que adaptabilidade e conformidade não sejam objetivos concorrentes, mas propriedades simultâneas asseguradas por construção.</w:t>
       </w:r>
     </w:p>
     <w:p>
@@ -6847,8 +7068,7 @@
         <w:rPr>
           <w:lang w:val="pt-BR"/>
         </w:rPr>
-        <w:t xml:space="preserve">A terceira é de governança. Reia e Cruz (2023) atribuem a fragmentação dos sistemas municipais à definição da arquitetura por fornecedores no interior de contratos setoriais, e Anthony Jnr (2024) identifica na especificação da interface o instrumento pelo qual essa fragmentação se resolve. Alojar a lógica de iluminação no </w:t>
-        <w:t>contrato de uma plataforma de segurança reproduziria o arranjo que a revisão diagnostica como causa do problema. Acresce que a camada de verificação normativa, para permanecer auditável, precisa ser inspecionável por quem responde pela iluminação pública, condição que não se satisfaz dentro de sistema operado por terceiro sob outro contrato.</w:t>
+        <w:t xml:space="preserve">A terceira é de governança. Reia e Cruz (2023) atribuem a fragmentação dos sistemas municipais à definição da arquitetura por fornecedores no interior de contratos setoriais, e Anthony Jnr (2024) identifica na especificação da interface o instrumento pelo qual essa fragmentação se resolve. Alojar a lógica de iluminação no contrato de uma plataforma de segurança reproduziria o arranjo que a revisão diagnostica como causa do problema. Acresce que a camada de verificação normativa, para permanecer auditável, precisa ser inspecionável por quem responde pela iluminação pública, condição que não se satisfaz dentro de sistema operado por terceiro sob outro contrato.</w:t>
       </w:r>
     </w:p>
     <w:p>
@@ -7785,8 +8005,21 @@
         <w:rPr>
           <w:lang w:val="pt-BR"/>
         </w:rPr>
-        <w:t xml:space="preserve">A separação se sustenta em uma propriedade da arquitetura, e não em uma conveniência de redação: a camada de decisão emite um nível adimensional, expresso como fração do fluxo pleno, acompanhado do identificador da decisão. Ela não emite tensão, ciclo de trabalho nem lux. Quem materializa esse nível em luz é o nó, e o nó é substituível — na bancada, por modulação por largura de pulso sobre tabela de calibração levantada por medição; no parque, por controlador em tomada normalizada acionando o driver por controle analógico de 0 V a 10 V, com a </w:t>
-        <w:t>iluminância resultante conhecida da certificação do produto. Mesma entrada, atuador diferente. É por isso que o que a bancada estabelece a respeito da decisão transpõe-se ao parque sem depender de que o equipamento seja o mesmo.</w:t>
+        <w:t xml:space="preserve">A separação se sustenta em uma propriedade da arquitetura, e não em uma conveniência de redação: a camada de decisão emite um nível adimensional, expresso como fração do fluxo pleno, acompanhado do identificador da decisão. Ela não emite tensão, ciclo de trabalho nem lux. Quem materializa esse nível em luz é o nó, e o nó é substituível — na bancada, por modulação por largura de pulso sobre tabela de calibração levantada por medição</w:t>
+      </w:r>
+      <w:ins w:id="20001" w:author="Vitor Oliveira" w:date="2026-09-26T12:00:00Z">
+        <w:r>
+          <w:rPr>
+            <w:lang w:val="pt-BR"/>
+          </w:rPr>
+          <w:t xml:space="preserve">, com interpolação linear entre pontos medidos</w:t>
+        </w:r>
+      </w:ins>
+      <w:r>
+        <w:rPr>
+          <w:lang w:val="pt-BR"/>
+        </w:rPr>
+        <w:t xml:space="preserve">; no parque, por controlador em tomada normalizada acionando o driver por controle analógico de 0 V a 10 V, com a iluminância resultante conhecida da certificação do produto. Mesma entrada, atuador diferente. É por isso que o que a bancada estabelece a respeito da decisão transpõe-se ao parque sem depender de que o equipamento seja o mesmo.</w:t>
       </w:r>
     </w:p>
     <w:p>
@@ -8908,8 +9141,7 @@
         <w:rPr>
           <w:lang w:val="pt-BR"/>
         </w:rPr>
-        <w:t xml:space="preserve">A leitura do quadro responde à objeção mais provável a um trabalho desta natureza, a de que a demonstração em bancada não estabeleceria a aplicabilidade em campo. De nove elos da cadeia, seis já existem: estão contratados, normalizados </w:t>
-        <w:t>ou em operação, e nenhum deles é proposto por este trabalho. Três não existem — a decisão, a verificação normativa e o registro auditável —, e são exatamente os três que o trabalho constrói. A bancada não demonstra que os seis primeiros são possíveis, porque não precisa: eles são fato documentado em contrato e em regulamento. Ela demonstra que os três últimos funcionam e que sua saída alcança o mundo físico de forma mensurável.</w:t>
+        <w:t xml:space="preserve">A leitura do quadro responde à objeção mais provável a um trabalho desta natureza, a de que a demonstração em bancada não estabeleceria a aplicabilidade em campo. De nove elos da cadeia, seis já existem: estão contratados, normalizados ou em operação, e nenhum deles é proposto por este trabalho. Três não existem — a decisão, a verificação normativa e o registro auditável —, e são exatamente os três que o trabalho constrói. A bancada não demonstra que os seis primeiros são possíveis, porque não precisa: eles são fato documentado em contrato e em regulamento. Ela demonstra que os três últimos funcionam e que sua saída alcança o mundo físico de forma mensurável.</w:t>
       </w:r>
     </w:p>
     <w:p>
@@ -9118,8 +9350,7 @@
                 <w:szCs w:val="20"/>
                 <w:lang w:val="pt-BR"/>
               </w:rPr>
-              <w:t xml:space="preserve">Mantém a sessão com o intermediário de mensagens, recebe o comando, gera o sinal de acionamento e publica a </w:t>
-              <w:t xml:space="preserve">telemetria. </w:t>
+              <w:t xml:space="preserve">Mantém a sessão com o intermediário de mensagens, recebe o comando, gera o sinal de acionamento e publica a telemetria. </w:t>
             </w:r>
             <w:r>
               <w:rPr>
@@ -9234,8 +9465,17 @@
                 <w:sz w:val="20"/>
                 <w:szCs w:val="20"/>
               </w:rPr>
-              <w:t>O comprimento do segmento é fixado por medição, conforme 3.4.2</w:t>
-            </w:r>
+              <w:t xml:space="preserve">O comprimento do segmento é fixado por medição, conforme 3.4.2</w:t>
+            </w:r>
+            <w:ins w:id="20002" w:author="Vitor Oliveira" w:date="2026-09-26T12:00:00Z">
+              <w:r>
+                <w:rPr>
+                  <w:sz w:val="20"/>
+                  <w:szCs w:val="20"/>
+                </w:rPr>
+                <w:t xml:space="preserve">; na bancada, três emissores, com 6 cm e 0,86 W a ciclo de trabalho pleno</w:t>
+              </w:r>
+            </w:ins>
           </w:p>
         </w:tc>
       </w:tr>
@@ -9536,8 +9776,18 @@
                 <w:szCs w:val="20"/>
                 <w:lang w:val="pt-BR"/>
               </w:rPr>
-              <w:t>Estrutura opaca de face interna fosca, com a luminária em uma extremidade e o plano de medição na outra</w:t>
-            </w:r>
+              <w:t xml:space="preserve">Estrutura opaca de face interna fosca, com a luminária em uma extremidade e o plano de medição na outra</w:t>
+            </w:r>
+            <w:ins w:id="20003" w:author="Vitor Oliveira" w:date="2026-09-26T12:00:00Z">
+              <w:r>
+                <w:rPr>
+                  <w:sz w:val="20"/>
+                  <w:szCs w:val="20"/>
+                  <w:lang w:val="pt-BR"/>
+                </w:rPr>
+                <w:t xml:space="preserve">; caixa de 44 cm × 16 cm × 19 cm forrada de papel preto fosco, com o segmento e o sensor em paredes opostas, a 0,44 m um do outro, e difusor de papel diante do segmento</w:t>
+              </w:r>
+            </w:ins>
           </w:p>
         </w:tc>
       </w:tr>
@@ -9573,6 +9823,24 @@
         </w:rPr>
         <w:t>Todos os elementos são componentes de prateleira, de custo desprezível diante de qualquer ativo urbano, e esse fato integra o argumento: demonstrar o vínculo entre observação urbana e atuação luminosa não requer investimento significativo, o que é coerente com a tese de que o que falta ao município não é equipamento.</w:t>
       </w:r>
+    </w:p>
+    <w:p>
+      <w:pPr>
+        <w:spacing w:after="120" w:line="360" w:lineRule="auto"/>
+        <w:ind w:firstLine="709"/>
+        <w:jc w:val="both"/>
+        <w:rPr>
+          <w:ins w:id="20464" w:author="Vitor Oliveira" w:date="2026-09-26T12:00:00Z"/>
+        </w:rPr>
+      </w:pPr>
+      <w:ins w:id="20465" w:author="Vitor Oliveira" w:date="2026-09-26T12:00:00Z">
+        <w:r>
+          <w:rPr>
+            <w:lang w:val="pt-BR"/>
+          </w:rPr>
+          <w:t xml:space="preserve">O comportamento do firmware é fixado por quatro regras. Ao ser energizado, o nó aplica o nível pleno e nele permanece até receber o primeiro comando, de modo que nunca parte apagado. O nível recebido é convertido em ciclo de trabalho pela tabela de calibração descrita em 3.4.4. O serviço de decisão emite comando a cada 5 s, e o nó que passa 15 s sem comando assume o nível pleno, conforme o RNF07: três períodos toleram a perda de duas mensagens consecutivas, como numa oscilação breve do enlace, sem deixar o ponto sob comando obsoleto por tempo relevante. Por fim, a configuração de rede e a credencial do dispositivo residem em arquivo próprio do nó, mantido fora do repositório de código.</w:t>
+        </w:r>
+      </w:ins>
     </w:p>
     <w:p>
       <w:pPr>
@@ -10039,7 +10307,63 @@
                 <w:szCs w:val="20"/>
                 <w:lang w:val="pt-BR"/>
               </w:rPr>
-              <w:t>A fita traz resistores de limitação integrados, o que elimina o cálculo e a dissipação do lastro, dispensa base metálica e reduz a montagem a dois condutores. A objeção usual à fita — a de ser fonte extensa — aplica-se ao rolo, não ao segmento: dez centímetros a 1,5 m subtendem menos de quatro graus e comportam-se como fonte pontual para efeito do cálculo. O refletor de 12 V é rejeitado por duas razões independentes: um exemplar de 10 W e 800 lm entregaria cerca de 113 lux a 1,5 m, seis vezes a faixa de trabalho, e sua alimentação em faixa de 12 V a 24 V denuncia reatação interna de corrente constante, de modo que a modulação aplicada à entrada não governa o fluxo de forma previsível. A luminária viária, de dezenas de watts, agrava o primeiro problema. A lâmpada incandescente não representa a tecnologia instalada no município e tem inércia térmica que mascara a dinâmica da decisão</w:t>
+              <w:t xml:space="preserve">A fita traz resistores de limitação integrados, o que elimina o cálculo e a dissipação do lastro, dispensa base metálica e reduz a montagem a dois condutores. A objeção usual à fita — a de ser fonte extensa — aplica-se ao rolo, não ao segmento: </w:t>
+            </w:r>
+            <w:del w:id="20004" w:author="Vitor Oliveira" w:date="2026-09-26T12:00:00Z">
+              <w:r>
+                <w:rPr>
+                  <w:sz w:val="20"/>
+                  <w:szCs w:val="20"/>
+                  <w:lang w:val="pt-BR"/>
+                </w:rPr>
+                <w:delText xml:space="preserve">dez centímetros a 1,5 m subtendem menos de quatro graus</w:delText>
+              </w:r>
+            </w:del>
+            <w:ins w:id="20005" w:author="Vitor Oliveira" w:date="2026-09-26T12:00:00Z">
+              <w:r>
+                <w:rPr>
+                  <w:sz w:val="20"/>
+                  <w:szCs w:val="20"/>
+                  <w:lang w:val="pt-BR"/>
+                </w:rPr>
+                <w:t xml:space="preserve">seis centímetros a 0,44 m subtendem cerca de oito graus, a uma distância superior a sete vezes o comprimento da fonte,</w:t>
+              </w:r>
+            </w:ins>
+            <w:r>
+              <w:rPr>
+                <w:sz w:val="20"/>
+                <w:szCs w:val="20"/>
+                <w:lang w:val="pt-BR"/>
+              </w:rPr>
+              <w:t xml:space="preserve"> e comportam-se como fonte pontual para efeito do cálculo. O refletor de 12 V é rejeitado por duas razões independentes: um exemplar de 10 W e 800 lm </w:t>
+            </w:r>
+            <w:del w:id="20006" w:author="Vitor Oliveira" w:date="2026-09-26T12:00:00Z">
+              <w:r>
+                <w:rPr>
+                  <w:sz w:val="20"/>
+                  <w:szCs w:val="20"/>
+                  <w:lang w:val="pt-BR"/>
+                </w:rPr>
+                <w:delText xml:space="preserve">entregaria cerca de 113 lux a 1,5 m, seis vezes a faixa de trabalho</w:delText>
+              </w:r>
+            </w:del>
+            <w:ins w:id="20007" w:author="Vitor Oliveira" w:date="2026-09-26T12:00:00Z">
+              <w:r>
+                <w:rPr>
+                  <w:sz w:val="20"/>
+                  <w:szCs w:val="20"/>
+                  <w:lang w:val="pt-BR"/>
+                </w:rPr>
+                <w:t xml:space="preserve">entregaria cerca de 1.300 lux a 0,44 m, mais de setenta vezes o teto adotado</w:t>
+              </w:r>
+            </w:ins>
+            <w:r>
+              <w:rPr>
+                <w:sz w:val="20"/>
+                <w:szCs w:val="20"/>
+                <w:lang w:val="pt-BR"/>
+              </w:rPr>
+              <w:t xml:space="preserve">, e sua alimentação em faixa de 12 V a 24 V denuncia reatação interna de corrente constante, de modo que a modulação aplicada à entrada não governa o fluxo de forma previsível. A luminária viária, de dezenas de watts, agrava o primeiro problema. A lâmpada incandescente não representa a tecnologia instalada no município e tem inércia térmica que mascara a dinâmica da decisão</w:t>
             </w:r>
           </w:p>
         </w:tc>
@@ -10284,8 +10608,7 @@
         <w:rPr>
           <w:lang w:val="pt-BR"/>
         </w:rPr>
-        <w:t xml:space="preserve">A segunda é a relação entre o acionamento adotado na bancada e o exigido em contrato. O Caderno de Encargos da concessão paulistana, Anexo III do contrato, especifica drivers que permitam dimerização por controle analógico de 0 a 10 V, e a bancada emprega modulação por largura de pulso. As duas são entradas de dimerização padronizadas de reatores de estado sólido, e a conversão entre elas é um filtro passa-baixas seguido de seguidor de tensão. A diferença é, portanto, de interface elétrica e não de natureza do comando: a camada de decisão emite um nível adimensional, e é o nó que o materializa segundo a interface disponível. Registrar isso </w:t>
-        <w:t>é o que permite afirmar que o mecanismo demonstrado é transponível ao equipamento efetivamente instalado.</w:t>
+        <w:t xml:space="preserve">A segunda é a relação entre o acionamento adotado na bancada e o exigido em contrato. O Caderno de Encargos da concessão paulistana, Anexo III do contrato, especifica drivers que permitam dimerização por controle analógico de 0 a 10 V, e a bancada emprega modulação por largura de pulso. As duas são entradas de dimerização padronizadas de reatores de estado sólido, e a conversão entre elas é um filtro passa-baixas seguido de seguidor de tensão. A diferença é, portanto, de interface elétrica e não de natureza do comando: a camada de decisão emite um nível adimensional, e é o nó que o materializa segundo a interface disponível. Registrar isso é o que permite afirmar que o mecanismo demonstrado é transponível ao equipamento efetivamente instalado.</w:t>
       </w:r>
     </w:p>
     <w:p>
@@ -10370,7 +10693,29 @@
         <w:rPr>
           <w:lang w:val="pt-BR"/>
         </w:rPr>
-        <w:t xml:space="preserve"> o ângulo sólido correspondente ao ângulo de abertura declarado pelo fabricante e h a distância ao plano de medição. Fixada a altura, o comprimento do segmento é a variável de projeto.</w:t>
+        <w:t xml:space="preserve"> o ângulo sólido correspondente ao ângulo de abertura declarado pelo fabricante e h a distância ao plano de medição. </w:t>
+      </w:r>
+      <w:del w:id="20008" w:author="Vitor Oliveira" w:date="2026-09-26T12:00:00Z">
+        <w:r>
+          <w:rPr>
+            <w:lang w:val="pt-BR"/>
+          </w:rPr>
+          <w:delText xml:space="preserve">Fixada a altura</w:delText>
+        </w:r>
+      </w:del>
+      <w:ins w:id="20009" w:author="Vitor Oliveira" w:date="2026-09-26T12:00:00Z">
+        <w:r>
+          <w:rPr>
+            <w:lang w:val="pt-BR"/>
+          </w:rPr>
+          <w:t xml:space="preserve">Fixada a distância</w:t>
+        </w:r>
+      </w:ins>
+      <w:r>
+        <w:rPr>
+          <w:lang w:val="pt-BR"/>
+        </w:rPr>
+        <w:t xml:space="preserve">, o comprimento do segmento é a variável de projeto.</w:t>
       </w:r>
     </w:p>
     <w:p>
@@ -10386,8 +10731,24 @@
         <w:rPr>
           <w:lang w:val="pt-BR"/>
         </w:rPr>
-        <w:t>Aqui se impõe uma cautela. A especificação elétrica dessas fitas é consistente entre fornecedores — sessenta emissores por metro, 14,4 W/m —, mas a fotométrica não: anúncios de produtos nominalmente idênticos declaram fluxos que vão de cerca de 600 a cerca de 1.300 lm por metro, divergência superior ao dobro e incompatível com uma mesma potência. Nenhum desses valores é verificável pelos autores. O comprimento do segmento é, por isso, determinado por medição, e não por catálogo: parte-se de um trecho e ajusta-se o comprimento, em múltiplos do intervalo de seccionamento, até que a leitura a ciclo de trabalho pleno se situe entre uma vez e meia e duas vezes a iluminância média mantida da classe adotada. Para a faixa de fluxo declarada, o segmento resultante situa-se na ordem de poucas dezenas de centímetros.</w:t>
-      </w:r>
+        <w:t xml:space="preserve">Aqui se impõe uma cautela. A especificação elétrica dessas fitas é consistente entre fornecedores — sessenta emissores por metro, 14,4 W/m —, mas a fotométrica não: anúncios de produtos nominalmente idênticos declaram fluxos que vão de cerca de 600 a cerca de 1.300 lm por metro, divergência superior ao dobro e incompatível com uma mesma potência. Nenhum desses valores é verificável pelos autores. O comprimento do segmento é, por isso, determinado por medição, e não por catálogo: parte-se de um trecho e ajusta-se o comprimento, em múltiplos do intervalo de seccionamento, até que a leitura a ciclo de trabalho pleno se situe entre uma vez e meia e duas vezes a iluminância média mantida da classe adotada. </w:t>
+      </w:r>
+      <w:del w:id="20010" w:author="Vitor Oliveira" w:date="2026-09-26T12:00:00Z">
+        <w:r>
+          <w:rPr>
+            <w:lang w:val="pt-BR"/>
+          </w:rPr>
+          <w:delText xml:space="preserve">Para a faixa de fluxo declarada, o segmento resultante situa-se na ordem de poucas dezenas de centímetros.</w:delText>
+        </w:r>
+      </w:del>
+      <w:ins w:id="20011" w:author="Vitor Oliveira" w:date="2026-09-26T12:00:00Z">
+        <w:r>
+          <w:rPr>
+            <w:lang w:val="pt-BR"/>
+          </w:rPr>
+          <w:t xml:space="preserve">Quando o menor segmento admitido pelo seccionamento já excede o critério, interpõe-se um difusor entre o segmento e o plano de medição, e é a atenuação do difusor, e não o comprimento, que se ajusta. Foi o que ocorreu na bancada: três emissores a 0,44 m produziram 42,6 lux sem difusor, mais de quatro vezes o valor da classe; com o difusor, a leitura a ciclo de trabalho pleno ficou em 1,79 vez esse valor.</w:t>
+        </w:r>
+      </w:ins>
     </w:p>
     <w:p>
       <w:pPr>
@@ -10434,7 +10795,29 @@
         <w:rPr>
           <w:lang w:val="pt-BR"/>
         </w:rPr>
-        <w:t>A modulação opera a 5 kHz com resolução de 12 bits, o que fornece 4.096 degraus de ciclo de trabalho. A frequência é suficientemente alta para que o período do sinal seja desprezível diante dos 120 ms de integração do sensor, de modo que a leitura corresponde ao valor médio do fluxo e não a uma amostra da portadora. O Quadro 6 reúne o dimensionamento e sua correspondência com a norma.</w:t>
+        <w:t xml:space="preserve">A modulação opera a 5 kHz com resolução de 12 bits, o que fornece 4.096 degraus de ciclo de trabalho. A frequência é suficientemente alta para que o período do sinal seja desprezível </w:t>
+      </w:r>
+      <w:del w:id="20012" w:author="Vitor Oliveira" w:date="2026-09-26T12:00:00Z">
+        <w:r>
+          <w:rPr>
+            <w:lang w:val="pt-BR"/>
+          </w:rPr>
+          <w:delText xml:space="preserve">diante dos 120 ms de integração do sensor</w:delText>
+        </w:r>
+      </w:del>
+      <w:ins w:id="20013" w:author="Vitor Oliveira" w:date="2026-09-26T12:00:00Z">
+        <w:r>
+          <w:rPr>
+            <w:lang w:val="pt-BR"/>
+          </w:rPr>
+          <w:t xml:space="preserve">diante dos cerca de 440 ms de integração do sensor, com o registrador de tempo de medição no valor máximo</w:t>
+        </w:r>
+      </w:ins>
+      <w:r>
+        <w:rPr>
+          <w:lang w:val="pt-BR"/>
+        </w:rPr>
+        <w:t xml:space="preserve">, de modo que a leitura corresponde ao valor médio do fluxo e não a uma amostra da portadora. O Quadro 6 reúne o dimensionamento e sua correspondência com a norma.</w:t>
       </w:r>
     </w:p>
     <w:p>
@@ -11006,13 +11389,24 @@
             </w:tcMar>
           </w:tcPr>
           <w:p>
-            <w:r>
-              <w:rPr>
-                <w:sz w:val="20"/>
-                <w:szCs w:val="20"/>
-              </w:rPr>
-              <w:t>Aproximadamente 0,017 lux por segundo</w:t>
-            </w:r>
+            <w:del w:id="20014" w:author="Vitor Oliveira" w:date="2026-09-26T12:00:00Z">
+              <w:r>
+                <w:rPr>
+                  <w:sz w:val="20"/>
+                  <w:szCs w:val="20"/>
+                </w:rPr>
+                <w:delText xml:space="preserve">Aproximadamente 0,017 lux por segundo</w:delText>
+              </w:r>
+            </w:del>
+            <w:ins w:id="20015" w:author="Vitor Oliveira" w:date="2026-09-26T12:00:00Z">
+              <w:r>
+                <w:rPr>
+                  <w:sz w:val="20"/>
+                  <w:szCs w:val="20"/>
+                </w:rPr>
+                <w:t xml:space="preserve">Um passo a cada 5 s, com queda máxima de 0,083 lux, ou 0,0083 do fluxo pleno, por passo</w:t>
+              </w:r>
+            </w:ins>
           </w:p>
         </w:tc>
         <w:tc>
@@ -11051,14 +11445,26 @@
                 <w:lang w:val="pt-BR"/>
               </w:rPr>
             </w:pPr>
-            <w:r>
-              <w:rPr>
-                <w:sz w:val="20"/>
-                <w:szCs w:val="20"/>
-                <w:lang w:val="pt-BR"/>
-              </w:rPr>
-              <w:t>Inferior à resolução do sensor, o que torna a rampa contínua para efeito de medição</w:t>
-            </w:r>
+            <w:del w:id="20016" w:author="Vitor Oliveira" w:date="2026-09-26T12:00:00Z">
+              <w:r>
+                <w:rPr>
+                  <w:sz w:val="20"/>
+                  <w:szCs w:val="20"/>
+                  <w:lang w:val="pt-BR"/>
+                </w:rPr>
+                <w:delText xml:space="preserve">Inferior à resolução do sensor, o que torna a rampa contínua para efeito de medição</w:delText>
+              </w:r>
+            </w:del>
+            <w:ins w:id="20017" w:author="Vitor Oliveira" w:date="2026-09-26T12:00:00Z">
+              <w:r>
+                <w:rPr>
+                  <w:sz w:val="20"/>
+                  <w:szCs w:val="20"/>
+                  <w:lang w:val="pt-BR"/>
+                </w:rPr>
+                <w:t xml:space="preserve">Da ordem da resolução do sensor, o que torna a rampa contínua para efeito de medição; o limite de 1 lux por minuto é respeitado por construção</w:t>
+              </w:r>
+            </w:ins>
           </w:p>
         </w:tc>
       </w:tr>
@@ -11146,6 +11552,24 @@
     </w:p>
     <w:p>
       <w:pPr>
+        <w:spacing w:after="120" w:line="360" w:lineRule="auto"/>
+        <w:ind w:firstLine="709"/>
+        <w:jc w:val="both"/>
+        <w:rPr>
+          <w:ins w:id="20462" w:author="Vitor Oliveira" w:date="2026-09-26T12:00:00Z"/>
+        </w:rPr>
+      </w:pPr>
+      <w:ins w:id="20463" w:author="Vitor Oliveira" w:date="2026-09-26T12:00:00Z">
+        <w:r>
+          <w:rPr>
+            <w:lang w:val="pt-BR"/>
+          </w:rPr>
+          <w:t xml:space="preserve">Antes de cada sessão, a bancada é mantida a ciclo de trabalho pleno até estabilizar, considerada estável quando a média de um minuto difere menos de 0,1 % da do minuto anterior. No ensaio realizado, a média subiu 0,34 % nos primeiros minutos e estabilizou em cerca de três minutos com a bancada fria, e em cerca de trinta segundos com ela já aquecida. Após cada troca de ciclo de trabalho, as duas primeiras leituras do sensor são descartadas, por provirem de integração iniciada antes da troca.</w:t>
+        </w:r>
+      </w:ins>
+    </w:p>
+    <w:p>
+      <w:pPr>
         <w:pStyle w:val="Heading3"/>
         <w:spacing w:before="320" w:after="200" w:line="360" w:lineRule="auto"/>
         <w:rPr>
@@ -11190,8 +11614,7 @@
         <w:rPr>
           <w:lang w:val="pt-BR"/>
         </w:rPr>
-        <w:t xml:space="preserve">Ela não afeta a verificação do invariante de segurança. Essa verificação incide sobre o nível decidido pelo sistema, em lux, antes da emissão do comando, e confronta-o com os limites da norma. É uma verificação em software, de critério integralmente externo, reproduzível por qualquer pessoa que disponha do texto </w:t>
-        <w:t>normativo e dos registros de decisão. Nenhuma parcela dela depende do instrumento instalado na bancada.</w:t>
+        <w:t xml:space="preserve">Ela não afeta a verificação do invariante de segurança. Essa verificação incide sobre o nível decidido pelo sistema, em lux, antes da emissão do comando, e confronta-o com os limites da norma. É uma verificação em software, de critério integralmente externo, reproduzível por qualquer pessoa que disponha do texto normativo e dos registros de decisão. Nenhuma parcela dela depende do instrumento instalado na bancada.</w:t>
       </w:r>
     </w:p>
     <w:p>
@@ -11248,15 +11671,17 @@
         <w:ind w:firstLine="709"/>
         <w:jc w:val="both"/>
         <w:rPr>
-          <w:lang w:val="pt-BR"/>
-        </w:rPr>
-      </w:pPr>
-      <w:r>
-        <w:rPr>
-          <w:lang w:val="pt-BR"/>
-        </w:rPr>
-        <w:t>O trabalho não afirma exatidão metrológica em iluminância, e o texto registra essa restrição entre as limitações. Afirma repetibilidade, monotonicidade e consistência interna da escala, que são as propriedades de que seus resultados dependem. A verificação cruzada contra instrumento de referência calibrado, ou contra segunda cadeia de medição de arquitetura distinta, figura entre as recomendações de 7.1. A distinção entre o que o arranjo estabelece e o que ele não estabelece é, ela própria, parte do que se pretende demonstrar.</w:t>
-      </w:r>
+          <w:ins w:id="20460" w:author="Vitor Oliveira" w:date="2026-09-26T12:00:00Z"/>
+        </w:rPr>
+      </w:pPr>
+      <w:ins w:id="20461" w:author="Vitor Oliveira" w:date="2026-09-26T12:00:00Z">
+        <w:r>
+          <w:rPr>
+            <w:lang w:val="pt-BR"/>
+          </w:rPr>
+          <w:t xml:space="preserve">O procedimento de calibração estabelece essas propriedades em uma única sessão. Medida a residual, o ciclo de trabalho é varrido em 33 degraus, em três séries independentes, e cada ponto é a média de três leituras. Os ciclos de trabalho correspondentes a 10 lux e a 5 lux são então localizados por bisseção sobre o próprio hardware — cada passo da busca é uma medição, e nenhum valor decorre de conta sobre o teto — e cada um é repetido três vezes, com apagamento entre as repetições. A tabela que converte nível em ciclo de trabalho, gravada no banco e no firmware do nó, contém apenas pontos medidos, com o fluxo pleno e o piso exatamente nos ciclos localizados; entre pontos medidos, o nó interpola linearmente. Na sessão adotada, 10 lux correspondem a 57,4 % do ciclo de trabalho e 5 lux a 29,7 %, e a maior dispersão entre séries na faixa de operação foi de 0,74 %. Em ensaio de estabilidade de dez minutos a ciclo pleno, o desvio-padrão das leituras foi de 0,2 %, no limite da resolução do sensor.</w:t>
+        </w:r>
+      </w:ins>
     </w:p>
     <w:p>
       <w:pPr>
@@ -11271,6 +11696,22 @@
         <w:rPr>
           <w:lang w:val="pt-BR"/>
         </w:rPr>
+        <w:t>O trabalho não afirma exatidão metrológica em iluminância, e o texto registra essa restrição entre as limitações. Afirma repetibilidade, monotonicidade e consistência interna da escala, que são as propriedades de que seus resultados dependem. A verificação cruzada contra instrumento de referência calibrado, ou contra segunda cadeia de medição de arquitetura distinta, figura entre as recomendações de 7.1. A distinção entre o que o arranjo estabelece e o que ele não estabelece é, ela própria, parte do que se pretende demonstrar.</w:t>
+      </w:r>
+    </w:p>
+    <w:p>
+      <w:pPr>
+        <w:spacing w:after="120" w:line="360" w:lineRule="auto"/>
+        <w:ind w:firstLine="709"/>
+        <w:jc w:val="both"/>
+        <w:rPr>
+          <w:lang w:val="pt-BR"/>
+        </w:rPr>
+      </w:pPr>
+      <w:r>
+        <w:rPr>
+          <w:lang w:val="pt-BR"/>
+        </w:rPr>
         <w:t>A escolha por um único nó é deliberada e declarada. O objeto do trabalho é a camada de decisão, não o dispositivo; multiplicar nós acrescentaria custo e tempo sem acrescentar resultado. O controle coordenado de múltiplas luminárias é registrado entre as limitações e entre as recomendações de 7.1.</w:t>
       </w:r>
     </w:p>
@@ -11336,7 +11777,29 @@
         <w:rPr>
           <w:lang w:val="pt-BR"/>
         </w:rPr>
-        <w:t>A tolerância não é arbitrada: é fixada acima da dispersão apurada no ensaio de repetibilidade de 3.4.4, de modo que o alerta não seja disparado pelo próprio instrumento. Vale aqui a propriedade estabelecida naquela subseção — o diagnóstico opera sobre razão entre iluminâncias, e um erro sistemático de escala cancela-se na razão —, o que torna a função exequível com a cadeia de medição disponível, apesar da exatidão absoluta declarada pelo fabricante do sensor.</w:t>
+        <w:t xml:space="preserve">A tolerância não é arbitrada: é fixada acima da dispersão apurada no ensaio de repetibilidade de 3.4.4, </w:t>
+      </w:r>
+      <w:del w:id="20018" w:author="Vitor Oliveira" w:date="2026-09-26T12:00:00Z">
+        <w:r>
+          <w:rPr>
+            <w:lang w:val="pt-BR"/>
+          </w:rPr>
+          <w:delText xml:space="preserve">de modo que o alerta não seja disparado pelo próprio instrumento.</w:delText>
+        </w:r>
+      </w:del>
+      <w:ins w:id="20019" w:author="Vitor Oliveira" w:date="2026-09-26T12:00:00Z">
+        <w:r>
+          <w:rPr>
+            <w:lang w:val="pt-BR"/>
+          </w:rPr>
+          <w:t xml:space="preserve">e nunca abaixo da resolução do instrumento no menor nível operado, de modo que o alerta não seja disparado pelo próprio instrumento. Adota-se o maior valor entre três vezes a maior dispersão relativa entre séries, apurada na sessão de calibração mais recente e restrita à faixa de operação, e um degrau e meio do sensor dividido pela iluminância do piso — 3,4 % na sessão adotada.</w:t>
+        </w:r>
+      </w:ins>
+      <w:r>
+        <w:rPr>
+          <w:lang w:val="pt-BR"/>
+        </w:rPr>
+        <w:t xml:space="preserve"> Vale aqui a propriedade estabelecida naquela subseção — o diagnóstico opera sobre razão entre iluminâncias, e um erro sistemático de escala cancela-se na razão —, o que torna a função exequível com a cadeia de medição disponível, apesar da exatidão absoluta declarada pelo fabricante do sensor.</w:t>
       </w:r>
     </w:p>
     <w:p>
@@ -11345,15 +11808,32 @@
         <w:ind w:firstLine="709"/>
         <w:jc w:val="both"/>
         <w:rPr>
-          <w:lang w:val="pt-BR"/>
-        </w:rPr>
-      </w:pPr>
-      <w:r>
-        <w:rPr>
-          <w:lang w:val="pt-BR"/>
-        </w:rPr>
-        <w:t xml:space="preserve">Uma quarta função é identificada e expressamente não demonstrada. A queda progressiva da iluminância entregue a comando constante caracteriza depreciação do fluxo luminoso, grandeza que a ABNT NBR 5101 trata sob o termo fator de manutenção sem lhe fixar valor numérico. Um ponto de luz que mede o que entrega poderia estimá-lo empiricamente, em lugar de adotá-lo por tabela — possibilidade que </w:t>
-        <w:t>a arquitetura habilita e que o prazo deste trabalho não permite verificar, por se tratar de fenômeno de milhares de horas de operação. Fica registrada entre as recomendações de 7.1.</w:t>
+          <w:ins w:id="20458" w:author="Vitor Oliveira" w:date="2026-09-26T12:00:00Z"/>
+        </w:rPr>
+      </w:pPr>
+      <w:ins w:id="20459" w:author="Vitor Oliveira" w:date="2026-09-26T12:00:00Z">
+        <w:r>
+          <w:rPr>
+            <w:lang w:val="pt-BR"/>
+          </w:rPr>
+          <w:t xml:space="preserve">Os dois alertas têm limiares distintos porque os fenômenos são distintos. A falha total é condição inequívoca, e o alerta é aberto após três ciclos consecutivos, cerca de quinze segundos. A perda de controle é gradual — sujeira, depreciação, deslocamento —, não exige ação em segundos, e o alerta só é aberto após doze ciclos, um minuto, o que praticamente elimina o alarme falso. Em ambos os casos o alerta é registro: não altera o nível de iluminação, função que cabe exclusivamente ao failsafe do nó.</w:t>
+        </w:r>
+      </w:ins>
+    </w:p>
+    <w:p>
+      <w:pPr>
+        <w:spacing w:after="120" w:line="360" w:lineRule="auto"/>
+        <w:ind w:firstLine="709"/>
+        <w:jc w:val="both"/>
+        <w:rPr>
+          <w:lang w:val="pt-BR"/>
+        </w:rPr>
+      </w:pPr>
+      <w:r>
+        <w:rPr>
+          <w:lang w:val="pt-BR"/>
+        </w:rPr>
+        <w:t xml:space="preserve">Uma quarta função é identificada e expressamente não demonstrada. A queda progressiva da iluminância entregue a comando constante caracteriza depreciação do fluxo luminoso, grandeza que a ABNT NBR 5101 trata sob o termo fator de manutenção sem lhe fixar valor numérico. Um ponto de luz que mede o que entrega poderia estimá-lo empiricamente, em lugar de adotá-lo por tabela — possibilidade que a arquitetura habilita e que o prazo deste trabalho não permite verificar, por se tratar de fenômeno de milhares de horas de operação. Fica registrada entre as recomendações de 7.1.</w:t>
       </w:r>
     </w:p>
     <w:p>
@@ -11515,6 +11995,24 @@
     </w:p>
     <w:p>
       <w:pPr>
+        <w:spacing w:after="120" w:line="360" w:lineRule="auto"/>
+        <w:ind w:firstLine="709"/>
+        <w:jc w:val="both"/>
+        <w:rPr>
+          <w:ins w:id="20456" w:author="Vitor Oliveira" w:date="2026-09-26T12:00:00Z"/>
+        </w:rPr>
+      </w:pPr>
+      <w:ins w:id="20457" w:author="Vitor Oliveira" w:date="2026-09-26T12:00:00Z">
+        <w:r>
+          <w:rPr>
+            <w:lang w:val="pt-BR"/>
+          </w:rPr>
+          <w:t xml:space="preserve">Completam a suíte cenários adversariais, construídos para induzir a violação — movimentação alternando entre vazio e cheio a cada minuto, movimentação nula declarada e interrupção da publicação pela plataforma —, e um cenário de ruído na fronteira, em que a movimentação oscila em torno do tercil inferior. Este último foi acrescentado depois da primeira comparação entre a inferência nebulosa e uma tabela em degraus, descrita em 3.9, para exercitar a região em que as duas diferem, que nenhum cenário anterior alcançava. O envelope esperado de cada cenário foi fixado antes de sua execução.</w:t>
+        </w:r>
+      </w:ins>
+    </w:p>
+    <w:p>
+      <w:pPr>
         <w:pStyle w:val="Heading2"/>
         <w:spacing w:before="360" w:after="240" w:line="360" w:lineRule="auto"/>
         <w:rPr>
@@ -11575,8 +12073,29 @@
         <w:rPr>
           <w:lang w:val="pt-BR"/>
         </w:rPr>
-        <w:t xml:space="preserve">A substituição da série é declarada e delimitada. Os valores absolutos de contagem de Melbourne não são transponíveis a uma via paulistana, e o trabalho não os transpõe: as grandezas que alimentam a inferência são normalizadas em relação à distribuição do próprio ponto de medição, de modo que o que se transfere é a estrutura — a forma do ciclo diário e semanal e a dependência temporal entre janelas </w:t>
-        <w:t>—, e não o patamar. A especificação de interface produzida como resultado define o formato em que a série municipal precisaria ser publicada para que o modelo fosse retreinado sobre dados locais, o que converte a limitação em requisito documentado.</w:t>
+        <w:t xml:space="preserve">A substituição da série é declarada e delimitada. Os valores absolutos de contagem de Melbourne não são transponíveis a uma via paulistana, e o trabalho não os transpõe: as grandezas que alimentam a inferência são normalizadas em relação à </w:t>
+      </w:r>
+      <w:del w:id="20020" w:author="Vitor Oliveira" w:date="2026-09-26T12:00:00Z">
+        <w:r>
+          <w:rPr>
+            <w:lang w:val="pt-BR"/>
+          </w:rPr>
+          <w:delText xml:space="preserve">distribuição do próprio ponto de medição, de modo que</w:delText>
+        </w:r>
+      </w:del>
+      <w:ins w:id="20021" w:author="Vitor Oliveira" w:date="2026-09-26T12:00:00Z">
+        <w:r>
+          <w:rPr>
+            <w:lang w:val="pt-BR"/>
+          </w:rPr>
+          <w:t xml:space="preserve">distribuição do próprio ponto de medição — divididas pelo percentil 99 da contagem do ponto, e não pelo máximo, que corresponde a evento isolado e achataria o restante da distribuição —, de modo que</w:t>
+        </w:r>
+      </w:ins>
+      <w:r>
+        <w:rPr>
+          <w:lang w:val="pt-BR"/>
+        </w:rPr>
+        <w:t xml:space="preserve"> o que se transfere é a estrutura — a forma do ciclo diário e semanal e a dependência temporal entre janelas —, e não o patamar. A especificação de interface produzida como resultado define o formato em que a série municipal precisaria ser publicada para que o modelo fosse retreinado sobre dados locais, o que converte a limitação em requisito documentado.</w:t>
       </w:r>
     </w:p>
     <w:p>
@@ -11594,6 +12113,24 @@
         </w:rPr>
         <w:t>O protocolo de avaliação é o usual para séries temporais e evita vazamento de informação: a partição entre treino e teste é cronológica, com o período final reservado ao teste, e o desempenho é reportado em erro absoluto médio e em raiz do erro quadrático médio. O modelo é confrontado com duas referências ingênuas — a persistência, que projeta o valor corrente, e a média sazonal, que projeta a média histórica daquela hora naquele dia da semana. A comparação é o que separa aprendizado de ornamento: caso o modelo treinado não supere as referências, o resultado é reportado como tal, e a conclusão é que um perfil horário fixo bastaria ao caso — achado igualmente informativo para a especificação da interface.</w:t>
       </w:r>
+    </w:p>
+    <w:p>
+      <w:pPr>
+        <w:spacing w:after="120" w:line="360" w:lineRule="auto"/>
+        <w:ind w:firstLine="709"/>
+        <w:jc w:val="both"/>
+        <w:rPr>
+          <w:ins w:id="20454" w:author="Vitor Oliveira" w:date="2026-09-26T12:00:00Z"/>
+        </w:rPr>
+      </w:pPr>
+      <w:ins w:id="20455" w:author="Vitor Oliveira" w:date="2026-09-26T12:00:00Z">
+        <w:r>
+          <w:rPr>
+            <w:lang w:val="pt-BR"/>
+          </w:rPr>
+          <w:t xml:space="preserve">Da extração de 23 de setembro de 2026 foram retidos os 49 sensores com cobertura igual ou superior a 98 % no período. Os atributos do modelo são as contagens de uma, duas, três, vinte e quatro e cento e sessenta e oito horas antes, as médias das três e das vinte e quatro horas anteriores, a hora do dia, o dia da semana, o fim de semana e o feriado. No treino, os feriados são os de Victoria, onde a série é medida; em operação, os nacionais brasileiros — é o atributo que muda de calendário com a cidade, e não o modelo. Sem histórico suficiente para os atributos de atraso, o serviço recorre à persistência em vez de extrapolar sobre a lacuna.</w:t>
+        </w:r>
+      </w:ins>
     </w:p>
     <w:p>
       <w:pPr>
@@ -11810,8 +12347,28 @@
                 <w:szCs w:val="20"/>
                 <w:lang w:val="pt-BR"/>
               </w:rPr>
-              <w:t>É a variável que a norma indica como determinante do tempo de funcionamento da iluminação adaptativa, na subseção 6.10.3</w:t>
-            </w:r>
+              <w:t xml:space="preserve">É a variável que a norma indica como determinante do tempo de funcionamento da iluminação adaptativa, </w:t>
+            </w:r>
+            <w:del w:id="20022" w:author="Vitor Oliveira" w:date="2026-09-26T12:00:00Z">
+              <w:r>
+                <w:rPr>
+                  <w:sz w:val="20"/>
+                  <w:szCs w:val="20"/>
+                  <w:lang w:val="pt-BR"/>
+                </w:rPr>
+                <w:delText xml:space="preserve">na subseção 6.10.3</w:delText>
+              </w:r>
+            </w:del>
+            <w:ins w:id="20023" w:author="Vitor Oliveira" w:date="2026-09-26T12:00:00Z">
+              <w:r>
+                <w:rPr>
+                  <w:sz w:val="20"/>
+                  <w:szCs w:val="20"/>
+                  <w:lang w:val="pt-BR"/>
+                </w:rPr>
+                <w:t xml:space="preserve">na subseção 6.10.3. No cenário adotado, de classe P, corresponde à atividade de pedestres, obtida da contagem e da detecção de densidade de pessoas já exigidas da plataforma municipal (2.3); em vias de classe M, a mesma variável seria alimentada pelo fluxo de veículos</w:t>
+              </w:r>
+            </w:ins>
           </w:p>
         </w:tc>
       </w:tr>
@@ -12029,8 +12586,7 @@
                   <w:szCs w:val="20"/>
                   <w:lang w:val="pt-BR"/>
                 </w:rPr>
-                <w:delText xml:space="preserve">A subseção 6.10 da norma desaconselha a dimerização sob nevoeiro, neblina e chuva, o que </w:delText>
-                <w:delText>converte esta variável em restrição e não apenas em entrada</w:delText>
+                <w:delText xml:space="preserve">A subseção 6.10 da norma desaconselha a dimerização sob nevoeiro, neblina e chuva, o que converte esta variável em restrição e não apenas em entrada</w:delText>
               </w:r>
             </w:del>
           </w:p>
@@ -12214,7 +12770,43 @@
         <w:rPr>
           <w:lang w:val="pt-BR"/>
         </w:rPr>
-        <w:t>Definidas as variáveis, restam as partições — os conjuntos linguísticos em que o universo de discurso de cada variável contínua é dividido. As variáveis de movimentação, a observada e a prevista, são particionadas em baixa, média e alta, e as fronteiras entre esses conjuntos são fixadas nos tercis da distribuição observada na série adotada, normalizada por ponto de medição. O critério não é arbitrado pelos autores: é valor derivado do dado, reproduzível por qualquer leitor que aplique o mesmo procedimento à mesma série. É também coerente com a normalização declarada em 3.6 — calculados por ponto de medição, os tercis acompanham o patamar local de circulação, e o que se transfere da série de Melbourne continua sendo a estrutura da distribuição, e não o valor absoluto de contagem. As demais variáveis não demandam esse tratamento: ocorrência reportada e condição meteorológica são categóricas, a faixa horária é fixada pelo relógio e a classe de iluminação é atributo do ponto de luz.</w:t>
+        <w:t xml:space="preserve">Definidas as variáveis, restam as partições — os conjuntos linguísticos em que o universo de discurso de cada variável contínua é dividido. As variáveis de movimentação, a observada e a prevista, são particionadas em baixa, média e alta, e as fronteiras entre esses conjuntos são fixadas nos tercis da distribuição observada na série adotada, normalizada por ponto de medição.</w:t>
+      </w:r>
+      <w:ins w:id="20026" w:author="Vitor Oliveira" w:date="2026-09-26T12:00:00Z">
+        <w:r>
+          <w:rPr>
+            <w:lang w:val="pt-BR"/>
+          </w:rPr>
+          <w:t xml:space="preserve"> Na série adotada, as fronteiras resultam em 0,104 e 0,405 do nível normalizado, valores assimétricos que refletem a predominância de horas de baixa circulação.</w:t>
+        </w:r>
+      </w:ins>
+      <w:r>
+        <w:rPr>
+          <w:lang w:val="pt-BR"/>
+        </w:rPr>
+        <w:t xml:space="preserve"> O critério não é arbitrado pelos autores: é valor derivado do dado, reproduzível por qualquer leitor que aplique o mesmo procedimento à mesma série. É também coerente com a normalização declarada em 3.6 — calculados por ponto de medição, os tercis acompanham o patamar local de circulação, e o que se transfere da série de Melbourne continua sendo a estrutura da distribuição, e não o valor absoluto de contagem. As demais variáveis não demandam esse tratamento: </w:t>
+      </w:r>
+      <w:del w:id="20024" w:author="Vitor Oliveira" w:date="2026-09-26T12:00:00Z">
+        <w:r>
+          <w:rPr>
+            <w:lang w:val="pt-BR"/>
+          </w:rPr>
+          <w:delText xml:space="preserve">ocorrência reportada e condição meteorológica são categóricas</w:delText>
+        </w:r>
+      </w:del>
+      <w:ins w:id="20025" w:author="Vitor Oliveira" w:date="2026-09-26T12:00:00Z">
+        <w:r>
+          <w:rPr>
+            <w:lang w:val="pt-BR"/>
+          </w:rPr>
+          <w:t xml:space="preserve">ocorrência reportada é categórica</w:t>
+        </w:r>
+      </w:ins>
+      <w:r>
+        <w:rPr>
+          <w:lang w:val="pt-BR"/>
+        </w:rPr>
+        <w:t xml:space="preserve">, a faixa horária é fixada pelo relógio e a classe de iluminação é atributo do ponto de luz.</w:t>
       </w:r>
     </w:p>
     <w:p>
@@ -12246,8 +12838,16 @@
         <w:rPr>
           <w:lang w:val="pt-BR"/>
         </w:rPr>
-        <w:t>A saída é o nível de fluxo luminoso pretendido, expresso como fração contínua do fluxo pleno. A saída contínua, e não a seleção entre estados discretos, decorre de exigência normativa: a taxa de decréscimo do fluxo é limitada, de modo que transições abruptas entre patamares seriam inadmissíveis.</w:t>
-      </w:r>
+        <w:t xml:space="preserve">A saída é o nível de fluxo luminoso pretendido, expresso como fração contínua do fluxo pleno. A saída contínua, e não a seleção entre estados discretos, decorre de exigência normativa: a taxa de decréscimo do fluxo é limitada, de modo que transições abruptas entre patamares seriam inadmissíveis.</w:t>
+      </w:r>
+      <w:ins w:id="20027" w:author="Vitor Oliveira" w:date="2026-09-26T12:00:00Z">
+        <w:r>
+          <w:rPr>
+            <w:lang w:val="pt-BR"/>
+          </w:rPr>
+          <w:t xml:space="preserve"> O universo de saída vai de zero ao fluxo pleno, e a inferência não conhece o piso da classe: o piso é imposto exclusivamente pela camada de verificação, o que mantém a camada adaptativa independente da norma e torna contável, no registro, cada correção que a verificação impõe.</w:t>
+        </w:r>
+      </w:ins>
     </w:p>
     <w:p>
       <w:pPr>
@@ -12264,6 +12864,60 @@
         </w:rPr>
         <w:t>A base de regras é construída em forma linguística e tem duas origens declaradas: as prescrições da ABNT NBR 5101 quanto aos casos em que a atenuação é vedada ou limitada, e o conhecimento de domínio documentado na literatura revisada. Nenhuma regra deriva de decisões rotuladas pelos próprios autores, o que preserva a base externa e auditável.</w:t>
       </w:r>
+    </w:p>
+    <w:p>
+      <w:pPr>
+        <w:spacing w:after="120" w:line="360" w:lineRule="auto"/>
+        <w:ind w:firstLine="709"/>
+        <w:jc w:val="both"/>
+        <w:rPr>
+          <w:ins w:id="20448" w:author="Vitor Oliveira" w:date="2026-09-26T12:00:00Z"/>
+        </w:rPr>
+      </w:pPr>
+      <w:ins w:id="20449" w:author="Vitor Oliveira" w:date="2026-09-26T12:00:00Z">
+        <w:r>
+          <w:rPr>
+            <w:lang w:val="pt-BR"/>
+          </w:rPr>
+          <w:t xml:space="preserve">O método é o de Mamdani na forma usual: conjunção e implicação pelo mínimo, agregação pelo máximo e defuzificação pelo centroide (MAMDANI; ASSILIAN, 1975). A base vigente tem oito regras. As que elevam o nível tratam da ocorrência reportada e da movimentação, observada ou prevista, alta ou média; as que atenuam abaixo do pleno são todas condicionadas à ausência de ocorrência, de modo que a evidência de risco não seja diluída na agregação por uma regra de redução ativa ao mesmo tempo — restrição deliberada de interpretabilidade, na linha de Pickering, Cohen e De Baets (2026). A faixa horária é medida em horas desde as 18 h e dividida em início da noite, madrugada e pré-amanhecer. Se nenhuma regra for ativada, o nível pretendido é o pleno; a varredura do espaço de entrada mostra que isso não ocorre com a base vigente. Qualquer alteração da base gera nova versão, identificada pelo conteúdo do arquivo, e cada decisão registra a versão que a produziu.</w:t>
+        </w:r>
+      </w:ins>
+    </w:p>
+    <w:p>
+      <w:pPr>
+        <w:spacing w:after="120" w:line="360" w:lineRule="auto"/>
+        <w:ind w:firstLine="709"/>
+        <w:jc w:val="both"/>
+        <w:rPr>
+          <w:ins w:id="20450" w:author="Vitor Oliveira" w:date="2026-09-26T12:00:00Z"/>
+        </w:rPr>
+      </w:pPr>
+      <w:ins w:id="20451" w:author="Vitor Oliveira" w:date="2026-09-26T12:00:00Z">
+        <w:r>
+          <w:rPr>
+            <w:lang w:val="pt-BR"/>
+          </w:rPr>
+          <w:t xml:space="preserve">A multiplicidade que justifica a inferência nebulosa é de variáveis, e não de classes: mesmo numa única classe, o sistema compõe movimentação observada, prevista e faixa horária, e trata a ocorrência reportada como condição que suspende a atenuação. A classe é parâmetro da camada de verificação. A extensão para vias de classe M, ou para pontos de luz que atendem pista e calçada, acrescenta uma segunda medida de demanda — o caso em que a composição de evidências parciais se torna ainda mais necessária — sem alterar o método.</w:t>
+        </w:r>
+      </w:ins>
+    </w:p>
+    <w:p>
+      <w:pPr>
+        <w:spacing w:after="120" w:line="360" w:lineRule="auto"/>
+        <w:ind w:firstLine="709"/>
+        <w:jc w:val="both"/>
+        <w:rPr>
+          <w:ins w:id="20452" w:author="Vitor Oliveira" w:date="2026-09-26T12:00:00Z"/>
+        </w:rPr>
+      </w:pPr>
+      <w:ins w:id="20453" w:author="Vitor Oliveira" w:date="2026-09-26T12:00:00Z">
+        <w:r>
+          <w:rPr>
+            <w:lang w:val="pt-BR"/>
+          </w:rPr>
+          <w:t xml:space="preserve">A escolha foi confrontada com a alternativa mais simples: a mesma base, com os mesmos tercis, operando como tabela em degraus, sem pertinência parcial. Na maior parte da suíte de cenários as duas empatam em segurança, aderência ao envelope e energia, porque as descidas bruscas da tabela são suavizadas pela camada de verificação. A diferença aparece quando a movimentação oscila em torno de uma fronteira: a tabela alterna entre degraus, e a inferência nebulosa permanece estável. A diferença é real, mas de pequena amplitude, e o trabalho não fundamenta a escolha em desempenho medido; fundamenta-a na legibilidade da base e na resposta gradual junto às fronteiras, com os números reportados no Capítulo 5.</w:t>
+        </w:r>
+      </w:ins>
     </w:p>
     <w:p>
       <w:pPr>
@@ -12340,8 +12994,34 @@
         <w:rPr>
           <w:lang w:val="pt-BR"/>
         </w:rPr>
-        <w:t>Taxa de variação: a transição entre o nível corrente e o nível decidido é rampeada de modo a não exceder a taxa máxima de decréscimo estabelecida pela norma. O restabelecimento do fluxo não está sujeito a essa limitação, o que é coerente com a função de segurança da iluminação.</w:t>
-      </w:r>
+        <w:t xml:space="preserve">Taxa de variação: a transição entre o nível corrente e o nível decidido é rampeada de modo a não exceder a taxa máxima de decréscimo estabelecida pela norma. O restabelecimento do fluxo não está sujeito a essa limitação, o que é coerente com a função de segurança da iluminação.</w:t>
+      </w:r>
+      <w:ins w:id="20028" w:author="Vitor Oliveira" w:date="2026-09-26T12:00:00Z">
+        <w:r>
+          <w:rPr>
+            <w:lang w:val="pt-BR"/>
+          </w:rPr>
+          <w:t xml:space="preserve"> O ciclo de decisão emite um passo a cada 5 s, com queda máxima de 0,0083 do fluxo pleno por passo, o que respeita por construção o limite de um décimo por minuto. O nível corrente considerado é o da última decisão anterior ao instante atual e, se o nó esteve em failsafe, o pleno, que é o nível em que ele efetivamente se encontra.</w:t>
+        </w:r>
+      </w:ins>
+    </w:p>
+    <w:p>
+      <w:pPr>
+        <w:spacing w:after="240" w:line="360" w:lineRule="auto"/>
+        <w:ind w:firstLine="709"/>
+        <w:jc w:val="both"/>
+        <w:rPr>
+          <w:ins w:id="20446" w:author="Vitor Oliveira" w:date="2026-09-26T12:00:00Z"/>
+        </w:rPr>
+      </w:pPr>
+      <w:ins w:id="20447" w:author="Vitor Oliveira" w:date="2026-09-26T12:00:00Z">
+        <w:r>
+          <w:rPr>
+            <w:lang w:val="pt-BR"/>
+          </w:rPr>
+          <w:t xml:space="preserve">Piso e taxa são ambos limites inferiores, e o nível emitido é o maior entre o pretendido, o piso e o limite de taxa — a única composição que satisfaz os dois ao mesmo tempo. Registra-se como restrição aplicada o limite que determinou o valor, piso ou taxa, ou nenhuma, quando não houve correção; em empate, registra-se o piso, limite normativo absoluto. A camada é, por construção, não decrescente em relação ao nível pretendido — nunca devolve nível menor que o pedido pela inferência —, e essa propriedade é conferida a cada decisão, e não apenas afirmada. O nível é representado com três casas decimais, do serviço ao banco, e os arredondamentos são sempre no sentido seguro: o piso para cima e a queda admitida para baixo. A taxa, prescrita pela norma de forma geral e não por classe, é gravada como atributo de cada classe, conforme o Quadro 15.</w:t>
+        </w:r>
+      </w:ins>
     </w:p>
     <w:p>
       <w:pPr>
@@ -12403,6 +13083,24 @@
         </w:rPr>
         <w:t xml:space="preserve">, que não decorre da norma e cuja autoria é declarada: em caso de falha de comunicação ou ausência prolongada de dado, o nó reverte autonomamente ao fluxo pleno. A norma fixa a taxa máxima de variação, mas não estabelece requisito de comportamento diante de falha do controle. A reversão segura é decisão de projeto dos autores: entre os dois modos de erro possíveis, o consumo desnecessário é recuperável e a supressão da iluminação em via ocupada não é.</w:t>
       </w:r>
+    </w:p>
+    <w:p>
+      <w:pPr>
+        <w:spacing w:after="120" w:line="360" w:lineRule="auto"/>
+        <w:ind w:firstLine="709"/>
+        <w:jc w:val="both"/>
+        <w:rPr>
+          <w:ins w:id="20444" w:author="Vitor Oliveira" w:date="2026-09-26T12:00:00Z"/>
+        </w:rPr>
+      </w:pPr>
+      <w:ins w:id="20445" w:author="Vitor Oliveira" w:date="2026-09-26T12:00:00Z">
+        <w:r>
+          <w:rPr>
+            <w:lang w:val="pt-BR"/>
+          </w:rPr>
+          <w:t xml:space="preserve">A mesma lógica é estendida ao serviço. A movimentação publicada vale por quinze minutos; vencida sem renovação, o serviço decide o nível pleno e continua a publicar, de modo que a ausência de dado fica registrada como decisão, e não desaparece da auditoria. A ocorrência reportada vale até que a interface publique o seu encerramento: na dúvida, a condição de risco permanece. Falta de informação nunca produz atenuação.</w:t>
+        </w:r>
+      </w:ins>
     </w:p>
     <w:p>
       <w:pPr>
@@ -13055,7 +13753,21 @@
         <w:rPr>
           <w:lang w:val="pt-BR"/>
         </w:rPr>
-        <w:t xml:space="preserve"> normativos foi transgredido. A avaliação é exaustiva e o critério é categórico: nenhuma violação é admitida. Incluem-se cenários adversariais, construídos para induzir a inferência a produzir decisão inadmissível, de modo que a verificação seja submetida a esforço e não apenas exercitada. </w:t>
+        <w:t xml:space="preserve"> normativos foi transgredido. A avaliação é exaustiva e o critério é categórico: nenhuma violação é admitida. Incluem-se cenários adversariais, construídos para induzir a inferência a produzir decisão inadmissível, de modo que a verificação seja submetida a esforço e não apenas exercitada.</w:t>
+      </w:r>
+      <w:ins w:id="20029" w:author="Vitor Oliveira" w:date="2026-09-26T12:00:00Z">
+        <w:r>
+          <w:rPr>
+            <w:lang w:val="pt-BR"/>
+          </w:rPr>
+          <w:t xml:space="preserve"> Os cenários correm em relógio virtual, com passo igual ao período do ciclo, o que torna a suíte repetível e rápida sem alterar a rampa, que continua limitada a um décimo por minuto; cada execução enxerga apenas os eventos que ela própria publicou.</w:t>
+        </w:r>
+      </w:ins>
+      <w:r>
+        <w:rPr>
+          <w:lang w:val="pt-BR"/>
+        </w:rPr>
+        <w:t xml:space="preserve"> </w:t>
       </w:r>
       <w:r>
         <w:t>Produz o objetivo específico d).</w:t>
@@ -13075,7 +13787,21 @@
         <w:rPr>
           <w:lang w:val="pt-BR"/>
         </w:rPr>
-        <w:t xml:space="preserve">Etapa 5 — Medição do percurso físico e verificação do diagnóstico. Para um conjunto de transições de nível, mede-se a latência entre a publicação do dado na interface e a estabilização da iluminância no valor correspondente, reportada como distribuição sobre repetições independentes, com o número de repetições explicitado. Na mesma bancada verificam-se as funções de diagnóstico descritas em 3.4.5, com a falha do ponto de luz induzida deliberadamente e a divergência entre o nível comandado e o entregue apurada ao longo dos cenários. </w:t>
+        <w:t xml:space="preserve">Etapa 5 — Medição do percurso físico e verificação do diagnóstico. Para um conjunto de transições de nível, mede-se a latência entre a publicação do dado na interface e a estabilização da iluminância no valor correspondente, reportada como distribuição sobre repetições independentes, com o número de repetições explicitado.</w:t>
+      </w:r>
+      <w:ins w:id="20030" w:author="Vitor Oliveira" w:date="2026-09-26T12:00:00Z">
+        <w:r>
+          <w:rPr>
+            <w:lang w:val="pt-BR"/>
+          </w:rPr>
+          <w:t xml:space="preserve"> A latência medida vai da publicação do evento à chegada da telemetria e inclui, portanto, a leitura de confirmação do sensor, posterior à aplicação do ciclo de trabalho; é, assim, limite superior da grandeza do RNF03.</w:t>
+        </w:r>
+      </w:ins>
+      <w:r>
+        <w:rPr>
+          <w:lang w:val="pt-BR"/>
+        </w:rPr>
+        <w:t xml:space="preserve"> Na mesma bancada verificam-se as funções de diagnóstico descritas em 3.4.5, com a falha do ponto de luz induzida deliberadamente e a divergência entre o nível comandado e o entregue apurada ao longo dos cenários. </w:t>
       </w:r>
       <w:r>
         <w:t>Produz os objetivos específicos e) e h).</w:t>
@@ -13116,6 +13842,24 @@
         </w:rPr>
         <w:t>Etapa 7 — Estimativa de consumo e comparação de regimes. Integra-se a trajetória de ciclo de trabalho registrada em cada cenário, calcula-se a energia estimada para o regime adaptativo e para as duas linhas de base e reporta-se, ao lado de cada valor, a aderência ao envelope esperado, conforme 3.11. Produz o objetivo específico i).</w:t>
       </w:r>
+    </w:p>
+    <w:p>
+      <w:pPr>
+        <w:spacing w:after="120" w:line="360" w:lineRule="auto"/>
+        <w:ind w:firstLine="709"/>
+        <w:jc w:val="both"/>
+        <w:rPr>
+          <w:ins w:id="20442" w:author="Vitor Oliveira" w:date="2026-09-26T12:00:00Z"/>
+        </w:rPr>
+      </w:pPr>
+      <w:ins w:id="20443" w:author="Vitor Oliveira" w:date="2026-09-26T12:00:00Z">
+        <w:r>
+          <w:rPr>
+            <w:lang w:val="pt-BR"/>
+          </w:rPr>
+          <w:t xml:space="preserve">Duas execuções complementares da suíte respondem a perguntas que as etapas acima não isolam. Na primeira, a suíte é repetida com a camada de previsão desligada — a inferência recebe a movimentação observada no lugar da prevista, com a mesma base de regras —, e compara-se a fração da janela de baixa demanda consumida em transição, métrica de H3 (2.10). Na segunda, a mesma base de regras opera como tabela em degraus, e comparam-se aderência ao envelope, energia e mudanças de nível, para verificar o que a pertinência parcial acrescenta (3.7).</w:t>
+        </w:r>
+      </w:ins>
     </w:p>
     <w:p>
       <w:pPr>
@@ -13289,8 +14033,7 @@
         <w:rPr>
           <w:lang w:val="pt-BR"/>
         </w:rPr>
-        <w:t xml:space="preserve">Registra-se que a plataforma tomada como referência de infraestrutura opera tecnologias de reconhecimento facial e de leitura de placas, que constituem tratamento de dado pessoal sujeito à Lei Geral de Proteção de Dados Pessoais </w:t>
-        <w:t>(BRASIL, 2018). O presente trabalho não acessa, não reproduz e não depende dessas funcionalidades: a informação que o sistema consome é a descrição agregada do estado da via. Essa distinção é relevante também para a proposta de integração: o que se propõe consumir é o alerta de evento e a contagem agregada, e não o conteúdo de imagem ou a identificação de pessoas. Uma integração efetiva exigiria tratamento jurídico próprio, registrado entre as limitações.</w:t>
+        <w:t xml:space="preserve">Registra-se que a plataforma tomada como referência de infraestrutura opera tecnologias de reconhecimento facial e de leitura de placas, que constituem tratamento de dado pessoal sujeito à Lei Geral de Proteção de Dados Pessoais (BRASIL, 2018). O presente trabalho não acessa, não reproduz e não depende dessas funcionalidades: a informação que o sistema consome é a descrição agregada do estado da via. Essa distinção é relevante também para a proposta de integração: o que se propõe consumir é o alerta de evento e a contagem agregada, e não o conteúdo de imagem ou a identificação de pessoas. Uma integração efetiva exigiria tratamento jurídico próprio, registrado entre as limitações.</w:t>
       </w:r>
     </w:p>
     <w:p>
@@ -13355,8 +14098,7 @@
         <w:rPr>
           <w:lang w:val="pt-BR"/>
         </w:rPr>
-        <w:t xml:space="preserve">A avaliação energética não emprega instrumentação elétrica: emprega o registro que o sistema já produz. A fita de LED adotada declara potência por unidade de comprimento, e o comprimento do segmento é fixado por medição conforme 3.4.2, </w:t>
-        <w:t>de modo que a potência a ciclo de trabalho pleno é conhecida. O ciclo de trabalho efetivamente aplicado é gravado a cada leitura de telemetria, conforme o modelo de dados de 4.7.1. A energia consumida em um cenário é, então, a soma dos produtos entre a potência plena, o ciclo de trabalho de cada intervalo e a duração desse intervalo.</w:t>
+        <w:t xml:space="preserve">A avaliação energética não emprega instrumentação elétrica: emprega o registro que o sistema já produz. A fita de LED adotada declara potência por unidade de comprimento, e o comprimento do segmento é fixado por medição conforme 3.4.2, de modo que a potência a ciclo de trabalho pleno é conhecida. O ciclo de trabalho efetivamente aplicado é gravado a cada leitura de telemetria, conforme o modelo de dados de 4.7.1. A energia consumida em um cenário é, então, a soma dos produtos entre a potência plena, o ciclo de trabalho de cada intervalo e a duração desse intervalo.</w:t>
       </w:r>
     </w:p>
     <w:p>
@@ -13372,8 +14114,16 @@
         <w:rPr>
           <w:lang w:val="pt-BR"/>
         </w:rPr>
-        <w:t>A hipótese que sustenta o cálculo é a proporcionalidade entre o ciclo de trabalho e a potência média consumida, e ela é adequada ao arranjo adotado: a modulação por largura de pulso chaveia a corrente plena do segmento, de modo que a potência média é o produto da potência em condução pela fração de tempo em que há condução. A mesma proporcionalidade vale, aproximadamente, para o fluxo luminoso, o que oferece verificação cruzada útil — a estimativa derivada do ciclo comandado pode ser confrontada com a derivada da iluminância medida, e a divergência entre as duas é reportada junto ao resultado.</w:t>
-      </w:r>
+        <w:t xml:space="preserve">A hipótese que sustenta o cálculo é a proporcionalidade entre o ciclo de trabalho e a potência média consumida, e ela é adequada ao arranjo adotado: a modulação por largura de pulso chaveia a corrente plena do segmento, de modo que a potência média é o produto da potência em condução pela fração de tempo em que há condução. A mesma proporcionalidade vale, aproximadamente, para o fluxo luminoso, o que oferece verificação cruzada útil — a estimativa derivada do ciclo comandado pode ser confrontada com a derivada da iluminância medida, e a divergência entre as duas é reportada junto ao resultado.</w:t>
+      </w:r>
+      <w:ins w:id="20031" w:author="Vitor Oliveira" w:date="2026-09-26T12:00:00Z">
+        <w:r>
+          <w:rPr>
+            <w:lang w:val="pt-BR"/>
+          </w:rPr>
+          <w:t xml:space="preserve"> A comparação entre as duas estimativas é também exibida em tempo real no painel, calculada pelo mesmo módulo que produz os resultados do Capítulo 5.</w:t>
+        </w:r>
+      </w:ins>
     </w:p>
     <w:p>
       <w:pPr>
@@ -13924,8 +14674,7 @@
         <w:rPr>
           <w:lang w:val="pt-BR"/>
         </w:rPr>
-        <w:t xml:space="preserve">A comparação exige referência, e adotam-se duas. A primeira é o fluxo pleno constante ao longo de todo o período de operação, que corresponde ao regime hoje praticado no município, caracterizado em 2.3. A segunda é um regime de atenuação por horário fixo, que corresponde ao que um sistema de telegestão sem acesso a </w:t>
-        <w:t>dados do ambiente pode fazer — e que é, precisamente, a programação agendada prevista no Caderno de Encargos da concessão. A segunda linha de base é a exigente, e é ela que dá sentido à pergunta de pesquisa: se a decisão informada por dados urbanos não se distinguisse de uma programação horária, a informação não estaria fazendo trabalho algum.</w:t>
+        <w:t xml:space="preserve">A comparação exige referência, e adotam-se duas. A primeira é o fluxo pleno constante ao longo de todo o período de operação, que corresponde ao regime hoje praticado no município, caracterizado em 2.3. A segunda é um regime de atenuação por horário fixo, que corresponde ao que um sistema de telegestão sem acesso a dados do ambiente pode fazer — e que é, precisamente, a programação agendada prevista no Caderno de Encargos da concessão. A segunda linha de base é a exigente, e é ela que dá sentido à pergunta de pesquisa: se a decisão informada por dados urbanos não se distinguisse de uma programação horária, a informação não estaria fazendo trabalho algum.</w:t>
       </w:r>
     </w:p>
     <w:p>
@@ -15488,8 +16237,18 @@
                 <w:szCs w:val="20"/>
                 <w:lang w:val="pt-BR"/>
               </w:rPr>
-              <w:t>Diferença entre os carimbos de tempo do evento e da telemetria correspondente</w:t>
-            </w:r>
+              <w:t xml:space="preserve">Diferença entre os carimbos de tempo do evento e da telemetria correspondente</w:t>
+            </w:r>
+            <w:ins w:id="20034" w:author="Vitor Oliveira" w:date="2026-09-26T12:00:00Z">
+              <w:r>
+                <w:rPr>
+                  <w:sz w:val="20"/>
+                  <w:szCs w:val="20"/>
+                  <w:lang w:val="pt-BR"/>
+                </w:rPr>
+                <w:t xml:space="preserve">, ambos tomados no servidor; a medida inclui a leitura de confirmação do sensor</w:t>
+              </w:r>
+            </w:ins>
           </w:p>
         </w:tc>
       </w:tr>
@@ -15818,7 +16577,35 @@
                 <w:szCs w:val="20"/>
                 <w:lang w:val="pt-BR"/>
               </w:rPr>
-              <w:t>Na ausência de comando por intervalo definido, o nó deve assumir o nível pleno de iluminação</w:t>
+              <w:t xml:space="preserve">Na ausência de comando </w:t>
+            </w:r>
+            <w:del w:id="20032" w:author="Vitor Oliveira" w:date="2026-09-26T12:00:00Z">
+              <w:r>
+                <w:rPr>
+                  <w:sz w:val="20"/>
+                  <w:szCs w:val="20"/>
+                  <w:lang w:val="pt-BR"/>
+                </w:rPr>
+                <w:delText xml:space="preserve">por intervalo definido</w:delText>
+              </w:r>
+            </w:del>
+            <w:ins w:id="20033" w:author="Vitor Oliveira" w:date="2026-09-26T12:00:00Z">
+              <w:r>
+                <w:rPr>
+                  <w:sz w:val="20"/>
+                  <w:szCs w:val="20"/>
+                  <w:lang w:val="pt-BR"/>
+                </w:rPr>
+                <w:t xml:space="preserve">por 15 s, três períodos do ciclo de decisão,</w:t>
+              </w:r>
+            </w:ins>
+            <w:r>
+              <w:rPr>
+                <w:sz w:val="20"/>
+                <w:szCs w:val="20"/>
+                <w:lang w:val="pt-BR"/>
+              </w:rPr>
+              <w:t xml:space="preserve">, o nó deve assumir o nível pleno de iluminação</w:t>
             </w:r>
           </w:p>
         </w:tc>
@@ -16599,7 +17386,35 @@
                 <w:szCs w:val="20"/>
                 <w:lang w:val="pt-BR"/>
               </w:rPr>
-              <w:t>Sim. Painel web servido pelo mesmo ambiente, que consome a interface de programação e apresenta a cadeia completa de cada decisão</w:t>
+              <w:t xml:space="preserve">Sim. </w:t>
+            </w:r>
+            <w:del w:id="20035" w:author="Vitor Oliveira" w:date="2026-09-26T12:00:00Z">
+              <w:r>
+                <w:rPr>
+                  <w:sz w:val="20"/>
+                  <w:szCs w:val="20"/>
+                  <w:lang w:val="pt-BR"/>
+                </w:rPr>
+                <w:delText xml:space="preserve">Painel web servido pelo mesmo ambiente,</w:delText>
+              </w:r>
+            </w:del>
+            <w:ins w:id="20036" w:author="Vitor Oliveira" w:date="2026-09-26T12:00:00Z">
+              <w:r>
+                <w:rPr>
+                  <w:sz w:val="20"/>
+                  <w:szCs w:val="20"/>
+                  <w:lang w:val="pt-BR"/>
+                </w:rPr>
+                <w:t xml:space="preserve">Painel web estático, publicado em serviço de hospedagem de front end,</w:t>
+              </w:r>
+            </w:ins>
+            <w:r>
+              <w:rPr>
+                <w:sz w:val="20"/>
+                <w:szCs w:val="20"/>
+                <w:lang w:val="pt-BR"/>
+              </w:rPr>
+              <w:t xml:space="preserve"> que consome a interface de programação e apresenta a cadeia completa de cada decisão</w:t>
             </w:r>
           </w:p>
         </w:tc>
@@ -17221,8 +18036,18 @@
                 <w:szCs w:val="20"/>
                 <w:lang w:val="pt-BR"/>
               </w:rPr>
-              <w:t>Python 3 com biblioteca de árvores impulsionadas por gradiente</w:t>
-            </w:r>
+              <w:t xml:space="preserve">Python 3 com biblioteca de árvores impulsionadas por gradiente</w:t>
+            </w:r>
+            <w:ins w:id="20037" w:author="Vitor Oliveira" w:date="2026-09-26T12:00:00Z">
+              <w:r>
+                <w:rPr>
+                  <w:sz w:val="20"/>
+                  <w:szCs w:val="20"/>
+                  <w:lang w:val="pt-BR"/>
+                </w:rPr>
+                <w:t xml:space="preserve"> (XGBoost)</w:t>
+              </w:r>
+            </w:ins>
           </w:p>
         </w:tc>
         <w:tc>
@@ -17295,7 +18120,25 @@
                 <w:szCs w:val="20"/>
                 <w:lang w:val="pt-BR"/>
               </w:rPr>
-              <w:t>Python 3 com biblioteca de lógica nebulosa, método de Mamdani</w:t>
+              <w:t xml:space="preserve">Python 3 com biblioteca de lógica nebulosa</w:t>
+            </w:r>
+            <w:ins w:id="20038" w:author="Vitor Oliveira" w:date="2026-09-26T12:00:00Z">
+              <w:r>
+                <w:rPr>
+                  <w:sz w:val="20"/>
+                  <w:szCs w:val="20"/>
+                  <w:lang w:val="pt-BR"/>
+                </w:rPr>
+                <w:t xml:space="preserve"> (scikit-fuzzy)</w:t>
+              </w:r>
+            </w:ins>
+            <w:r>
+              <w:rPr>
+                <w:sz w:val="20"/>
+                <w:szCs w:val="20"/>
+                <w:lang w:val="pt-BR"/>
+              </w:rPr>
+              <w:t xml:space="preserve">, método de Mamdani</w:t>
             </w:r>
           </w:p>
         </w:tc>
@@ -17443,8 +18286,18 @@
                 <w:szCs w:val="20"/>
                 <w:lang w:val="pt-BR"/>
               </w:rPr>
-              <w:t>Broker MQTT 5.0 sobre canal cifrado, com credencial por dispositivo</w:t>
-            </w:r>
+              <w:t xml:space="preserve">Broker MQTT 5.0 sobre canal cifrado, com credencial por dispositivo</w:t>
+            </w:r>
+            <w:ins w:id="20039" w:author="Vitor Oliveira" w:date="2026-09-26T12:00:00Z">
+              <w:r>
+                <w:rPr>
+                  <w:sz w:val="20"/>
+                  <w:szCs w:val="20"/>
+                  <w:lang w:val="pt-BR"/>
+                </w:rPr>
+                <w:t xml:space="preserve">; o nó conecta em MQTT 3.1.1, versão suportada pelo núcleo do microcontrolador, que oferece tudo o que o sistema usa</w:t>
+              </w:r>
+            </w:ins>
           </w:p>
         </w:tc>
         <w:tc>
@@ -17597,8 +18450,26 @@
                 <w:sz w:val="20"/>
                 <w:szCs w:val="20"/>
               </w:rPr>
-              <w:t xml:space="preserve">HTML, CSS e JavaScript, com framework React, consumindo a interface REST</w:t>
-            </w:r>
+              <w:t xml:space="preserve">HTML, CSS e JavaScript, </w:t>
+            </w:r>
+            <w:del w:id="20040" w:author="Vitor Oliveira" w:date="2026-09-26T12:00:00Z">
+              <w:r>
+                <w:rPr>
+                  <w:sz w:val="20"/>
+                  <w:szCs w:val="20"/>
+                </w:rPr>
+                <w:delText xml:space="preserve">com framework React, consumindo a interface REST</w:delText>
+              </w:r>
+            </w:del>
+            <w:ins w:id="20041" w:author="Vitor Oliveira" w:date="2026-09-26T12:00:00Z">
+              <w:r>
+                <w:rPr>
+                  <w:sz w:val="20"/>
+                  <w:szCs w:val="20"/>
+                </w:rPr>
+                <w:t xml:space="preserve">com framework React e Tailwind, publicado como aplicação estática e consumindo a interface REST</w:t>
+              </w:r>
+            </w:ins>
           </w:p>
         </w:tc>
         <w:tc>
@@ -17780,11 +18651,27 @@
           <w:t xml:space="preserve">executado em contêineres numa máquina virtual em nuvem</w:t>
         </w:r>
       </w:ins>
-      <w:r>
-        <w:rPr>
-          <w:lang w:val="pt-BR"/>
-        </w:rPr>
-        <w:t xml:space="preserve">; ao nó cabe executar. </w:t>
+      <w:del w:id="20042" w:author="Vitor Oliveira" w:date="2026-09-26T12:00:00Z">
+        <w:r>
+          <w:rPr>
+            <w:lang w:val="pt-BR"/>
+          </w:rPr>
+          <w:delText xml:space="preserve">; ao nó cabe executar.</w:delText>
+        </w:r>
+      </w:del>
+      <w:ins w:id="20043" w:author="Vitor Oliveira" w:date="2026-09-26T12:00:00Z">
+        <w:r>
+          <w:rPr>
+            <w:lang w:val="pt-BR"/>
+          </w:rPr>
+          <w:t xml:space="preserve">; a exceção é o painel, aplicação estática publicada à parte. Ao nó cabe executar.</w:t>
+        </w:r>
+      </w:ins>
+      <w:r>
+        <w:rPr>
+          <w:lang w:val="pt-BR"/>
+        </w:rPr>
+        <w:t xml:space="preserve"> </w:t>
       </w:r>
       <w:r>
         <w:t>A repartição é a seguinte.</w:t>
@@ -17851,6 +18738,14 @@
         </w:rPr>
         <w:t xml:space="preserve"> da camada de verificação e publica o comando resultante.</w:t>
       </w:r>
+      <w:ins w:id="20044" w:author="Vitor Oliveira" w:date="2026-09-26T12:00:00Z">
+        <w:r>
+          <w:rPr>
+            <w:lang w:val="pt-BR"/>
+          </w:rPr>
+          <w:t xml:space="preserve"> Reage a cada evento no momento em que é gravado e mantém um ciclo periódico de 5 s, que conduz as rampas e alimenta o nó, cuja falta de comando aciona o failsafe.</w:t>
+        </w:r>
+      </w:ins>
     </w:p>
     <w:p>
       <w:pPr>
@@ -17925,7 +18820,29 @@
         <w:rPr>
           <w:lang w:val="pt-BR"/>
         </w:rPr>
-        <w:t>Painel de acompanhamento. Aplicação web servida pelo mesmo ambiente, que lê o histórico do banco e exibe, lado a lado, o dado recebido, o nível pretendido pela inferência, a correção eventualmente imposta pela camada de verificação e a iluminância medida. É a interface de apresentação do sistema e o que a plateia observa durante a defesa.</w:t>
+        <w:t xml:space="preserve">Painel de acompanhamento. </w:t>
+      </w:r>
+      <w:del w:id="20045" w:author="Vitor Oliveira" w:date="2026-09-26T12:00:00Z">
+        <w:r>
+          <w:rPr>
+            <w:lang w:val="pt-BR"/>
+          </w:rPr>
+          <w:delText xml:space="preserve">Aplicação web servida pelo mesmo ambiente, que lê o histórico do banco</w:delText>
+        </w:r>
+      </w:del>
+      <w:ins w:id="20046" w:author="Vitor Oliveira" w:date="2026-09-26T12:00:00Z">
+        <w:r>
+          <w:rPr>
+            <w:lang w:val="pt-BR"/>
+          </w:rPr>
+          <w:t xml:space="preserve">Aplicação web estática, publicada em serviço de hospedagem de front end e não na máquina virtual, que lê o histórico do banco pela interface REST</w:t>
+        </w:r>
+      </w:ins>
+      <w:r>
+        <w:rPr>
+          <w:lang w:val="pt-BR"/>
+        </w:rPr>
+        <w:t xml:space="preserve"> e exibe, lado a lado, o dado recebido, o nível pretendido pela inferência, a correção eventualmente imposta pela camada de verificação e a iluminância medida. É a interface de apresentação do sistema e o que a plateia observa durante a defesa.</w:t>
       </w:r>
     </w:p>
     <w:p>
@@ -17957,7 +18874,29 @@
         <w:rPr>
           <w:lang w:val="pt-BR"/>
         </w:rPr>
-        <w:t>À razão arquitetural exposta em 3.2 acrescenta-se uma razão de alcance, que é o que especificamente recomenda a nuvem em lugar de uma máquina local: o nó precisa ser comandado de fora da rede em que se encontra, e um serviço acessível pela internet torna a demonstração independente de o dispositivo e o servidor compartilharem a mesma rede local. O porte contratado é o mínimo oferecido pelos provedores, suficiente para um nó, um painel e a suíte de cenários. O dimensionamento para o parque municipal não é objeto do trabalho. A implantação é atividade de meio, descrita aqui e não relacionada entre os objetivos específicos, conforme registrado em 1.5.2.</w:t>
+        <w:t xml:space="preserve">À razão arquitetural exposta em 3.2 acrescenta-se uma razão de alcance, que é o que especificamente recomenda a nuvem em lugar de uma máquina local: o nó precisa ser comandado de fora da rede em que se encontra, e um serviço acessível pela internet torna a demonstração independente de o dispositivo e o servidor compartilharem a mesma rede local. </w:t>
+      </w:r>
+      <w:del w:id="20047" w:author="Vitor Oliveira" w:date="2026-09-26T12:00:00Z">
+        <w:r>
+          <w:rPr>
+            <w:lang w:val="pt-BR"/>
+          </w:rPr>
+          <w:delText xml:space="preserve">O porte contratado é o mínimo oferecido pelos provedores, suficiente para um nó, um painel e a suíte de cenários.</w:delText>
+        </w:r>
+      </w:del>
+      <w:ins w:id="20048" w:author="Vitor Oliveira" w:date="2026-09-26T12:00:00Z">
+        <w:r>
+          <w:rPr>
+            <w:lang w:val="pt-BR"/>
+          </w:rPr>
+          <w:t xml:space="preserve">O porte adotado é o da camada gratuita do provedor, suficiente para um nó e a suíte de cenários. Adota-se máquina virtual, e não plataforma como serviço, porque o serviço de decisão mantém conexão e ciclo contínuos, e planos gratuitos de plataforma suspendem processos ociosos, o que levaria o nó ao failsafe.</w:t>
+        </w:r>
+      </w:ins>
+      <w:r>
+        <w:rPr>
+          <w:lang w:val="pt-BR"/>
+        </w:rPr>
+        <w:t xml:space="preserve"> O dimensionamento para o parque municipal não é objeto do trabalho. A implantação é atividade de meio, descrita aqui e não relacionada entre os objetivos específicos, conforme registrado em 1.5.2.</w:t>
       </w:r>
     </w:p>
     <w:p>
@@ -18163,14 +19102,26 @@
                 <w:lang w:val="pt-BR"/>
               </w:rPr>
             </w:pPr>
-            <w:r>
-              <w:rPr>
-                <w:sz w:val="20"/>
-                <w:szCs w:val="20"/>
-                <w:lang w:val="pt-BR"/>
-              </w:rPr>
-              <w:t>Carimbo de tempo, tipo do evento, valor, abrangência e origem</w:t>
-            </w:r>
+            <w:del w:id="20049" w:author="Vitor Oliveira" w:date="2026-09-26T12:00:00Z">
+              <w:r>
+                <w:rPr>
+                  <w:sz w:val="20"/>
+                  <w:szCs w:val="20"/>
+                  <w:lang w:val="pt-BR"/>
+                </w:rPr>
+                <w:delText xml:space="preserve">Carimbo de tempo, tipo do evento, valor, abrangência e origem</w:delText>
+              </w:r>
+            </w:del>
+            <w:ins w:id="20050" w:author="Vitor Oliveira" w:date="2026-09-26T12:00:00Z">
+              <w:r>
+                <w:rPr>
+                  <w:sz w:val="20"/>
+                  <w:szCs w:val="20"/>
+                  <w:lang w:val="pt-BR"/>
+                </w:rPr>
+                <w:t xml:space="preserve">Carimbo de tempo com fuso horário; tipo do evento, movimentação ou ocorrência; valor de 0 a 1 para a movimentação, normalizado no ponto; rótulo para a ocorrência — segurança, trânsito ou encerrada; abrangência; origem; vigência opcional. Campo fora do contrato é recusado</w:t>
+              </w:r>
+            </w:ins>
           </w:p>
         </w:tc>
       </w:tr>
@@ -18397,6 +19348,9 @@
         </w:tc>
       </w:tr>
       <w:tr>
+        <w:trPr>
+          <w:ins w:id="20421" w:author="Vitor Oliveira" w:date="2026-09-26T12:00:00Z"/>
+        </w:trPr>
         <w:tc>
           <w:tcPr>
             <w:tcW w:w="2600" w:type="dxa"/>
@@ -18408,13 +19362,20 @@
             </w:tcMar>
           </w:tcPr>
           <w:p>
-            <w:r>
-              <w:rPr>
-                <w:sz w:val="20"/>
-                <w:szCs w:val="20"/>
-              </w:rPr>
-              <w:t xml:space="preserve">MQTT – iluminacao/{ponto}/comando</w:t>
-            </w:r>
+            <w:pPr>
+              <w:rPr>
+                <w:ins w:id="20422" w:author="Vitor Oliveira" w:date="2026-09-26T12:00:00Z"/>
+              </w:rPr>
+            </w:pPr>
+            <w:ins w:id="20423" w:author="Vitor Oliveira" w:date="2026-09-26T12:00:00Z">
+              <w:r>
+                <w:rPr>
+                  <w:sz w:val="20"/>
+                  <w:szCs w:val="20"/>
+                </w:rPr>
+                <w:t xml:space="preserve">REST – GET /pontos</w:t>
+              </w:r>
+            </w:ins>
           </w:p>
         </w:tc>
         <w:tc>
@@ -18428,13 +19389,21 @@
             </w:tcMar>
           </w:tcPr>
           <w:p>
-            <w:r>
-              <w:rPr>
-                <w:sz w:val="20"/>
-                <w:szCs w:val="20"/>
-              </w:rPr>
-              <w:t>Tópico assinado pelo nó</w:t>
-            </w:r>
+            <w:pPr>
+              <w:rPr>
+                <w:ins w:id="20424" w:author="Vitor Oliveira" w:date="2026-09-26T12:00:00Z"/>
+              </w:rPr>
+            </w:pPr>
+            <w:ins w:id="20425" w:author="Vitor Oliveira" w:date="2026-09-26T12:00:00Z">
+              <w:r>
+                <w:rPr>
+                  <w:sz w:val="20"/>
+                  <w:szCs w:val="20"/>
+                  <w:lang w:val="pt-BR"/>
+                </w:rPr>
+                <w:t xml:space="preserve">Consulta de apresentação, usada pelo painel</w:t>
+              </w:r>
+            </w:ins>
           </w:p>
         </w:tc>
         <w:tc>
@@ -18450,21 +19419,26 @@
           <w:p>
             <w:pPr>
               <w:rPr>
-                <w:lang w:val="pt-BR"/>
-              </w:rPr>
-            </w:pPr>
-            <w:r>
-              <w:rPr>
-                <w:sz w:val="20"/>
-                <w:szCs w:val="20"/>
-                <w:lang w:val="pt-BR"/>
-              </w:rPr>
-              <w:t>Nível emitido, expresso como fração do fluxo pleno, e identificador da decisão</w:t>
-            </w:r>
+                <w:ins w:id="20426" w:author="Vitor Oliveira" w:date="2026-09-26T12:00:00Z"/>
+              </w:rPr>
+            </w:pPr>
+            <w:ins w:id="20427" w:author="Vitor Oliveira" w:date="2026-09-26T12:00:00Z">
+              <w:r>
+                <w:rPr>
+                  <w:sz w:val="20"/>
+                  <w:szCs w:val="20"/>
+                  <w:lang w:val="pt-BR"/>
+                </w:rPr>
+                <w:t xml:space="preserve">Estado operacional, classe, piso, última decisão e última medição de cada ponto de luz</w:t>
+              </w:r>
+            </w:ins>
           </w:p>
         </w:tc>
       </w:tr>
       <w:tr>
+        <w:trPr>
+          <w:ins w:id="20428" w:author="Vitor Oliveira" w:date="2026-09-26T12:00:00Z"/>
+        </w:trPr>
         <w:tc>
           <w:tcPr>
             <w:tcW w:w="2600" w:type="dxa"/>
@@ -18476,6 +19450,247 @@
             </w:tcMar>
           </w:tcPr>
           <w:p>
+            <w:pPr>
+              <w:rPr>
+                <w:ins w:id="20429" w:author="Vitor Oliveira" w:date="2026-09-26T12:00:00Z"/>
+              </w:rPr>
+            </w:pPr>
+            <w:ins w:id="20430" w:author="Vitor Oliveira" w:date="2026-09-26T12:00:00Z">
+              <w:r>
+                <w:rPr>
+                  <w:sz w:val="20"/>
+                  <w:szCs w:val="20"/>
+                </w:rPr>
+                <w:t xml:space="preserve">REST – GET /alertas</w:t>
+              </w:r>
+            </w:ins>
+          </w:p>
+        </w:tc>
+        <w:tc>
+          <w:tcPr>
+            <w:tcW w:w="2700" w:type="dxa"/>
+            <w:tcMar>
+              <w:top w:w="70" w:type="dxa"/>
+              <w:left w:w="90" w:type="dxa"/>
+              <w:bottom w:w="70" w:type="dxa"/>
+              <w:right w:w="90" w:type="dxa"/>
+            </w:tcMar>
+          </w:tcPr>
+          <w:p>
+            <w:pPr>
+              <w:rPr>
+                <w:ins w:id="20431" w:author="Vitor Oliveira" w:date="2026-09-26T12:00:00Z"/>
+              </w:rPr>
+            </w:pPr>
+            <w:ins w:id="20432" w:author="Vitor Oliveira" w:date="2026-09-26T12:00:00Z">
+              <w:r>
+                <w:rPr>
+                  <w:sz w:val="20"/>
+                  <w:szCs w:val="20"/>
+                  <w:lang w:val="pt-BR"/>
+                </w:rPr>
+                <w:t xml:space="preserve">Consulta de apresentação, usada pelo painel</w:t>
+              </w:r>
+            </w:ins>
+          </w:p>
+        </w:tc>
+        <w:tc>
+          <w:tcPr>
+            <w:tcW w:w="3771" w:type="dxa"/>
+            <w:tcMar>
+              <w:top w:w="70" w:type="dxa"/>
+              <w:left w:w="90" w:type="dxa"/>
+              <w:bottom w:w="70" w:type="dxa"/>
+              <w:right w:w="90" w:type="dxa"/>
+            </w:tcMar>
+          </w:tcPr>
+          <w:p>
+            <w:pPr>
+              <w:rPr>
+                <w:ins w:id="20433" w:author="Vitor Oliveira" w:date="2026-09-26T12:00:00Z"/>
+              </w:rPr>
+            </w:pPr>
+            <w:ins w:id="20434" w:author="Vitor Oliveira" w:date="2026-09-26T12:00:00Z">
+              <w:r>
+                <w:rPr>
+                  <w:sz w:val="20"/>
+                  <w:szCs w:val="20"/>
+                  <w:lang w:val="pt-BR"/>
+                </w:rPr>
+                <w:t xml:space="preserve">Alertas de diagnóstico abertos (RF11)</w:t>
+              </w:r>
+            </w:ins>
+          </w:p>
+        </w:tc>
+      </w:tr>
+      <w:tr>
+        <w:trPr>
+          <w:ins w:id="20435" w:author="Vitor Oliveira" w:date="2026-09-26T12:00:00Z"/>
+        </w:trPr>
+        <w:tc>
+          <w:tcPr>
+            <w:tcW w:w="2600" w:type="dxa"/>
+            <w:tcMar>
+              <w:top w:w="70" w:type="dxa"/>
+              <w:left w:w="90" w:type="dxa"/>
+              <w:bottom w:w="70" w:type="dxa"/>
+              <w:right w:w="90" w:type="dxa"/>
+            </w:tcMar>
+          </w:tcPr>
+          <w:p>
+            <w:pPr>
+              <w:rPr>
+                <w:ins w:id="20436" w:author="Vitor Oliveira" w:date="2026-09-26T12:00:00Z"/>
+              </w:rPr>
+            </w:pPr>
+            <w:ins w:id="20437" w:author="Vitor Oliveira" w:date="2026-09-26T12:00:00Z">
+              <w:r>
+                <w:rPr>
+                  <w:sz w:val="20"/>
+                  <w:szCs w:val="20"/>
+                </w:rPr>
+                <w:t xml:space="preserve">REST – GET /energia</w:t>
+              </w:r>
+            </w:ins>
+          </w:p>
+        </w:tc>
+        <w:tc>
+          <w:tcPr>
+            <w:tcW w:w="2700" w:type="dxa"/>
+            <w:tcMar>
+              <w:top w:w="70" w:type="dxa"/>
+              <w:left w:w="90" w:type="dxa"/>
+              <w:bottom w:w="70" w:type="dxa"/>
+              <w:right w:w="90" w:type="dxa"/>
+            </w:tcMar>
+          </w:tcPr>
+          <w:p>
+            <w:pPr>
+              <w:rPr>
+                <w:ins w:id="20438" w:author="Vitor Oliveira" w:date="2026-09-26T12:00:00Z"/>
+              </w:rPr>
+            </w:pPr>
+            <w:ins w:id="20439" w:author="Vitor Oliveira" w:date="2026-09-26T12:00:00Z">
+              <w:r>
+                <w:rPr>
+                  <w:sz w:val="20"/>
+                  <w:szCs w:val="20"/>
+                  <w:lang w:val="pt-BR"/>
+                </w:rPr>
+                <w:t xml:space="preserve">Consulta de apresentação, usada pelo painel</w:t>
+              </w:r>
+            </w:ins>
+          </w:p>
+        </w:tc>
+        <w:tc>
+          <w:tcPr>
+            <w:tcW w:w="3771" w:type="dxa"/>
+            <w:tcMar>
+              <w:top w:w="70" w:type="dxa"/>
+              <w:left w:w="90" w:type="dxa"/>
+              <w:bottom w:w="70" w:type="dxa"/>
+              <w:right w:w="90" w:type="dxa"/>
+            </w:tcMar>
+          </w:tcPr>
+          <w:p>
+            <w:pPr>
+              <w:rPr>
+                <w:ins w:id="20440" w:author="Vitor Oliveira" w:date="2026-09-26T12:00:00Z"/>
+              </w:rPr>
+            </w:pPr>
+            <w:ins w:id="20441" w:author="Vitor Oliveira" w:date="2026-09-26T12:00:00Z">
+              <w:r>
+                <w:rPr>
+                  <w:sz w:val="20"/>
+                  <w:szCs w:val="20"/>
+                  <w:lang w:val="pt-BR"/>
+                </w:rPr>
+                <w:t xml:space="preserve">Potência e energia da luminária de referência, pela luz medida e pelo comando, ao lado das linhas de base de 3.11</w:t>
+              </w:r>
+            </w:ins>
+          </w:p>
+        </w:tc>
+      </w:tr>
+      <w:tr>
+        <w:tc>
+          <w:tcPr>
+            <w:tcW w:w="2600" w:type="dxa"/>
+            <w:tcMar>
+              <w:top w:w="70" w:type="dxa"/>
+              <w:left w:w="90" w:type="dxa"/>
+              <w:bottom w:w="70" w:type="dxa"/>
+              <w:right w:w="90" w:type="dxa"/>
+            </w:tcMar>
+          </w:tcPr>
+          <w:p>
+            <w:r>
+              <w:rPr>
+                <w:sz w:val="20"/>
+                <w:szCs w:val="20"/>
+              </w:rPr>
+              <w:t xml:space="preserve">MQTT – iluminacao/{ponto}/comando</w:t>
+            </w:r>
+          </w:p>
+        </w:tc>
+        <w:tc>
+          <w:tcPr>
+            <w:tcW w:w="2700" w:type="dxa"/>
+            <w:tcMar>
+              <w:top w:w="70" w:type="dxa"/>
+              <w:left w:w="90" w:type="dxa"/>
+              <w:bottom w:w="70" w:type="dxa"/>
+              <w:right w:w="90" w:type="dxa"/>
+            </w:tcMar>
+          </w:tcPr>
+          <w:p>
+            <w:r>
+              <w:rPr>
+                <w:sz w:val="20"/>
+                <w:szCs w:val="20"/>
+              </w:rPr>
+              <w:t>Tópico assinado pelo nó</w:t>
+            </w:r>
+          </w:p>
+        </w:tc>
+        <w:tc>
+          <w:tcPr>
+            <w:tcW w:w="3771" w:type="dxa"/>
+            <w:tcMar>
+              <w:top w:w="70" w:type="dxa"/>
+              <w:left w:w="90" w:type="dxa"/>
+              <w:bottom w:w="70" w:type="dxa"/>
+              <w:right w:w="90" w:type="dxa"/>
+            </w:tcMar>
+          </w:tcPr>
+          <w:p>
+            <w:pPr>
+              <w:rPr>
+                <w:lang w:val="pt-BR"/>
+              </w:rPr>
+            </w:pPr>
+            <w:r>
+              <w:rPr>
+                <w:sz w:val="20"/>
+                <w:szCs w:val="20"/>
+                <w:lang w:val="pt-BR"/>
+              </w:rPr>
+              <w:t>Nível emitido, expresso como fração do fluxo pleno, e identificador da decisão</w:t>
+            </w:r>
+          </w:p>
+        </w:tc>
+      </w:tr>
+      <w:tr>
+        <w:tc>
+          <w:tcPr>
+            <w:tcW w:w="2600" w:type="dxa"/>
+            <w:tcMar>
+              <w:top w:w="70" w:type="dxa"/>
+              <w:left w:w="90" w:type="dxa"/>
+              <w:bottom w:w="70" w:type="dxa"/>
+              <w:right w:w="90" w:type="dxa"/>
+            </w:tcMar>
+          </w:tcPr>
+          <w:p>
             <w:r>
               <w:rPr>
                 <w:sz w:val="20"/>
@@ -18529,6 +19744,93 @@
               </w:rPr>
               <w:t>Ciclo de trabalho efetivamente aplicado, iluminância medida e identificador da decisão correspondente</w:t>
             </w:r>
+          </w:p>
+        </w:tc>
+      </w:tr>
+      <w:tr>
+        <w:trPr>
+          <w:ins w:id="20414" w:author="Vitor Oliveira" w:date="2026-09-26T12:00:00Z"/>
+        </w:trPr>
+        <w:tc>
+          <w:tcPr>
+            <w:tcW w:w="2600" w:type="dxa"/>
+            <w:tcMar>
+              <w:top w:w="70" w:type="dxa"/>
+              <w:left w:w="90" w:type="dxa"/>
+              <w:bottom w:w="70" w:type="dxa"/>
+              <w:right w:w="90" w:type="dxa"/>
+            </w:tcMar>
+          </w:tcPr>
+          <w:p>
+            <w:pPr>
+              <w:rPr>
+                <w:ins w:id="20415" w:author="Vitor Oliveira" w:date="2026-09-26T12:00:00Z"/>
+              </w:rPr>
+            </w:pPr>
+            <w:ins w:id="20416" w:author="Vitor Oliveira" w:date="2026-09-26T12:00:00Z">
+              <w:r>
+                <w:rPr>
+                  <w:sz w:val="20"/>
+                  <w:szCs w:val="20"/>
+                </w:rPr>
+                <w:t xml:space="preserve">MQTT – iluminacao/{ponto}/estado</w:t>
+              </w:r>
+            </w:ins>
+          </w:p>
+        </w:tc>
+        <w:tc>
+          <w:tcPr>
+            <w:tcW w:w="2700" w:type="dxa"/>
+            <w:tcMar>
+              <w:top w:w="70" w:type="dxa"/>
+              <w:left w:w="90" w:type="dxa"/>
+              <w:bottom w:w="70" w:type="dxa"/>
+              <w:right w:w="90" w:type="dxa"/>
+            </w:tcMar>
+          </w:tcPr>
+          <w:p>
+            <w:pPr>
+              <w:rPr>
+                <w:ins w:id="20417" w:author="Vitor Oliveira" w:date="2026-09-26T12:00:00Z"/>
+              </w:rPr>
+            </w:pPr>
+            <w:ins w:id="20418" w:author="Vitor Oliveira" w:date="2026-09-26T12:00:00Z">
+              <w:r>
+                <w:rPr>
+                  <w:sz w:val="20"/>
+                  <w:szCs w:val="20"/>
+                </w:rPr>
+                <w:t xml:space="preserve">Tópico publicado pelo nó, retido</w:t>
+              </w:r>
+            </w:ins>
+          </w:p>
+        </w:tc>
+        <w:tc>
+          <w:tcPr>
+            <w:tcW w:w="3771" w:type="dxa"/>
+            <w:tcMar>
+              <w:top w:w="70" w:type="dxa"/>
+              <w:left w:w="90" w:type="dxa"/>
+              <w:bottom w:w="70" w:type="dxa"/>
+              <w:right w:w="90" w:type="dxa"/>
+            </w:tcMar>
+          </w:tcPr>
+          <w:p>
+            <w:pPr>
+              <w:rPr>
+                <w:ins w:id="20419" w:author="Vitor Oliveira" w:date="2026-09-26T12:00:00Z"/>
+              </w:rPr>
+            </w:pPr>
+            <w:ins w:id="20420" w:author="Vitor Oliveira" w:date="2026-09-26T12:00:00Z">
+              <w:r>
+                <w:rPr>
+                  <w:sz w:val="20"/>
+                  <w:szCs w:val="20"/>
+                  <w:lang w:val="pt-BR"/>
+                </w:rPr>
+                <w:t xml:space="preserve">Presença do nó, com última vontade que indica a desconexão</w:t>
+              </w:r>
+            </w:ins>
           </w:p>
         </w:tc>
       </w:tr>
@@ -18564,6 +19866,24 @@
         </w:rPr>
         <w:t>O identificador da decisão trafega nos dois sentidos, e não por conveniência de implementação: é ele que permite ligar a telemetria à decisão que a originou sem depender de proximidade temporal entre as mensagens. Mensagens podem ser reordenadas ou reentregues, e um vínculo estabelecido por horário seria frágil justamente nos casos em que a auditoria importa. A especificação da interface REST, por sua vez, constitui resultado do trabalho na acepção registrada em 3.2: define o que uma plataforma municipal de monitoramento precisaria publicar para que um sistema de iluminação pudesse consumi-la.</w:t>
       </w:r>
+    </w:p>
+    <w:p>
+      <w:pPr>
+        <w:spacing w:after="120" w:line="360" w:lineRule="auto"/>
+        <w:ind w:firstLine="709"/>
+        <w:jc w:val="both"/>
+        <w:rPr>
+          <w:ins w:id="20412" w:author="Vitor Oliveira" w:date="2026-09-26T12:00:00Z"/>
+        </w:rPr>
+      </w:pPr>
+      <w:ins w:id="20413" w:author="Vitor Oliveira" w:date="2026-09-26T12:00:00Z">
+        <w:r>
+          <w:rPr>
+            <w:lang w:val="pt-BR"/>
+          </w:rPr>
+          <w:t xml:space="preserve">As três consultas de apresentação servem apenas ao painel e não integram a especificação de integração. Comando e telemetria trafegam com qualidade de serviço 1 e sem retenção: um comando retido faria o nó que reconecta aplicar decisão antiga. A eventual reentrega é absorvida pela unicidade do identificador da decisão na telemetria. O tópico de estado é retido e carrega a última vontade do nó, o que permite ao serviço marcar o ponto como sem comunicação.</w:t>
+        </w:r>
+      </w:ins>
     </w:p>
     <w:p>
       <w:pPr>
@@ -18893,8 +20213,18 @@
                 <w:szCs w:val="20"/>
                 <w:lang w:val="pt-BR"/>
               </w:rPr>
-              <w:t>Identificador; coordenadas; logradouro; classe de iluminação; estado operacional</w:t>
-            </w:r>
+              <w:t xml:space="preserve">Identificador; coordenadas; logradouro; classe de iluminação; estado operacional</w:t>
+            </w:r>
+            <w:ins w:id="20051" w:author="Vitor Oliveira" w:date="2026-09-26T12:00:00Z">
+              <w:r>
+                <w:rPr>
+                  <w:sz w:val="20"/>
+                  <w:szCs w:val="20"/>
+                  <w:lang w:val="pt-BR"/>
+                </w:rPr>
+                <w:t xml:space="preserve">; potência plena do segmento</w:t>
+              </w:r>
+            </w:ins>
           </w:p>
         </w:tc>
         <w:tc>
@@ -18961,14 +20291,26 @@
                 <w:lang w:val="pt-BR"/>
               </w:rPr>
             </w:pPr>
-            <w:r>
-              <w:rPr>
-                <w:sz w:val="20"/>
-                <w:szCs w:val="20"/>
-                <w:lang w:val="pt-BR"/>
-              </w:rPr>
-              <w:t>Carimbo de tempo; tipo; valor; abrangência; origem</w:t>
-            </w:r>
+            <w:del w:id="20052" w:author="Vitor Oliveira" w:date="2026-09-26T12:00:00Z">
+              <w:r>
+                <w:rPr>
+                  <w:sz w:val="20"/>
+                  <w:szCs w:val="20"/>
+                  <w:lang w:val="pt-BR"/>
+                </w:rPr>
+                <w:delText xml:space="preserve">Carimbo de tempo; tipo; valor; abrangência; origem</w:delText>
+              </w:r>
+            </w:del>
+            <w:ins w:id="20053" w:author="Vitor Oliveira" w:date="2026-09-26T12:00:00Z">
+              <w:r>
+                <w:rPr>
+                  <w:sz w:val="20"/>
+                  <w:szCs w:val="20"/>
+                  <w:lang w:val="pt-BR"/>
+                </w:rPr>
+                <w:t xml:space="preserve">Carimbo de tempo; tipo; valor; rótulo; abrangência; origem; vigência</w:t>
+              </w:r>
+            </w:ins>
           </w:p>
         </w:tc>
         <w:tc>
@@ -19061,8 +20403,18 @@
                 <w:szCs w:val="20"/>
                 <w:lang w:val="pt-BR"/>
               </w:rPr>
-              <w:t>Identificador; data de vigência; quantidade de regras; resumo das alterações</w:t>
-            </w:r>
+              <w:t xml:space="preserve">Identificador; data de vigência; quantidade de regras; resumo das alterações</w:t>
+            </w:r>
+            <w:ins w:id="20054" w:author="Vitor Oliveira" w:date="2026-09-26T12:00:00Z">
+              <w:r>
+                <w:rPr>
+                  <w:sz w:val="20"/>
+                  <w:szCs w:val="20"/>
+                  <w:lang w:val="pt-BR"/>
+                </w:rPr>
+                <w:t xml:space="preserve">; hash do arquivo de regras</w:t>
+              </w:r>
+            </w:ins>
           </w:p>
         </w:tc>
         <w:tc>
@@ -19135,8 +20487,28 @@
                 <w:szCs w:val="20"/>
                 <w:lang w:val="pt-BR"/>
               </w:rPr>
-              <w:t>Carimbo de tempo; ponto de luz; nível pretendido pela inferência; nível emitido; restrição que motivou a correção; versão da base de regras</w:t>
-            </w:r>
+              <w:t xml:space="preserve">Carimbo de tempo; ponto de luz; nível pretendido pela inferência; nível emitido; </w:t>
+            </w:r>
+            <w:del w:id="20055" w:author="Vitor Oliveira" w:date="2026-09-26T12:00:00Z">
+              <w:r>
+                <w:rPr>
+                  <w:sz w:val="20"/>
+                  <w:szCs w:val="20"/>
+                  <w:lang w:val="pt-BR"/>
+                </w:rPr>
+                <w:delText xml:space="preserve">restrição que motivou a correção; versão da base de regras</w:delText>
+              </w:r>
+            </w:del>
+            <w:ins w:id="20056" w:author="Vitor Oliveira" w:date="2026-09-26T12:00:00Z">
+              <w:r>
+                <w:rPr>
+                  <w:sz w:val="20"/>
+                  <w:szCs w:val="20"/>
+                  <w:lang w:val="pt-BR"/>
+                </w:rPr>
+                <w:t xml:space="preserve">restrição que motivou a correção — nenhuma, piso ou taxa; versão da base de regras; versão do modelo de previsão; classe vigente; previsão de movimentação; nível anterior; instante de publicação; execução de cenário</w:t>
+              </w:r>
+            </w:ins>
           </w:p>
         </w:tc>
         <w:tc>
@@ -19209,8 +20581,18 @@
                 <w:szCs w:val="20"/>
                 <w:lang w:val="pt-BR"/>
               </w:rPr>
-              <w:t>Carimbo de tempo; ponto de luz; decisão correspondente; ciclo de trabalho aplicado; iluminância medida</w:t>
-            </w:r>
+              <w:t xml:space="preserve">Carimbo de tempo; ponto de luz; decisão correspondente; ciclo de trabalho aplicado; iluminância medida</w:t>
+            </w:r>
+            <w:ins w:id="20057" w:author="Vitor Oliveira" w:date="2026-09-26T12:00:00Z">
+              <w:r>
+                <w:rPr>
+                  <w:sz w:val="20"/>
+                  <w:szCs w:val="20"/>
+                  <w:lang w:val="pt-BR"/>
+                </w:rPr>
+                <w:t xml:space="preserve">; sessão de medição</w:t>
+              </w:r>
+            </w:ins>
           </w:p>
         </w:tc>
         <w:tc>
@@ -19237,6 +20619,534 @@
               </w:rPr>
               <w:t>Registra o que o nó entregou. Confrontada com a decisão correspondente, produz a latência do percurso e a diferença entre nível decidido e nível medido</w:t>
             </w:r>
+          </w:p>
+        </w:tc>
+      </w:tr>
+      <w:tr>
+        <w:trPr>
+          <w:ins w:id="20370" w:author="Vitor Oliveira" w:date="2026-09-26T12:00:00Z"/>
+        </w:trPr>
+        <w:tc>
+          <w:tcPr>
+            <w:tcW w:w="2100" w:type="dxa"/>
+            <w:tcMar>
+              <w:top w:w="70" w:type="dxa"/>
+              <w:left w:w="90" w:type="dxa"/>
+              <w:bottom w:w="70" w:type="dxa"/>
+              <w:right w:w="90" w:type="dxa"/>
+            </w:tcMar>
+          </w:tcPr>
+          <w:p>
+            <w:pPr>
+              <w:rPr>
+                <w:ins w:id="20371" w:author="Vitor Oliveira" w:date="2026-09-26T12:00:00Z"/>
+              </w:rPr>
+            </w:pPr>
+            <w:ins w:id="20372" w:author="Vitor Oliveira" w:date="2026-09-26T12:00:00Z">
+              <w:r>
+                <w:rPr>
+                  <w:sz w:val="20"/>
+                  <w:szCs w:val="20"/>
+                </w:rPr>
+                <w:t xml:space="preserve">versao_modelo_previsao</w:t>
+              </w:r>
+            </w:ins>
+          </w:p>
+        </w:tc>
+        <w:tc>
+          <w:tcPr>
+            <w:tcW w:w="3200" w:type="dxa"/>
+            <w:tcMar>
+              <w:top w:w="70" w:type="dxa"/>
+              <w:left w:w="90" w:type="dxa"/>
+              <w:bottom w:w="70" w:type="dxa"/>
+              <w:right w:w="90" w:type="dxa"/>
+            </w:tcMar>
+          </w:tcPr>
+          <w:p>
+            <w:pPr>
+              <w:rPr>
+                <w:ins w:id="20373" w:author="Vitor Oliveira" w:date="2026-09-26T12:00:00Z"/>
+              </w:rPr>
+            </w:pPr>
+            <w:ins w:id="20374" w:author="Vitor Oliveira" w:date="2026-09-26T12:00:00Z">
+              <w:r>
+                <w:rPr>
+                  <w:sz w:val="20"/>
+                  <w:szCs w:val="20"/>
+                  <w:lang w:val="pt-BR"/>
+                </w:rPr>
+                <w:t xml:space="preserve">Identificador; algoritmo; data de extração da série; erro absoluto médio e raiz do erro quadrático médio</w:t>
+              </w:r>
+            </w:ins>
+          </w:p>
+        </w:tc>
+        <w:tc>
+          <w:tcPr>
+            <w:tcW w:w="3771" w:type="dxa"/>
+            <w:tcMar>
+              <w:top w:w="70" w:type="dxa"/>
+              <w:left w:w="90" w:type="dxa"/>
+              <w:bottom w:w="70" w:type="dxa"/>
+              <w:right w:w="90" w:type="dxa"/>
+            </w:tcMar>
+          </w:tcPr>
+          <w:p>
+            <w:pPr>
+              <w:rPr>
+                <w:ins w:id="20375" w:author="Vitor Oliveira" w:date="2026-09-26T12:00:00Z"/>
+              </w:rPr>
+            </w:pPr>
+            <w:ins w:id="20376" w:author="Vitor Oliveira" w:date="2026-09-26T12:00:00Z">
+              <w:r>
+                <w:rPr>
+                  <w:sz w:val="20"/>
+                  <w:szCs w:val="20"/>
+                  <w:lang w:val="pt-BR"/>
+                </w:rPr>
+                <w:t xml:space="preserve">Atribui cada decisão à versão da previsão que a alimentou, condição do RNF04 ao lado da versão da base de regras</w:t>
+              </w:r>
+            </w:ins>
+          </w:p>
+        </w:tc>
+      </w:tr>
+      <w:tr>
+        <w:trPr>
+          <w:ins w:id="20377" w:author="Vitor Oliveira" w:date="2026-09-26T12:00:00Z"/>
+        </w:trPr>
+        <w:tc>
+          <w:tcPr>
+            <w:tcW w:w="2100" w:type="dxa"/>
+            <w:tcMar>
+              <w:top w:w="70" w:type="dxa"/>
+              <w:left w:w="90" w:type="dxa"/>
+              <w:bottom w:w="70" w:type="dxa"/>
+              <w:right w:w="90" w:type="dxa"/>
+            </w:tcMar>
+          </w:tcPr>
+          <w:p>
+            <w:pPr>
+              <w:rPr>
+                <w:ins w:id="20378" w:author="Vitor Oliveira" w:date="2026-09-26T12:00:00Z"/>
+              </w:rPr>
+            </w:pPr>
+            <w:ins w:id="20379" w:author="Vitor Oliveira" w:date="2026-09-26T12:00:00Z">
+              <w:r>
+                <w:rPr>
+                  <w:sz w:val="20"/>
+                  <w:szCs w:val="20"/>
+                </w:rPr>
+                <w:t xml:space="preserve">execucao_cenario</w:t>
+              </w:r>
+            </w:ins>
+          </w:p>
+        </w:tc>
+        <w:tc>
+          <w:tcPr>
+            <w:tcW w:w="3200" w:type="dxa"/>
+            <w:tcMar>
+              <w:top w:w="70" w:type="dxa"/>
+              <w:left w:w="90" w:type="dxa"/>
+              <w:bottom w:w="70" w:type="dxa"/>
+              <w:right w:w="90" w:type="dxa"/>
+            </w:tcMar>
+          </w:tcPr>
+          <w:p>
+            <w:pPr>
+              <w:rPr>
+                <w:ins w:id="20380" w:author="Vitor Oliveira" w:date="2026-09-26T12:00:00Z"/>
+              </w:rPr>
+            </w:pPr>
+            <w:ins w:id="20381" w:author="Vitor Oliveira" w:date="2026-09-26T12:00:00Z">
+              <w:r>
+                <w:rPr>
+                  <w:sz w:val="20"/>
+                  <w:szCs w:val="20"/>
+                  <w:lang w:val="pt-BR"/>
+                </w:rPr>
+                <w:t xml:space="preserve">Identificador; cenário; regime; modo de previsão; início e fim</w:t>
+              </w:r>
+            </w:ins>
+          </w:p>
+        </w:tc>
+        <w:tc>
+          <w:tcPr>
+            <w:tcW w:w="3771" w:type="dxa"/>
+            <w:tcMar>
+              <w:top w:w="70" w:type="dxa"/>
+              <w:left w:w="90" w:type="dxa"/>
+              <w:bottom w:w="70" w:type="dxa"/>
+              <w:right w:w="90" w:type="dxa"/>
+            </w:tcMar>
+          </w:tcPr>
+          <w:p>
+            <w:pPr>
+              <w:rPr>
+                <w:ins w:id="20382" w:author="Vitor Oliveira" w:date="2026-09-26T12:00:00Z"/>
+              </w:rPr>
+            </w:pPr>
+            <w:ins w:id="20383" w:author="Vitor Oliveira" w:date="2026-09-26T12:00:00Z">
+              <w:r>
+                <w:rPr>
+                  <w:sz w:val="20"/>
+                  <w:szCs w:val="20"/>
+                  <w:lang w:val="pt-BR"/>
+                </w:rPr>
+                <w:t xml:space="preserve">Separa as execuções da suíte e os regimes e modos comparados em 3.9 e 3.11</w:t>
+              </w:r>
+            </w:ins>
+          </w:p>
+        </w:tc>
+      </w:tr>
+      <w:tr>
+        <w:trPr>
+          <w:ins w:id="20384" w:author="Vitor Oliveira" w:date="2026-09-26T12:00:00Z"/>
+        </w:trPr>
+        <w:tc>
+          <w:tcPr>
+            <w:tcW w:w="2100" w:type="dxa"/>
+            <w:tcMar>
+              <w:top w:w="70" w:type="dxa"/>
+              <w:left w:w="90" w:type="dxa"/>
+              <w:bottom w:w="70" w:type="dxa"/>
+              <w:right w:w="90" w:type="dxa"/>
+            </w:tcMar>
+          </w:tcPr>
+          <w:p>
+            <w:pPr>
+              <w:rPr>
+                <w:ins w:id="20385" w:author="Vitor Oliveira" w:date="2026-09-26T12:00:00Z"/>
+              </w:rPr>
+            </w:pPr>
+            <w:ins w:id="20386" w:author="Vitor Oliveira" w:date="2026-09-26T12:00:00Z">
+              <w:r>
+                <w:rPr>
+                  <w:sz w:val="20"/>
+                  <w:szCs w:val="20"/>
+                </w:rPr>
+                <w:t xml:space="preserve">sessao_medicao</w:t>
+              </w:r>
+            </w:ins>
+          </w:p>
+        </w:tc>
+        <w:tc>
+          <w:tcPr>
+            <w:tcW w:w="3200" w:type="dxa"/>
+            <w:tcMar>
+              <w:top w:w="70" w:type="dxa"/>
+              <w:left w:w="90" w:type="dxa"/>
+              <w:bottom w:w="70" w:type="dxa"/>
+              <w:right w:w="90" w:type="dxa"/>
+            </w:tcMar>
+          </w:tcPr>
+          <w:p>
+            <w:pPr>
+              <w:rPr>
+                <w:ins w:id="20387" w:author="Vitor Oliveira" w:date="2026-09-26T12:00:00Z"/>
+              </w:rPr>
+            </w:pPr>
+            <w:ins w:id="20388" w:author="Vitor Oliveira" w:date="2026-09-26T12:00:00Z">
+              <w:r>
+                <w:rPr>
+                  <w:sz w:val="20"/>
+                  <w:szCs w:val="20"/>
+                  <w:lang w:val="pt-BR"/>
+                </w:rPr>
+                <w:t xml:space="preserve">Identificador; ponto de luz; iluminância residual; indicador de descarte</w:t>
+              </w:r>
+            </w:ins>
+          </w:p>
+        </w:tc>
+        <w:tc>
+          <w:tcPr>
+            <w:tcW w:w="3771" w:type="dxa"/>
+            <w:tcMar>
+              <w:top w:w="70" w:type="dxa"/>
+              <w:left w:w="90" w:type="dxa"/>
+              <w:bottom w:w="70" w:type="dxa"/>
+              <w:right w:w="90" w:type="dxa"/>
+            </w:tcMar>
+          </w:tcPr>
+          <w:p>
+            <w:pPr>
+              <w:rPr>
+                <w:ins w:id="20389" w:author="Vitor Oliveira" w:date="2026-09-26T12:00:00Z"/>
+              </w:rPr>
+            </w:pPr>
+            <w:ins w:id="20390" w:author="Vitor Oliveira" w:date="2026-09-26T12:00:00Z">
+              <w:r>
+                <w:rPr>
+                  <w:sz w:val="20"/>
+                  <w:szCs w:val="20"/>
+                  <w:lang w:val="pt-BR"/>
+                </w:rPr>
+                <w:t xml:space="preserve">Registra a residual de cada sessão e a regra de descarte de 3.4.3</w:t>
+              </w:r>
+            </w:ins>
+          </w:p>
+        </w:tc>
+      </w:tr>
+      <w:tr>
+        <w:trPr>
+          <w:ins w:id="20391" w:author="Vitor Oliveira" w:date="2026-09-26T12:00:00Z"/>
+        </w:trPr>
+        <w:tc>
+          <w:tcPr>
+            <w:tcW w:w="2100" w:type="dxa"/>
+            <w:tcMar>
+              <w:top w:w="70" w:type="dxa"/>
+              <w:left w:w="90" w:type="dxa"/>
+              <w:bottom w:w="70" w:type="dxa"/>
+              <w:right w:w="90" w:type="dxa"/>
+            </w:tcMar>
+          </w:tcPr>
+          <w:p>
+            <w:pPr>
+              <w:rPr>
+                <w:ins w:id="20392" w:author="Vitor Oliveira" w:date="2026-09-26T12:00:00Z"/>
+              </w:rPr>
+            </w:pPr>
+            <w:ins w:id="20393" w:author="Vitor Oliveira" w:date="2026-09-26T12:00:00Z">
+              <w:r>
+                <w:rPr>
+                  <w:sz w:val="20"/>
+                  <w:szCs w:val="20"/>
+                </w:rPr>
+                <w:t xml:space="preserve">calibracao</w:t>
+              </w:r>
+            </w:ins>
+          </w:p>
+        </w:tc>
+        <w:tc>
+          <w:tcPr>
+            <w:tcW w:w="3200" w:type="dxa"/>
+            <w:tcMar>
+              <w:top w:w="70" w:type="dxa"/>
+              <w:left w:w="90" w:type="dxa"/>
+              <w:bottom w:w="70" w:type="dxa"/>
+              <w:right w:w="90" w:type="dxa"/>
+            </w:tcMar>
+          </w:tcPr>
+          <w:p>
+            <w:pPr>
+              <w:rPr>
+                <w:ins w:id="20394" w:author="Vitor Oliveira" w:date="2026-09-26T12:00:00Z"/>
+              </w:rPr>
+            </w:pPr>
+            <w:ins w:id="20395" w:author="Vitor Oliveira" w:date="2026-09-26T12:00:00Z">
+              <w:r>
+                <w:rPr>
+                  <w:sz w:val="20"/>
+                  <w:szCs w:val="20"/>
+                  <w:lang w:val="pt-BR"/>
+                </w:rPr>
+                <w:t xml:space="preserve">Sessão; série; ciclo de trabalho; iluminância medida</w:t>
+              </w:r>
+            </w:ins>
+          </w:p>
+        </w:tc>
+        <w:tc>
+          <w:tcPr>
+            <w:tcW w:w="3771" w:type="dxa"/>
+            <w:tcMar>
+              <w:top w:w="70" w:type="dxa"/>
+              <w:left w:w="90" w:type="dxa"/>
+              <w:bottom w:w="70" w:type="dxa"/>
+              <w:right w:w="90" w:type="dxa"/>
+            </w:tcMar>
+          </w:tcPr>
+          <w:p>
+            <w:pPr>
+              <w:rPr>
+                <w:ins w:id="20396" w:author="Vitor Oliveira" w:date="2026-09-26T12:00:00Z"/>
+              </w:rPr>
+            </w:pPr>
+            <w:ins w:id="20397" w:author="Vitor Oliveira" w:date="2026-09-26T12:00:00Z">
+              <w:r>
+                <w:rPr>
+                  <w:sz w:val="20"/>
+                  <w:szCs w:val="20"/>
+                  <w:lang w:val="pt-BR"/>
+                </w:rPr>
+                <w:t xml:space="preserve">Guarda a varredura de 3.4.4, origem da tabela do nó e da tolerância do diagnóstico</w:t>
+              </w:r>
+            </w:ins>
+          </w:p>
+        </w:tc>
+      </w:tr>
+      <w:tr>
+        <w:trPr>
+          <w:ins w:id="20398" w:author="Vitor Oliveira" w:date="2026-09-26T12:00:00Z"/>
+        </w:trPr>
+        <w:tc>
+          <w:tcPr>
+            <w:tcW w:w="2100" w:type="dxa"/>
+            <w:tcMar>
+              <w:top w:w="70" w:type="dxa"/>
+              <w:left w:w="90" w:type="dxa"/>
+              <w:bottom w:w="70" w:type="dxa"/>
+              <w:right w:w="90" w:type="dxa"/>
+            </w:tcMar>
+          </w:tcPr>
+          <w:p>
+            <w:pPr>
+              <w:rPr>
+                <w:ins w:id="20399" w:author="Vitor Oliveira" w:date="2026-09-26T12:00:00Z"/>
+              </w:rPr>
+            </w:pPr>
+            <w:ins w:id="20400" w:author="Vitor Oliveira" w:date="2026-09-26T12:00:00Z">
+              <w:r>
+                <w:rPr>
+                  <w:sz w:val="20"/>
+                  <w:szCs w:val="20"/>
+                </w:rPr>
+                <w:t xml:space="preserve">alerta_diagnostico</w:t>
+              </w:r>
+            </w:ins>
+          </w:p>
+        </w:tc>
+        <w:tc>
+          <w:tcPr>
+            <w:tcW w:w="3200" w:type="dxa"/>
+            <w:tcMar>
+              <w:top w:w="70" w:type="dxa"/>
+              <w:left w:w="90" w:type="dxa"/>
+              <w:bottom w:w="70" w:type="dxa"/>
+              <w:right w:w="90" w:type="dxa"/>
+            </w:tcMar>
+          </w:tcPr>
+          <w:p>
+            <w:pPr>
+              <w:rPr>
+                <w:ins w:id="20401" w:author="Vitor Oliveira" w:date="2026-09-26T12:00:00Z"/>
+              </w:rPr>
+            </w:pPr>
+            <w:ins w:id="20402" w:author="Vitor Oliveira" w:date="2026-09-26T12:00:00Z">
+              <w:r>
+                <w:rPr>
+                  <w:sz w:val="20"/>
+                  <w:szCs w:val="20"/>
+                  <w:lang w:val="pt-BR"/>
+                </w:rPr>
+                <w:t xml:space="preserve">Ponto de luz; tipo; razão; tolerância; abertura e encerramento</w:t>
+              </w:r>
+            </w:ins>
+          </w:p>
+        </w:tc>
+        <w:tc>
+          <w:tcPr>
+            <w:tcW w:w="3771" w:type="dxa"/>
+            <w:tcMar>
+              <w:top w:w="70" w:type="dxa"/>
+              <w:left w:w="90" w:type="dxa"/>
+              <w:bottom w:w="70" w:type="dxa"/>
+              <w:right w:w="90" w:type="dxa"/>
+            </w:tcMar>
+          </w:tcPr>
+          <w:p>
+            <w:pPr>
+              <w:rPr>
+                <w:ins w:id="20403" w:author="Vitor Oliveira" w:date="2026-09-26T12:00:00Z"/>
+              </w:rPr>
+            </w:pPr>
+            <w:ins w:id="20404" w:author="Vitor Oliveira" w:date="2026-09-26T12:00:00Z">
+              <w:r>
+                <w:rPr>
+                  <w:sz w:val="20"/>
+                  <w:szCs w:val="20"/>
+                  <w:lang w:val="pt-BR"/>
+                </w:rPr>
+                <w:t xml:space="preserve">Registra os alertas de falha total e de perda de controle (RF11)</w:t>
+              </w:r>
+            </w:ins>
+          </w:p>
+        </w:tc>
+      </w:tr>
+      <w:tr>
+        <w:trPr>
+          <w:ins w:id="20405" w:author="Vitor Oliveira" w:date="2026-09-26T12:00:00Z"/>
+        </w:trPr>
+        <w:tc>
+          <w:tcPr>
+            <w:tcW w:w="2100" w:type="dxa"/>
+            <w:tcMar>
+              <w:top w:w="70" w:type="dxa"/>
+              <w:left w:w="90" w:type="dxa"/>
+              <w:bottom w:w="70" w:type="dxa"/>
+              <w:right w:w="90" w:type="dxa"/>
+            </w:tcMar>
+          </w:tcPr>
+          <w:p>
+            <w:pPr>
+              <w:rPr>
+                <w:ins w:id="20406" w:author="Vitor Oliveira" w:date="2026-09-26T12:00:00Z"/>
+              </w:rPr>
+            </w:pPr>
+            <w:ins w:id="20407" w:author="Vitor Oliveira" w:date="2026-09-26T12:00:00Z">
+              <w:r>
+                <w:rPr>
+                  <w:sz w:val="20"/>
+                  <w:szCs w:val="20"/>
+                </w:rPr>
+                <w:t xml:space="preserve">luminaria_referencia</w:t>
+              </w:r>
+            </w:ins>
+          </w:p>
+        </w:tc>
+        <w:tc>
+          <w:tcPr>
+            <w:tcW w:w="3200" w:type="dxa"/>
+            <w:tcMar>
+              <w:top w:w="70" w:type="dxa"/>
+              <w:left w:w="90" w:type="dxa"/>
+              <w:bottom w:w="70" w:type="dxa"/>
+              <w:right w:w="90" w:type="dxa"/>
+            </w:tcMar>
+          </w:tcPr>
+          <w:p>
+            <w:pPr>
+              <w:rPr>
+                <w:ins w:id="20408" w:author="Vitor Oliveira" w:date="2026-09-26T12:00:00Z"/>
+              </w:rPr>
+            </w:pPr>
+            <w:ins w:id="20409" w:author="Vitor Oliveira" w:date="2026-09-26T12:00:00Z">
+              <w:r>
+                <w:rPr>
+                  <w:sz w:val="20"/>
+                  <w:szCs w:val="20"/>
+                  <w:lang w:val="pt-BR"/>
+                </w:rPr>
+                <w:t xml:space="preserve">Código; potência nominal; eficácia; interface de dimerização</w:t>
+              </w:r>
+            </w:ins>
+          </w:p>
+        </w:tc>
+        <w:tc>
+          <w:tcPr>
+            <w:tcW w:w="3771" w:type="dxa"/>
+            <w:tcMar>
+              <w:top w:w="70" w:type="dxa"/>
+              <w:left w:w="90" w:type="dxa"/>
+              <w:bottom w:w="70" w:type="dxa"/>
+              <w:right w:w="90" w:type="dxa"/>
+            </w:tcMar>
+          </w:tcPr>
+          <w:p>
+            <w:pPr>
+              <w:rPr>
+                <w:ins w:id="20410" w:author="Vitor Oliveira" w:date="2026-09-26T12:00:00Z"/>
+              </w:rPr>
+            </w:pPr>
+            <w:ins w:id="20411" w:author="Vitor Oliveira" w:date="2026-09-26T12:00:00Z">
+              <w:r>
+                <w:rPr>
+                  <w:sz w:val="20"/>
+                  <w:szCs w:val="20"/>
+                  <w:lang w:val="pt-BR"/>
+                </w:rPr>
+                <w:t xml:space="preserve">Luminárias do Quadro 9, lidas pela estimativa de energia</w:t>
+              </w:r>
+            </w:ins>
           </w:p>
         </w:tc>
       </w:tr>
@@ -19437,9 +21347,34 @@
         <w:rPr>
           <w:lang w:val="pt-BR"/>
         </w:rPr>
-        <w:t xml:space="preserve">Duas cardinalidades merecem nota. A relação entre decisão e telemetria é de um para um, e não de um para muitos, porque cada comando emitido produz uma leitura de confirmação; leituras periódicas do sensor que não correspondam a comando não constituem telemetria de decisão e não são registradas nessa entidade. </w:t>
-        <w:t>A relação entre classe de iluminação e ponto de luz, por sua vez, é o que permite recuperar por junção o critério normativo aplicável a qualquer decisão passada, mesmo após reclassificação da via — desde que a reclassificação seja registrada como dado novo, e não como alteração do registro existente.</w:t>
-      </w:r>
+        <w:t xml:space="preserve">Duas cardinalidades merecem nota. A relação entre decisão e telemetria é de um para um, e não de um para muitos, porque cada comando emitido produz uma leitura de confirmação; leituras periódicas do sensor que não correspondam a comando não constituem telemetria de decisão e não são registradas nessa entidade. A relação entre classe de iluminação e ponto de luz, por sua vez, é o que permite recuperar por junção o critério normativo aplicável a qualquer decisão passada, mesmo após reclassificação da via — desde que a reclassificação seja registrada como dado novo, e não como alteração do registro existente.</w:t>
+      </w:r>
+      <w:ins w:id="20058" w:author="Vitor Oliveira" w:date="2026-09-26T12:00:00Z">
+        <w:r>
+          <w:rPr>
+            <w:lang w:val="pt-BR"/>
+          </w:rPr>
+          <w:t xml:space="preserve"> Para que a garantia não dependa dessa disciplina, a decisão carrega também a classe vigente no momento em que foi tomada: a junção com a classe serve para recuperar os limites daquela classe, e não para descobrir qual classe valia.</w:t>
+        </w:r>
+      </w:ins>
+    </w:p>
+    <w:p>
+      <w:pPr>
+        <w:spacing w:after="120" w:line="360" w:lineRule="auto"/>
+        <w:ind w:firstLine="709"/>
+        <w:jc w:val="both"/>
+        <w:rPr>
+          <w:ins w:id="20368" w:author="Vitor Oliveira" w:date="2026-09-26T12:00:00Z"/>
+        </w:rPr>
+      </w:pPr>
+      <w:ins w:id="20369" w:author="Vitor Oliveira" w:date="2026-09-26T12:00:00Z">
+        <w:r>
+          <w:rPr>
+            <w:lang w:val="pt-BR"/>
+          </w:rPr>
+          <w:t xml:space="preserve">A cadeia de auditoria é exposta também como visão do banco, que reúne, para cada decisão, o piso vigente, a razão entre a iluminância entregue, descontada a residual da sessão, e a esperada para o nível emitido, e a latência do evento à telemetria, calculada apenas com relógios do servidor. A visão não acrescenta dado; permite que os resultados sejam extraídos por consulta única e conferível.</w:t>
+        </w:r>
+      </w:ins>
     </w:p>
     <w:p>
       <w:pPr>
@@ -19467,13 +21402,1337 @@
           <w:lang w:val="pt-BR"/>
         </w:rPr>
       </w:pPr>
-      <w:r>
-        <w:rPr>
-          <w:highlight w:val="yellow"/>
-          <w:lang w:val="pt-BR"/>
-        </w:rPr>
-        <w:t>[PENDENTE — detalhar, a partir do esquema efetivamente implementado no PostgreSQL, cada tabela do sistema com seus atributos, tipos, domínio de valores e restrições de integridade, explicando a utilização de cada uma pelo sistema.]</w:t>
-      </w:r>
+      <w:del w:id="20059" w:author="Vitor Oliveira" w:date="2026-09-26T12:00:00Z">
+        <w:r>
+          <w:rPr>
+            <w:highlight w:val="yellow"/>
+            <w:lang w:val="pt-BR"/>
+          </w:rPr>
+          <w:delText xml:space="preserve">[PENDENTE — detalhar, a partir do esquema efetivamente implementado no PostgreSQL, cada tabela do sistema com seus atributos, tipos, domínio de valores e restrições de integridade, explicando a utilização de cada uma pelo sistema.]</w:delText>
+        </w:r>
+      </w:del>
+      <w:ins w:id="20060" w:author="Vitor Oliveira" w:date="2026-09-26T12:00:00Z">
+        <w:r>
+          <w:rPr>
+            <w:highlight w:val="yellow"/>
+            <w:lang w:val="pt-BR"/>
+          </w:rPr>
+          <w:t xml:space="preserve">O Quadro 16 detalha as tabelas do esquema implementado em PostgreSQL. Níveis de iluminação são decimais de três casas entre 0 e 1; iluminâncias, decimais em lux; instantes, carimbos de tempo com fuso horário; e os vocabulários fechados são restrições de verificação do próprio banco.</w:t>
+        </w:r>
+      </w:ins>
+    </w:p>
+    <w:p>
+      <w:pPr>
+        <w:keepNext/>
+        <w:spacing w:before="260" w:after="130"/>
+        <w:rPr>
+          <w:ins w:id="20362" w:author="Vitor Oliveira" w:date="2026-09-26T12:00:00Z"/>
+        </w:rPr>
+      </w:pPr>
+      <w:ins w:id="20363" w:author="Vitor Oliveira" w:date="2026-09-26T12:00:00Z">
+        <w:r>
+          <w:rPr>
+            <w:sz w:val="20"/>
+            <w:szCs w:val="20"/>
+            <w:lang w:val="pt-BR"/>
+          </w:rPr>
+          <w:t xml:space="preserve">Quadro 16 – Tabelas do banco de dados: atributos, domínios, restrições e uso</w:t>
+        </w:r>
+      </w:ins>
+    </w:p>
+    <w:tbl>
+      <w:tblPr>
+        <w:tblW w:w="9071" w:type="dxa"/>
+        <w:tblBorders>
+          <w:top w:val="single" w:sz="4" w:space="0" w:color="auto"/>
+          <w:left w:val="single" w:sz="4" w:space="0" w:color="auto"/>
+          <w:bottom w:val="single" w:sz="4" w:space="0" w:color="auto"/>
+          <w:right w:val="single" w:sz="4" w:space="0" w:color="auto"/>
+          <w:insideH w:val="single" w:sz="4" w:space="0" w:color="auto"/>
+          <w:insideV w:val="single" w:sz="4" w:space="0" w:color="auto"/>
+        </w:tblBorders>
+        <w:tblCellMar>
+          <w:left w:w="10" w:type="dxa"/>
+          <w:right w:w="10" w:type="dxa"/>
+        </w:tblCellMar>
+        <w:tblLook w:val="04A0" w:firstRow="1" w:lastRow="0" w:firstColumn="1" w:lastColumn="0" w:noHBand="0" w:noVBand="1"/>
+      </w:tblPr>
+      <w:tblGrid>
+        <w:gridCol w:w="2100"/>
+        <w:gridCol w:w="3200"/>
+        <w:gridCol w:w="3771"/>
+      </w:tblGrid>
+      <w:tr>
+        <w:trPr>
+          <w:tblHeader/>
+          <w:ins w:id="20264" w:author="Vitor Oliveira" w:date="2026-09-26T12:00:00Z"/>
+        </w:trPr>
+        <w:tc>
+          <w:tcPr>
+            <w:tcW w:w="2100" w:type="dxa"/>
+            <w:shd w:val="clear" w:color="auto" w:fill="EDEDED"/>
+            <w:tcMar>
+              <w:top w:w="70" w:type="dxa"/>
+              <w:left w:w="90" w:type="dxa"/>
+              <w:bottom w:w="70" w:type="dxa"/>
+              <w:right w:w="90" w:type="dxa"/>
+            </w:tcMar>
+          </w:tcPr>
+          <w:p>
+            <w:pPr>
+              <w:rPr>
+                <w:ins w:id="20265" w:author="Vitor Oliveira" w:date="2026-09-26T12:00:00Z"/>
+              </w:rPr>
+            </w:pPr>
+            <w:ins w:id="20266" w:author="Vitor Oliveira" w:date="2026-09-26T12:00:00Z">
+              <w:r>
+                <w:rPr>
+                  <w:sz w:val="20"/>
+                  <w:szCs w:val="20"/>
+                </w:rPr>
+                <w:t xml:space="preserve">Tabela</w:t>
+              </w:r>
+            </w:ins>
+          </w:p>
+        </w:tc>
+        <w:tc>
+          <w:tcPr>
+            <w:tcW w:w="3200" w:type="dxa"/>
+            <w:shd w:val="clear" w:color="auto" w:fill="EDEDED"/>
+            <w:tcMar>
+              <w:top w:w="70" w:type="dxa"/>
+              <w:left w:w="90" w:type="dxa"/>
+              <w:bottom w:w="70" w:type="dxa"/>
+              <w:right w:w="90" w:type="dxa"/>
+            </w:tcMar>
+          </w:tcPr>
+          <w:p>
+            <w:pPr>
+              <w:rPr>
+                <w:ins w:id="20267" w:author="Vitor Oliveira" w:date="2026-09-26T12:00:00Z"/>
+              </w:rPr>
+            </w:pPr>
+            <w:ins w:id="20268" w:author="Vitor Oliveira" w:date="2026-09-26T12:00:00Z">
+              <w:r>
+                <w:rPr>
+                  <w:sz w:val="20"/>
+                  <w:szCs w:val="20"/>
+                </w:rPr>
+                <w:t xml:space="preserve">Atributos, domínios e restrições</w:t>
+              </w:r>
+            </w:ins>
+          </w:p>
+        </w:tc>
+        <w:tc>
+          <w:tcPr>
+            <w:tcW w:w="3771" w:type="dxa"/>
+            <w:shd w:val="clear" w:color="auto" w:fill="EDEDED"/>
+            <w:tcMar>
+              <w:top w:w="70" w:type="dxa"/>
+              <w:left w:w="90" w:type="dxa"/>
+              <w:bottom w:w="70" w:type="dxa"/>
+              <w:right w:w="90" w:type="dxa"/>
+            </w:tcMar>
+          </w:tcPr>
+          <w:p>
+            <w:pPr>
+              <w:rPr>
+                <w:ins w:id="20269" w:author="Vitor Oliveira" w:date="2026-09-26T12:00:00Z"/>
+              </w:rPr>
+            </w:pPr>
+            <w:ins w:id="20270" w:author="Vitor Oliveira" w:date="2026-09-26T12:00:00Z">
+              <w:r>
+                <w:rPr>
+                  <w:sz w:val="20"/>
+                  <w:szCs w:val="20"/>
+                </w:rPr>
+                <w:t xml:space="preserve">Uso pelo sistema</w:t>
+              </w:r>
+            </w:ins>
+          </w:p>
+        </w:tc>
+      </w:tr>
+      <w:tr>
+        <w:trPr>
+          <w:ins w:id="20271" w:author="Vitor Oliveira" w:date="2026-09-26T12:00:00Z"/>
+        </w:trPr>
+        <w:tc>
+          <w:tcPr>
+            <w:tcW w:w="2100" w:type="dxa"/>
+            <w:tcMar>
+              <w:top w:w="70" w:type="dxa"/>
+              <w:left w:w="90" w:type="dxa"/>
+              <w:bottom w:w="70" w:type="dxa"/>
+              <w:right w:w="90" w:type="dxa"/>
+            </w:tcMar>
+          </w:tcPr>
+          <w:p>
+            <w:pPr>
+              <w:rPr>
+                <w:ins w:id="20272" w:author="Vitor Oliveira" w:date="2026-09-26T12:00:00Z"/>
+              </w:rPr>
+            </w:pPr>
+            <w:ins w:id="20273" w:author="Vitor Oliveira" w:date="2026-09-26T12:00:00Z">
+              <w:r>
+                <w:rPr>
+                  <w:sz w:val="20"/>
+                  <w:szCs w:val="20"/>
+                </w:rPr>
+                <w:t xml:space="preserve">classe_iluminacao</w:t>
+              </w:r>
+            </w:ins>
+          </w:p>
+        </w:tc>
+        <w:tc>
+          <w:tcPr>
+            <w:tcW w:w="3200" w:type="dxa"/>
+            <w:tcMar>
+              <w:top w:w="70" w:type="dxa"/>
+              <w:left w:w="90" w:type="dxa"/>
+              <w:bottom w:w="70" w:type="dxa"/>
+              <w:right w:w="90" w:type="dxa"/>
+            </w:tcMar>
+          </w:tcPr>
+          <w:p>
+            <w:pPr>
+              <w:rPr>
+                <w:ins w:id="20274" w:author="Vitor Oliveira" w:date="2026-09-26T12:00:00Z"/>
+              </w:rPr>
+            </w:pPr>
+            <w:ins w:id="20275" w:author="Vitor Oliveira" w:date="2026-09-26T12:00:00Z">
+              <w:r>
+                <w:rPr>
+                  <w:sz w:val="20"/>
+                  <w:szCs w:val="20"/>
+                  <w:lang w:val="pt-BR"/>
+                </w:rPr>
+                <w:t xml:space="preserve">Código (chave); descrição; iluminâncias média, mínima e vertical mínimas, positivas; classe mínima de dimerização, chave estrangeira para a própria tabela, nula quando não dimerizável; taxa máxima de decréscimo, entre 0 e 1 por minuto; fonte normativa</w:t>
+              </w:r>
+            </w:ins>
+          </w:p>
+        </w:tc>
+        <w:tc>
+          <w:tcPr>
+            <w:tcW w:w="3771" w:type="dxa"/>
+            <w:tcMar>
+              <w:top w:w="70" w:type="dxa"/>
+              <w:left w:w="90" w:type="dxa"/>
+              <w:bottom w:w="70" w:type="dxa"/>
+              <w:right w:w="90" w:type="dxa"/>
+            </w:tcMar>
+          </w:tcPr>
+          <w:p>
+            <w:pPr>
+              <w:rPr>
+                <w:ins w:id="20276" w:author="Vitor Oliveira" w:date="2026-09-26T12:00:00Z"/>
+              </w:rPr>
+            </w:pPr>
+            <w:ins w:id="20277" w:author="Vitor Oliveira" w:date="2026-09-26T12:00:00Z">
+              <w:r>
+                <w:rPr>
+                  <w:sz w:val="20"/>
+                  <w:szCs w:val="20"/>
+                  <w:lang w:val="pt-BR"/>
+                </w:rPr>
+                <w:t xml:space="preserve">Critério lido pela camada de verificação a cada decisão; carga inicial com as classes P3 a P6 do Quadro 8</w:t>
+              </w:r>
+            </w:ins>
+          </w:p>
+        </w:tc>
+      </w:tr>
+      <w:tr>
+        <w:trPr>
+          <w:ins w:id="20278" w:author="Vitor Oliveira" w:date="2026-09-26T12:00:00Z"/>
+        </w:trPr>
+        <w:tc>
+          <w:tcPr>
+            <w:tcW w:w="2100" w:type="dxa"/>
+            <w:tcMar>
+              <w:top w:w="70" w:type="dxa"/>
+              <w:left w:w="90" w:type="dxa"/>
+              <w:bottom w:w="70" w:type="dxa"/>
+              <w:right w:w="90" w:type="dxa"/>
+            </w:tcMar>
+          </w:tcPr>
+          <w:p>
+            <w:pPr>
+              <w:rPr>
+                <w:ins w:id="20279" w:author="Vitor Oliveira" w:date="2026-09-26T12:00:00Z"/>
+              </w:rPr>
+            </w:pPr>
+            <w:ins w:id="20280" w:author="Vitor Oliveira" w:date="2026-09-26T12:00:00Z">
+              <w:r>
+                <w:rPr>
+                  <w:sz w:val="20"/>
+                  <w:szCs w:val="20"/>
+                </w:rPr>
+                <w:t xml:space="preserve">ponto_de_luz</w:t>
+              </w:r>
+            </w:ins>
+          </w:p>
+        </w:tc>
+        <w:tc>
+          <w:tcPr>
+            <w:tcW w:w="3200" w:type="dxa"/>
+            <w:tcMar>
+              <w:top w:w="70" w:type="dxa"/>
+              <w:left w:w="90" w:type="dxa"/>
+              <w:bottom w:w="70" w:type="dxa"/>
+              <w:right w:w="90" w:type="dxa"/>
+            </w:tcMar>
+          </w:tcPr>
+          <w:p>
+            <w:pPr>
+              <w:rPr>
+                <w:ins w:id="20281" w:author="Vitor Oliveira" w:date="2026-09-26T12:00:00Z"/>
+              </w:rPr>
+            </w:pPr>
+            <w:ins w:id="20282" w:author="Vitor Oliveira" w:date="2026-09-26T12:00:00Z">
+              <w:r>
+                <w:rPr>
+                  <w:sz w:val="20"/>
+                  <w:szCs w:val="20"/>
+                  <w:lang w:val="pt-BR"/>
+                </w:rPr>
+                <w:t xml:space="preserve">Identificador; código único; logradouro; coordenadas; classe, chave estrangeira; estado operacional em {operante, falha, manutenção, sem comunicação}; potência plena do segmento, positiva</w:t>
+              </w:r>
+            </w:ins>
+          </w:p>
+        </w:tc>
+        <w:tc>
+          <w:tcPr>
+            <w:tcW w:w="3771" w:type="dxa"/>
+            <w:tcMar>
+              <w:top w:w="70" w:type="dxa"/>
+              <w:left w:w="90" w:type="dxa"/>
+              <w:bottom w:w="70" w:type="dxa"/>
+              <w:right w:w="90" w:type="dxa"/>
+            </w:tcMar>
+          </w:tcPr>
+          <w:p>
+            <w:pPr>
+              <w:rPr>
+                <w:ins w:id="20283" w:author="Vitor Oliveira" w:date="2026-09-26T12:00:00Z"/>
+              </w:rPr>
+            </w:pPr>
+            <w:ins w:id="20284" w:author="Vitor Oliveira" w:date="2026-09-26T12:00:00Z">
+              <w:r>
+                <w:rPr>
+                  <w:sz w:val="20"/>
+                  <w:szCs w:val="20"/>
+                  <w:lang w:val="pt-BR"/>
+                </w:rPr>
+                <w:t xml:space="preserve">Ponto comandado; o estado é atualizado pela presença do nó e pelo diagnóstico</w:t>
+              </w:r>
+            </w:ins>
+          </w:p>
+        </w:tc>
+      </w:tr>
+      <w:tr>
+        <w:trPr>
+          <w:ins w:id="20285" w:author="Vitor Oliveira" w:date="2026-09-26T12:00:00Z"/>
+        </w:trPr>
+        <w:tc>
+          <w:tcPr>
+            <w:tcW w:w="2100" w:type="dxa"/>
+            <w:tcMar>
+              <w:top w:w="70" w:type="dxa"/>
+              <w:left w:w="90" w:type="dxa"/>
+              <w:bottom w:w="70" w:type="dxa"/>
+              <w:right w:w="90" w:type="dxa"/>
+            </w:tcMar>
+          </w:tcPr>
+          <w:p>
+            <w:pPr>
+              <w:rPr>
+                <w:ins w:id="20286" w:author="Vitor Oliveira" w:date="2026-09-26T12:00:00Z"/>
+              </w:rPr>
+            </w:pPr>
+            <w:ins w:id="20287" w:author="Vitor Oliveira" w:date="2026-09-26T12:00:00Z">
+              <w:r>
+                <w:rPr>
+                  <w:sz w:val="20"/>
+                  <w:szCs w:val="20"/>
+                </w:rPr>
+                <w:t xml:space="preserve">luminaria_referencia</w:t>
+              </w:r>
+            </w:ins>
+          </w:p>
+        </w:tc>
+        <w:tc>
+          <w:tcPr>
+            <w:tcW w:w="3200" w:type="dxa"/>
+            <w:tcMar>
+              <w:top w:w="70" w:type="dxa"/>
+              <w:left w:w="90" w:type="dxa"/>
+              <w:bottom w:w="70" w:type="dxa"/>
+              <w:right w:w="90" w:type="dxa"/>
+            </w:tcMar>
+          </w:tcPr>
+          <w:p>
+            <w:pPr>
+              <w:rPr>
+                <w:ins w:id="20288" w:author="Vitor Oliveira" w:date="2026-09-26T12:00:00Z"/>
+              </w:rPr>
+            </w:pPr>
+            <w:ins w:id="20289" w:author="Vitor Oliveira" w:date="2026-09-26T12:00:00Z">
+              <w:r>
+                <w:rPr>
+                  <w:sz w:val="20"/>
+                  <w:szCs w:val="20"/>
+                  <w:lang w:val="pt-BR"/>
+                </w:rPr>
+                <w:t xml:space="preserve">Código (chave); potência nominal e eficácia, positivas; interface de dimerização; origem</w:t>
+              </w:r>
+            </w:ins>
+          </w:p>
+        </w:tc>
+        <w:tc>
+          <w:tcPr>
+            <w:tcW w:w="3771" w:type="dxa"/>
+            <w:tcMar>
+              <w:top w:w="70" w:type="dxa"/>
+              <w:left w:w="90" w:type="dxa"/>
+              <w:bottom w:w="70" w:type="dxa"/>
+              <w:right w:w="90" w:type="dxa"/>
+            </w:tcMar>
+          </w:tcPr>
+          <w:p>
+            <w:pPr>
+              <w:rPr>
+                <w:ins w:id="20290" w:author="Vitor Oliveira" w:date="2026-09-26T12:00:00Z"/>
+              </w:rPr>
+            </w:pPr>
+            <w:ins w:id="20291" w:author="Vitor Oliveira" w:date="2026-09-26T12:00:00Z">
+              <w:r>
+                <w:rPr>
+                  <w:sz w:val="20"/>
+                  <w:szCs w:val="20"/>
+                  <w:lang w:val="pt-BR"/>
+                </w:rPr>
+                <w:t xml:space="preserve">Luminárias de 40 W e 440 W do Quadro 9, lidas pela estimativa de energia</w:t>
+              </w:r>
+            </w:ins>
+          </w:p>
+        </w:tc>
+      </w:tr>
+      <w:tr>
+        <w:trPr>
+          <w:ins w:id="20292" w:author="Vitor Oliveira" w:date="2026-09-26T12:00:00Z"/>
+        </w:trPr>
+        <w:tc>
+          <w:tcPr>
+            <w:tcW w:w="2100" w:type="dxa"/>
+            <w:tcMar>
+              <w:top w:w="70" w:type="dxa"/>
+              <w:left w:w="90" w:type="dxa"/>
+              <w:bottom w:w="70" w:type="dxa"/>
+              <w:right w:w="90" w:type="dxa"/>
+            </w:tcMar>
+          </w:tcPr>
+          <w:p>
+            <w:pPr>
+              <w:rPr>
+                <w:ins w:id="20293" w:author="Vitor Oliveira" w:date="2026-09-26T12:00:00Z"/>
+              </w:rPr>
+            </w:pPr>
+            <w:ins w:id="20294" w:author="Vitor Oliveira" w:date="2026-09-26T12:00:00Z">
+              <w:r>
+                <w:rPr>
+                  <w:sz w:val="20"/>
+                  <w:szCs w:val="20"/>
+                </w:rPr>
+                <w:t xml:space="preserve">evento_urbano</w:t>
+              </w:r>
+            </w:ins>
+          </w:p>
+        </w:tc>
+        <w:tc>
+          <w:tcPr>
+            <w:tcW w:w="3200" w:type="dxa"/>
+            <w:tcMar>
+              <w:top w:w="70" w:type="dxa"/>
+              <w:left w:w="90" w:type="dxa"/>
+              <w:bottom w:w="70" w:type="dxa"/>
+              <w:right w:w="90" w:type="dxa"/>
+            </w:tcMar>
+          </w:tcPr>
+          <w:p>
+            <w:pPr>
+              <w:rPr>
+                <w:ins w:id="20295" w:author="Vitor Oliveira" w:date="2026-09-26T12:00:00Z"/>
+              </w:rPr>
+            </w:pPr>
+            <w:ins w:id="20296" w:author="Vitor Oliveira" w:date="2026-09-26T12:00:00Z">
+              <w:r>
+                <w:rPr>
+                  <w:sz w:val="20"/>
+                  <w:szCs w:val="20"/>
+                  <w:lang w:val="pt-BR"/>
+                </w:rPr>
+                <w:t xml:space="preserve">Identificador; instantes de ocorrência e de recebimento; tipo em {movimentação, ocorrência}; valor; rótulo; abrangência em {via, quadra, bairro, município}; origem; vigência não anterior à ocorrência</w:t>
+              </w:r>
+            </w:ins>
+          </w:p>
+        </w:tc>
+        <w:tc>
+          <w:tcPr>
+            <w:tcW w:w="3771" w:type="dxa"/>
+            <w:tcMar>
+              <w:top w:w="70" w:type="dxa"/>
+              <w:left w:w="90" w:type="dxa"/>
+              <w:bottom w:w="70" w:type="dxa"/>
+              <w:right w:w="90" w:type="dxa"/>
+            </w:tcMar>
+          </w:tcPr>
+          <w:p>
+            <w:pPr>
+              <w:rPr>
+                <w:ins w:id="20297" w:author="Vitor Oliveira" w:date="2026-09-26T12:00:00Z"/>
+              </w:rPr>
+            </w:pPr>
+            <w:ins w:id="20298" w:author="Vitor Oliveira" w:date="2026-09-26T12:00:00Z">
+              <w:r>
+                <w:rPr>
+                  <w:sz w:val="20"/>
+                  <w:szCs w:val="20"/>
+                  <w:lang w:val="pt-BR"/>
+                </w:rPr>
+                <w:t xml:space="preserve">Estado da via publicado pela interface; cada inserção notifica o serviço de decisão, que decide na hora (RNF03)</w:t>
+              </w:r>
+            </w:ins>
+          </w:p>
+        </w:tc>
+      </w:tr>
+      <w:tr>
+        <w:trPr>
+          <w:ins w:id="20299" w:author="Vitor Oliveira" w:date="2026-09-26T12:00:00Z"/>
+        </w:trPr>
+        <w:tc>
+          <w:tcPr>
+            <w:tcW w:w="2100" w:type="dxa"/>
+            <w:tcMar>
+              <w:top w:w="70" w:type="dxa"/>
+              <w:left w:w="90" w:type="dxa"/>
+              <w:bottom w:w="70" w:type="dxa"/>
+              <w:right w:w="90" w:type="dxa"/>
+            </w:tcMar>
+          </w:tcPr>
+          <w:p>
+            <w:pPr>
+              <w:rPr>
+                <w:ins w:id="20300" w:author="Vitor Oliveira" w:date="2026-09-26T12:00:00Z"/>
+              </w:rPr>
+            </w:pPr>
+            <w:ins w:id="20301" w:author="Vitor Oliveira" w:date="2026-09-26T12:00:00Z">
+              <w:r>
+                <w:rPr>
+                  <w:sz w:val="20"/>
+                  <w:szCs w:val="20"/>
+                </w:rPr>
+                <w:t xml:space="preserve">versao_base_regras</w:t>
+              </w:r>
+            </w:ins>
+          </w:p>
+        </w:tc>
+        <w:tc>
+          <w:tcPr>
+            <w:tcW w:w="3200" w:type="dxa"/>
+            <w:tcMar>
+              <w:top w:w="70" w:type="dxa"/>
+              <w:left w:w="90" w:type="dxa"/>
+              <w:bottom w:w="70" w:type="dxa"/>
+              <w:right w:w="90" w:type="dxa"/>
+            </w:tcMar>
+          </w:tcPr>
+          <w:p>
+            <w:pPr>
+              <w:rPr>
+                <w:ins w:id="20302" w:author="Vitor Oliveira" w:date="2026-09-26T12:00:00Z"/>
+              </w:rPr>
+            </w:pPr>
+            <w:ins w:id="20303" w:author="Vitor Oliveira" w:date="2026-09-26T12:00:00Z">
+              <w:r>
+                <w:rPr>
+                  <w:sz w:val="20"/>
+                  <w:szCs w:val="20"/>
+                  <w:lang w:val="pt-BR"/>
+                </w:rPr>
+                <w:t xml:space="preserve">Identificador; rótulo único; vigência; quantidade de regras, positiva; resumo; hash do arquivo de regras</w:t>
+              </w:r>
+            </w:ins>
+          </w:p>
+        </w:tc>
+        <w:tc>
+          <w:tcPr>
+            <w:tcW w:w="3771" w:type="dxa"/>
+            <w:tcMar>
+              <w:top w:w="70" w:type="dxa"/>
+              <w:left w:w="90" w:type="dxa"/>
+              <w:bottom w:w="70" w:type="dxa"/>
+              <w:right w:w="90" w:type="dxa"/>
+            </w:tcMar>
+          </w:tcPr>
+          <w:p>
+            <w:pPr>
+              <w:rPr>
+                <w:ins w:id="20304" w:author="Vitor Oliveira" w:date="2026-09-26T12:00:00Z"/>
+              </w:rPr>
+            </w:pPr>
+            <w:ins w:id="20305" w:author="Vitor Oliveira" w:date="2026-09-26T12:00:00Z">
+              <w:r>
+                <w:rPr>
+                  <w:sz w:val="20"/>
+                  <w:szCs w:val="20"/>
+                  <w:lang w:val="pt-BR"/>
+                </w:rPr>
+                <w:t xml:space="preserve">O serviço confere o hash ao iniciar e recusa operar com arquivo alterado sem nova versão (RNF04)</w:t>
+              </w:r>
+            </w:ins>
+          </w:p>
+        </w:tc>
+      </w:tr>
+      <w:tr>
+        <w:trPr>
+          <w:ins w:id="20306" w:author="Vitor Oliveira" w:date="2026-09-26T12:00:00Z"/>
+        </w:trPr>
+        <w:tc>
+          <w:tcPr>
+            <w:tcW w:w="2100" w:type="dxa"/>
+            <w:tcMar>
+              <w:top w:w="70" w:type="dxa"/>
+              <w:left w:w="90" w:type="dxa"/>
+              <w:bottom w:w="70" w:type="dxa"/>
+              <w:right w:w="90" w:type="dxa"/>
+            </w:tcMar>
+          </w:tcPr>
+          <w:p>
+            <w:pPr>
+              <w:rPr>
+                <w:ins w:id="20307" w:author="Vitor Oliveira" w:date="2026-09-26T12:00:00Z"/>
+              </w:rPr>
+            </w:pPr>
+            <w:ins w:id="20308" w:author="Vitor Oliveira" w:date="2026-09-26T12:00:00Z">
+              <w:r>
+                <w:rPr>
+                  <w:sz w:val="20"/>
+                  <w:szCs w:val="20"/>
+                </w:rPr>
+                <w:t xml:space="preserve">versao_modelo_previsao</w:t>
+              </w:r>
+            </w:ins>
+          </w:p>
+        </w:tc>
+        <w:tc>
+          <w:tcPr>
+            <w:tcW w:w="3200" w:type="dxa"/>
+            <w:tcMar>
+              <w:top w:w="70" w:type="dxa"/>
+              <w:left w:w="90" w:type="dxa"/>
+              <w:bottom w:w="70" w:type="dxa"/>
+              <w:right w:w="90" w:type="dxa"/>
+            </w:tcMar>
+          </w:tcPr>
+          <w:p>
+            <w:pPr>
+              <w:rPr>
+                <w:ins w:id="20309" w:author="Vitor Oliveira" w:date="2026-09-26T12:00:00Z"/>
+              </w:rPr>
+            </w:pPr>
+            <w:ins w:id="20310" w:author="Vitor Oliveira" w:date="2026-09-26T12:00:00Z">
+              <w:r>
+                <w:rPr>
+                  <w:sz w:val="20"/>
+                  <w:szCs w:val="20"/>
+                  <w:lang w:val="pt-BR"/>
+                </w:rPr>
+                <w:t xml:space="preserve">Identificador; rótulo único; algoritmo em {persistência, média sazonal, XGBoost}; data de extração da série; data de treino; erros; hash</w:t>
+              </w:r>
+            </w:ins>
+          </w:p>
+        </w:tc>
+        <w:tc>
+          <w:tcPr>
+            <w:tcW w:w="3771" w:type="dxa"/>
+            <w:tcMar>
+              <w:top w:w="70" w:type="dxa"/>
+              <w:left w:w="90" w:type="dxa"/>
+              <w:bottom w:w="70" w:type="dxa"/>
+              <w:right w:w="90" w:type="dxa"/>
+            </w:tcMar>
+          </w:tcPr>
+          <w:p>
+            <w:pPr>
+              <w:rPr>
+                <w:ins w:id="20311" w:author="Vitor Oliveira" w:date="2026-09-26T12:00:00Z"/>
+              </w:rPr>
+            </w:pPr>
+            <w:ins w:id="20312" w:author="Vitor Oliveira" w:date="2026-09-26T12:00:00Z">
+              <w:r>
+                <w:rPr>
+                  <w:sz w:val="20"/>
+                  <w:szCs w:val="20"/>
+                  <w:lang w:val="pt-BR"/>
+                </w:rPr>
+                <w:t xml:space="preserve">Versão da previsão que alimentou cada decisão (RNF04)</w:t>
+              </w:r>
+            </w:ins>
+          </w:p>
+        </w:tc>
+      </w:tr>
+      <w:tr>
+        <w:trPr>
+          <w:ins w:id="20313" w:author="Vitor Oliveira" w:date="2026-09-26T12:00:00Z"/>
+        </w:trPr>
+        <w:tc>
+          <w:tcPr>
+            <w:tcW w:w="2100" w:type="dxa"/>
+            <w:tcMar>
+              <w:top w:w="70" w:type="dxa"/>
+              <w:left w:w="90" w:type="dxa"/>
+              <w:bottom w:w="70" w:type="dxa"/>
+              <w:right w:w="90" w:type="dxa"/>
+            </w:tcMar>
+          </w:tcPr>
+          <w:p>
+            <w:pPr>
+              <w:rPr>
+                <w:ins w:id="20314" w:author="Vitor Oliveira" w:date="2026-09-26T12:00:00Z"/>
+              </w:rPr>
+            </w:pPr>
+            <w:ins w:id="20315" w:author="Vitor Oliveira" w:date="2026-09-26T12:00:00Z">
+              <w:r>
+                <w:rPr>
+                  <w:sz w:val="20"/>
+                  <w:szCs w:val="20"/>
+                </w:rPr>
+                <w:t xml:space="preserve">execucao_cenario</w:t>
+              </w:r>
+            </w:ins>
+          </w:p>
+        </w:tc>
+        <w:tc>
+          <w:tcPr>
+            <w:tcW w:w="3200" w:type="dxa"/>
+            <w:tcMar>
+              <w:top w:w="70" w:type="dxa"/>
+              <w:left w:w="90" w:type="dxa"/>
+              <w:bottom w:w="70" w:type="dxa"/>
+              <w:right w:w="90" w:type="dxa"/>
+            </w:tcMar>
+          </w:tcPr>
+          <w:p>
+            <w:pPr>
+              <w:rPr>
+                <w:ins w:id="20316" w:author="Vitor Oliveira" w:date="2026-09-26T12:00:00Z"/>
+              </w:rPr>
+            </w:pPr>
+            <w:ins w:id="20317" w:author="Vitor Oliveira" w:date="2026-09-26T12:00:00Z">
+              <w:r>
+                <w:rPr>
+                  <w:sz w:val="20"/>
+                  <w:szCs w:val="20"/>
+                  <w:lang w:val="pt-BR"/>
+                </w:rPr>
+                <w:t xml:space="preserve">Identificador; cenário; regime em {adaptativo, pleno constante, horário fixo}; modo em {antecipado, reativo}; início e fim, fim não anterior ao início; observação</w:t>
+              </w:r>
+            </w:ins>
+          </w:p>
+        </w:tc>
+        <w:tc>
+          <w:tcPr>
+            <w:tcW w:w="3771" w:type="dxa"/>
+            <w:tcMar>
+              <w:top w:w="70" w:type="dxa"/>
+              <w:left w:w="90" w:type="dxa"/>
+              <w:bottom w:w="70" w:type="dxa"/>
+              <w:right w:w="90" w:type="dxa"/>
+            </w:tcMar>
+          </w:tcPr>
+          <w:p>
+            <w:pPr>
+              <w:rPr>
+                <w:ins w:id="20318" w:author="Vitor Oliveira" w:date="2026-09-26T12:00:00Z"/>
+              </w:rPr>
+            </w:pPr>
+            <w:ins w:id="20319" w:author="Vitor Oliveira" w:date="2026-09-26T12:00:00Z">
+              <w:r>
+                <w:rPr>
+                  <w:sz w:val="20"/>
+                  <w:szCs w:val="20"/>
+                  <w:lang w:val="pt-BR"/>
+                </w:rPr>
+                <w:t xml:space="preserve">Separa as execuções da suíte (RF10) e os modos comparados para H3</w:t>
+              </w:r>
+            </w:ins>
+          </w:p>
+        </w:tc>
+      </w:tr>
+      <w:tr>
+        <w:trPr>
+          <w:ins w:id="20320" w:author="Vitor Oliveira" w:date="2026-09-26T12:00:00Z"/>
+        </w:trPr>
+        <w:tc>
+          <w:tcPr>
+            <w:tcW w:w="2100" w:type="dxa"/>
+            <w:tcMar>
+              <w:top w:w="70" w:type="dxa"/>
+              <w:left w:w="90" w:type="dxa"/>
+              <w:bottom w:w="70" w:type="dxa"/>
+              <w:right w:w="90" w:type="dxa"/>
+            </w:tcMar>
+          </w:tcPr>
+          <w:p>
+            <w:pPr>
+              <w:rPr>
+                <w:ins w:id="20321" w:author="Vitor Oliveira" w:date="2026-09-26T12:00:00Z"/>
+              </w:rPr>
+            </w:pPr>
+            <w:ins w:id="20322" w:author="Vitor Oliveira" w:date="2026-09-26T12:00:00Z">
+              <w:r>
+                <w:rPr>
+                  <w:sz w:val="20"/>
+                  <w:szCs w:val="20"/>
+                </w:rPr>
+                <w:t xml:space="preserve">decisao</w:t>
+              </w:r>
+            </w:ins>
+          </w:p>
+        </w:tc>
+        <w:tc>
+          <w:tcPr>
+            <w:tcW w:w="3200" w:type="dxa"/>
+            <w:tcMar>
+              <w:top w:w="70" w:type="dxa"/>
+              <w:left w:w="90" w:type="dxa"/>
+              <w:bottom w:w="70" w:type="dxa"/>
+              <w:right w:w="90" w:type="dxa"/>
+            </w:tcMar>
+          </w:tcPr>
+          <w:p>
+            <w:pPr>
+              <w:rPr>
+                <w:ins w:id="20323" w:author="Vitor Oliveira" w:date="2026-09-26T12:00:00Z"/>
+              </w:rPr>
+            </w:pPr>
+            <w:ins w:id="20324" w:author="Vitor Oliveira" w:date="2026-09-26T12:00:00Z">
+              <w:r>
+                <w:rPr>
+                  <w:sz w:val="20"/>
+                  <w:szCs w:val="20"/>
+                  <w:lang w:val="pt-BR"/>
+                </w:rPr>
+                <w:t xml:space="preserve">Identificador universal único; instante; ponto, versões da base e do modelo, execução e classe vigente, chaves estrangeiras; previsão; níveis pretendido, emitido e anterior; restrição em {nenhuma, piso, taxa}, nenhuma se e somente se o emitido for igual ao pretendido; instante de publicação</w:t>
+              </w:r>
+            </w:ins>
+          </w:p>
+        </w:tc>
+        <w:tc>
+          <w:tcPr>
+            <w:tcW w:w="3771" w:type="dxa"/>
+            <w:tcMar>
+              <w:top w:w="70" w:type="dxa"/>
+              <w:left w:w="90" w:type="dxa"/>
+              <w:bottom w:w="70" w:type="dxa"/>
+              <w:right w:w="90" w:type="dxa"/>
+            </w:tcMar>
+          </w:tcPr>
+          <w:p>
+            <w:pPr>
+              <w:rPr>
+                <w:ins w:id="20325" w:author="Vitor Oliveira" w:date="2026-09-26T12:00:00Z"/>
+              </w:rPr>
+            </w:pPr>
+            <w:ins w:id="20326" w:author="Vitor Oliveira" w:date="2026-09-26T12:00:00Z">
+              <w:r>
+                <w:rPr>
+                  <w:sz w:val="20"/>
+                  <w:szCs w:val="20"/>
+                  <w:lang w:val="pt-BR"/>
+                </w:rPr>
+                <w:t xml:space="preserve">Núcleo do registro de auditoria</w:t>
+              </w:r>
+            </w:ins>
+          </w:p>
+        </w:tc>
+      </w:tr>
+      <w:tr>
+        <w:trPr>
+          <w:ins w:id="20327" w:author="Vitor Oliveira" w:date="2026-09-26T12:00:00Z"/>
+        </w:trPr>
+        <w:tc>
+          <w:tcPr>
+            <w:tcW w:w="2100" w:type="dxa"/>
+            <w:tcMar>
+              <w:top w:w="70" w:type="dxa"/>
+              <w:left w:w="90" w:type="dxa"/>
+              <w:bottom w:w="70" w:type="dxa"/>
+              <w:right w:w="90" w:type="dxa"/>
+            </w:tcMar>
+          </w:tcPr>
+          <w:p>
+            <w:pPr>
+              <w:rPr>
+                <w:ins w:id="20328" w:author="Vitor Oliveira" w:date="2026-09-26T12:00:00Z"/>
+              </w:rPr>
+            </w:pPr>
+            <w:ins w:id="20329" w:author="Vitor Oliveira" w:date="2026-09-26T12:00:00Z">
+              <w:r>
+                <w:rPr>
+                  <w:sz w:val="20"/>
+                  <w:szCs w:val="20"/>
+                </w:rPr>
+                <w:t xml:space="preserve">decisao_evento</w:t>
+              </w:r>
+            </w:ins>
+          </w:p>
+        </w:tc>
+        <w:tc>
+          <w:tcPr>
+            <w:tcW w:w="3200" w:type="dxa"/>
+            <w:tcMar>
+              <w:top w:w="70" w:type="dxa"/>
+              <w:left w:w="90" w:type="dxa"/>
+              <w:bottom w:w="70" w:type="dxa"/>
+              <w:right w:w="90" w:type="dxa"/>
+            </w:tcMar>
+          </w:tcPr>
+          <w:p>
+            <w:pPr>
+              <w:rPr>
+                <w:ins w:id="20330" w:author="Vitor Oliveira" w:date="2026-09-26T12:00:00Z"/>
+              </w:rPr>
+            </w:pPr>
+            <w:ins w:id="20331" w:author="Vitor Oliveira" w:date="2026-09-26T12:00:00Z">
+              <w:r>
+                <w:rPr>
+                  <w:sz w:val="20"/>
+                  <w:szCs w:val="20"/>
+                  <w:lang w:val="pt-BR"/>
+                </w:rPr>
+                <w:t xml:space="preserve">Decisão e evento, chave composta; excluída com a decisão</w:t>
+              </w:r>
+            </w:ins>
+          </w:p>
+        </w:tc>
+        <w:tc>
+          <w:tcPr>
+            <w:tcW w:w="3771" w:type="dxa"/>
+            <w:tcMar>
+              <w:top w:w="70" w:type="dxa"/>
+              <w:left w:w="90" w:type="dxa"/>
+              <w:bottom w:w="70" w:type="dxa"/>
+              <w:right w:w="90" w:type="dxa"/>
+            </w:tcMar>
+          </w:tcPr>
+          <w:p>
+            <w:pPr>
+              <w:rPr>
+                <w:ins w:id="20332" w:author="Vitor Oliveira" w:date="2026-09-26T12:00:00Z"/>
+              </w:rPr>
+            </w:pPr>
+            <w:ins w:id="20333" w:author="Vitor Oliveira" w:date="2026-09-26T12:00:00Z">
+              <w:r>
+                <w:rPr>
+                  <w:sz w:val="20"/>
+                  <w:szCs w:val="20"/>
+                  <w:lang w:val="pt-BR"/>
+                </w:rPr>
+                <w:t xml:space="preserve">Eventos em que cada decisão se apoiou, na relação de muitos para muitos</w:t>
+              </w:r>
+            </w:ins>
+          </w:p>
+        </w:tc>
+      </w:tr>
+      <w:tr>
+        <w:trPr>
+          <w:ins w:id="20334" w:author="Vitor Oliveira" w:date="2026-09-26T12:00:00Z"/>
+        </w:trPr>
+        <w:tc>
+          <w:tcPr>
+            <w:tcW w:w="2100" w:type="dxa"/>
+            <w:tcMar>
+              <w:top w:w="70" w:type="dxa"/>
+              <w:left w:w="90" w:type="dxa"/>
+              <w:bottom w:w="70" w:type="dxa"/>
+              <w:right w:w="90" w:type="dxa"/>
+            </w:tcMar>
+          </w:tcPr>
+          <w:p>
+            <w:pPr>
+              <w:rPr>
+                <w:ins w:id="20335" w:author="Vitor Oliveira" w:date="2026-09-26T12:00:00Z"/>
+              </w:rPr>
+            </w:pPr>
+            <w:ins w:id="20336" w:author="Vitor Oliveira" w:date="2026-09-26T12:00:00Z">
+              <w:r>
+                <w:rPr>
+                  <w:sz w:val="20"/>
+                  <w:szCs w:val="20"/>
+                </w:rPr>
+                <w:t xml:space="preserve">sessao_medicao</w:t>
+              </w:r>
+            </w:ins>
+          </w:p>
+        </w:tc>
+        <w:tc>
+          <w:tcPr>
+            <w:tcW w:w="3200" w:type="dxa"/>
+            <w:tcMar>
+              <w:top w:w="70" w:type="dxa"/>
+              <w:left w:w="90" w:type="dxa"/>
+              <w:bottom w:w="70" w:type="dxa"/>
+              <w:right w:w="90" w:type="dxa"/>
+            </w:tcMar>
+          </w:tcPr>
+          <w:p>
+            <w:pPr>
+              <w:rPr>
+                <w:ins w:id="20337" w:author="Vitor Oliveira" w:date="2026-09-26T12:00:00Z"/>
+              </w:rPr>
+            </w:pPr>
+            <w:ins w:id="20338" w:author="Vitor Oliveira" w:date="2026-09-26T12:00:00Z">
+              <w:r>
+                <w:rPr>
+                  <w:sz w:val="20"/>
+                  <w:szCs w:val="20"/>
+                  <w:lang w:val="pt-BR"/>
+                </w:rPr>
+                <w:t xml:space="preserve">Identificador; ponto; início e fim; iluminâncias residual e da classe; indicador de descarte calculado pelo próprio banco, verdadeiro quando a residual passa de 5 % da classe</w:t>
+              </w:r>
+            </w:ins>
+          </w:p>
+        </w:tc>
+        <w:tc>
+          <w:tcPr>
+            <w:tcW w:w="3771" w:type="dxa"/>
+            <w:tcMar>
+              <w:top w:w="70" w:type="dxa"/>
+              <w:left w:w="90" w:type="dxa"/>
+              <w:bottom w:w="70" w:type="dxa"/>
+              <w:right w:w="90" w:type="dxa"/>
+            </w:tcMar>
+          </w:tcPr>
+          <w:p>
+            <w:pPr>
+              <w:rPr>
+                <w:ins w:id="20339" w:author="Vitor Oliveira" w:date="2026-09-26T12:00:00Z"/>
+              </w:rPr>
+            </w:pPr>
+            <w:ins w:id="20340" w:author="Vitor Oliveira" w:date="2026-09-26T12:00:00Z">
+              <w:r>
+                <w:rPr>
+                  <w:sz w:val="20"/>
+                  <w:szCs w:val="20"/>
+                  <w:lang w:val="pt-BR"/>
+                </w:rPr>
+                <w:t xml:space="preserve">Residual subtraída das leituras e regra de descarte de 3.4.3</w:t>
+              </w:r>
+            </w:ins>
+          </w:p>
+        </w:tc>
+      </w:tr>
+      <w:tr>
+        <w:trPr>
+          <w:ins w:id="20341" w:author="Vitor Oliveira" w:date="2026-09-26T12:00:00Z"/>
+        </w:trPr>
+        <w:tc>
+          <w:tcPr>
+            <w:tcW w:w="2100" w:type="dxa"/>
+            <w:tcMar>
+              <w:top w:w="70" w:type="dxa"/>
+              <w:left w:w="90" w:type="dxa"/>
+              <w:bottom w:w="70" w:type="dxa"/>
+              <w:right w:w="90" w:type="dxa"/>
+            </w:tcMar>
+          </w:tcPr>
+          <w:p>
+            <w:pPr>
+              <w:rPr>
+                <w:ins w:id="20342" w:author="Vitor Oliveira" w:date="2026-09-26T12:00:00Z"/>
+              </w:rPr>
+            </w:pPr>
+            <w:ins w:id="20343" w:author="Vitor Oliveira" w:date="2026-09-26T12:00:00Z">
+              <w:r>
+                <w:rPr>
+                  <w:sz w:val="20"/>
+                  <w:szCs w:val="20"/>
+                </w:rPr>
+                <w:t xml:space="preserve">telemetria</w:t>
+              </w:r>
+            </w:ins>
+          </w:p>
+        </w:tc>
+        <w:tc>
+          <w:tcPr>
+            <w:tcW w:w="3200" w:type="dxa"/>
+            <w:tcMar>
+              <w:top w:w="70" w:type="dxa"/>
+              <w:left w:w="90" w:type="dxa"/>
+              <w:bottom w:w="70" w:type="dxa"/>
+              <w:right w:w="90" w:type="dxa"/>
+            </w:tcMar>
+          </w:tcPr>
+          <w:p>
+            <w:pPr>
+              <w:rPr>
+                <w:ins w:id="20344" w:author="Vitor Oliveira" w:date="2026-09-26T12:00:00Z"/>
+              </w:rPr>
+            </w:pPr>
+            <w:ins w:id="20345" w:author="Vitor Oliveira" w:date="2026-09-26T12:00:00Z">
+              <w:r>
+                <w:rPr>
+                  <w:sz w:val="20"/>
+                  <w:szCs w:val="20"/>
+                  <w:lang w:val="pt-BR"/>
+                </w:rPr>
+                <w:t xml:space="preserve">Identificador; decisão, única; ponto; sessão; instantes de medição e de recebimento; ciclo de trabalho entre 0 e 1; iluminância não negativa</w:t>
+              </w:r>
+            </w:ins>
+          </w:p>
+        </w:tc>
+        <w:tc>
+          <w:tcPr>
+            <w:tcW w:w="3771" w:type="dxa"/>
+            <w:tcMar>
+              <w:top w:w="70" w:type="dxa"/>
+              <w:left w:w="90" w:type="dxa"/>
+              <w:bottom w:w="70" w:type="dxa"/>
+              <w:right w:w="90" w:type="dxa"/>
+            </w:tcMar>
+          </w:tcPr>
+          <w:p>
+            <w:pPr>
+              <w:rPr>
+                <w:ins w:id="20346" w:author="Vitor Oliveira" w:date="2026-09-26T12:00:00Z"/>
+              </w:rPr>
+            </w:pPr>
+            <w:ins w:id="20347" w:author="Vitor Oliveira" w:date="2026-09-26T12:00:00Z">
+              <w:r>
+                <w:rPr>
+                  <w:sz w:val="20"/>
+                  <w:szCs w:val="20"/>
+                  <w:lang w:val="pt-BR"/>
+                </w:rPr>
+                <w:t xml:space="preserve">Confirmação de cada decisão, na proporção de uma para uma</w:t>
+              </w:r>
+            </w:ins>
+          </w:p>
+        </w:tc>
+      </w:tr>
+      <w:tr>
+        <w:trPr>
+          <w:ins w:id="20348" w:author="Vitor Oliveira" w:date="2026-09-26T12:00:00Z"/>
+        </w:trPr>
+        <w:tc>
+          <w:tcPr>
+            <w:tcW w:w="2100" w:type="dxa"/>
+            <w:tcMar>
+              <w:top w:w="70" w:type="dxa"/>
+              <w:left w:w="90" w:type="dxa"/>
+              <w:bottom w:w="70" w:type="dxa"/>
+              <w:right w:w="90" w:type="dxa"/>
+            </w:tcMar>
+          </w:tcPr>
+          <w:p>
+            <w:pPr>
+              <w:rPr>
+                <w:ins w:id="20349" w:author="Vitor Oliveira" w:date="2026-09-26T12:00:00Z"/>
+              </w:rPr>
+            </w:pPr>
+            <w:ins w:id="20350" w:author="Vitor Oliveira" w:date="2026-09-26T12:00:00Z">
+              <w:r>
+                <w:rPr>
+                  <w:sz w:val="20"/>
+                  <w:szCs w:val="20"/>
+                </w:rPr>
+                <w:t xml:space="preserve">calibracao</w:t>
+              </w:r>
+            </w:ins>
+          </w:p>
+        </w:tc>
+        <w:tc>
+          <w:tcPr>
+            <w:tcW w:w="3200" w:type="dxa"/>
+            <w:tcMar>
+              <w:top w:w="70" w:type="dxa"/>
+              <w:left w:w="90" w:type="dxa"/>
+              <w:bottom w:w="70" w:type="dxa"/>
+              <w:right w:w="90" w:type="dxa"/>
+            </w:tcMar>
+          </w:tcPr>
+          <w:p>
+            <w:pPr>
+              <w:rPr>
+                <w:ins w:id="20351" w:author="Vitor Oliveira" w:date="2026-09-26T12:00:00Z"/>
+              </w:rPr>
+            </w:pPr>
+            <w:ins w:id="20352" w:author="Vitor Oliveira" w:date="2026-09-26T12:00:00Z">
+              <w:r>
+                <w:rPr>
+                  <w:sz w:val="20"/>
+                  <w:szCs w:val="20"/>
+                  <w:lang w:val="pt-BR"/>
+                </w:rPr>
+                <w:t xml:space="preserve">Identificador; sessão; série; ciclo de trabalho; iluminância; instante; único por sessão, série e ciclo de trabalho</w:t>
+              </w:r>
+            </w:ins>
+          </w:p>
+        </w:tc>
+        <w:tc>
+          <w:tcPr>
+            <w:tcW w:w="3771" w:type="dxa"/>
+            <w:tcMar>
+              <w:top w:w="70" w:type="dxa"/>
+              <w:left w:w="90" w:type="dxa"/>
+              <w:bottom w:w="70" w:type="dxa"/>
+              <w:right w:w="90" w:type="dxa"/>
+            </w:tcMar>
+          </w:tcPr>
+          <w:p>
+            <w:pPr>
+              <w:rPr>
+                <w:ins w:id="20353" w:author="Vitor Oliveira" w:date="2026-09-26T12:00:00Z"/>
+              </w:rPr>
+            </w:pPr>
+            <w:ins w:id="20354" w:author="Vitor Oliveira" w:date="2026-09-26T12:00:00Z">
+              <w:r>
+                <w:rPr>
+                  <w:sz w:val="20"/>
+                  <w:szCs w:val="20"/>
+                  <w:lang w:val="pt-BR"/>
+                </w:rPr>
+                <w:t xml:space="preserve">Varredura de 3.4.4; origem da tabela do firmware e da tolerância do diagnóstico</w:t>
+              </w:r>
+            </w:ins>
+          </w:p>
+        </w:tc>
+      </w:tr>
+      <w:tr>
+        <w:trPr>
+          <w:ins w:id="20355" w:author="Vitor Oliveira" w:date="2026-09-26T12:00:00Z"/>
+        </w:trPr>
+        <w:tc>
+          <w:tcPr>
+            <w:tcW w:w="2100" w:type="dxa"/>
+            <w:tcMar>
+              <w:top w:w="70" w:type="dxa"/>
+              <w:left w:w="90" w:type="dxa"/>
+              <w:bottom w:w="70" w:type="dxa"/>
+              <w:right w:w="90" w:type="dxa"/>
+            </w:tcMar>
+          </w:tcPr>
+          <w:p>
+            <w:pPr>
+              <w:rPr>
+                <w:ins w:id="20356" w:author="Vitor Oliveira" w:date="2026-09-26T12:00:00Z"/>
+              </w:rPr>
+            </w:pPr>
+            <w:ins w:id="20357" w:author="Vitor Oliveira" w:date="2026-09-26T12:00:00Z">
+              <w:r>
+                <w:rPr>
+                  <w:sz w:val="20"/>
+                  <w:szCs w:val="20"/>
+                </w:rPr>
+                <w:t xml:space="preserve">alerta_diagnostico</w:t>
+              </w:r>
+            </w:ins>
+          </w:p>
+        </w:tc>
+        <w:tc>
+          <w:tcPr>
+            <w:tcW w:w="3200" w:type="dxa"/>
+            <w:tcMar>
+              <w:top w:w="70" w:type="dxa"/>
+              <w:left w:w="90" w:type="dxa"/>
+              <w:bottom w:w="70" w:type="dxa"/>
+              <w:right w:w="90" w:type="dxa"/>
+            </w:tcMar>
+          </w:tcPr>
+          <w:p>
+            <w:pPr>
+              <w:rPr>
+                <w:ins w:id="20358" w:author="Vitor Oliveira" w:date="2026-09-26T12:00:00Z"/>
+              </w:rPr>
+            </w:pPr>
+            <w:ins w:id="20359" w:author="Vitor Oliveira" w:date="2026-09-26T12:00:00Z">
+              <w:r>
+                <w:rPr>
+                  <w:sz w:val="20"/>
+                  <w:szCs w:val="20"/>
+                  <w:lang w:val="pt-BR"/>
+                </w:rPr>
+                <w:t xml:space="preserve">Identificador; ponto; decisão; tipo em {falha total, perda de controle}; razão; tolerância; ciclos; abertura e encerramento</w:t>
+              </w:r>
+            </w:ins>
+          </w:p>
+        </w:tc>
+        <w:tc>
+          <w:tcPr>
+            <w:tcW w:w="3771" w:type="dxa"/>
+            <w:tcMar>
+              <w:top w:w="70" w:type="dxa"/>
+              <w:left w:w="90" w:type="dxa"/>
+              <w:bottom w:w="70" w:type="dxa"/>
+              <w:right w:w="90" w:type="dxa"/>
+            </w:tcMar>
+          </w:tcPr>
+          <w:p>
+            <w:pPr>
+              <w:rPr>
+                <w:ins w:id="20360" w:author="Vitor Oliveira" w:date="2026-09-26T12:00:00Z"/>
+              </w:rPr>
+            </w:pPr>
+            <w:ins w:id="20361" w:author="Vitor Oliveira" w:date="2026-09-26T12:00:00Z">
+              <w:r>
+                <w:rPr>
+                  <w:sz w:val="20"/>
+                  <w:szCs w:val="20"/>
+                  <w:lang w:val="pt-BR"/>
+                </w:rPr>
+                <w:t xml:space="preserve">Alertas do RF11, abertos e encerrados pelo serviço</w:t>
+              </w:r>
+            </w:ins>
+          </w:p>
+        </w:tc>
+      </w:tr>
+    </w:tbl>
+    <w:p>
+      <w:pPr>
+        <w:spacing w:before="130" w:after="260"/>
+        <w:rPr>
+          <w:ins w:id="20364" w:author="Vitor Oliveira" w:date="2026-09-26T12:00:00Z"/>
+        </w:rPr>
+      </w:pPr>
+      <w:ins w:id="20365" w:author="Vitor Oliveira" w:date="2026-09-26T12:00:00Z">
+        <w:r>
+          <w:rPr>
+            <w:sz w:val="20"/>
+            <w:szCs w:val="20"/>
+            <w:lang w:val="pt-BR"/>
+          </w:rPr>
+          <w:t xml:space="preserve">Fonte: Elaborado pelos autores (2026).</w:t>
+        </w:r>
+      </w:ins>
+    </w:p>
+    <w:p>
+      <w:pPr>
+        <w:spacing w:after="120" w:line="360" w:lineRule="auto"/>
+        <w:ind w:firstLine="709"/>
+        <w:jc w:val="both"/>
+        <w:rPr>
+          <w:ins w:id="20366" w:author="Vitor Oliveira" w:date="2026-09-26T12:00:00Z"/>
+        </w:rPr>
+      </w:pPr>
+      <w:ins w:id="20367" w:author="Vitor Oliveira" w:date="2026-09-26T12:00:00Z">
+        <w:r>
+          <w:rPr>
+            <w:highlight w:val="yellow"/>
+            <w:lang w:val="pt-BR"/>
+          </w:rPr>
+          <w:t xml:space="preserve">Completam o esquema os índices por ponto e instante nas tabelas que crescem com a operação, o gatilho que notifica o serviço a cada evento inserido e a visão de auditoria descrita em 4.7.2. O esquema é criado por um único arquivo de definição, versionado junto ao código, e as alterações posteriores, por arquivos de migração numerados, de modo que o banco de qualquer execução possa ser reconstituído.</w:t>
+        </w:r>
+      </w:ins>
     </w:p>
     <w:p>
       <w:pPr>
@@ -19501,13 +22760,2503 @@
           <w:lang w:val="pt-BR"/>
         </w:rPr>
       </w:pPr>
-      <w:r>
-        <w:rPr>
-          <w:highlight w:val="yellow"/>
-          <w:lang w:val="pt-BR"/>
-        </w:rPr>
-        <w:t>[PENDENTE — especificar os casos de teste — identificador, requisito verificado, pré-condição, entrada e resultado esperado. A coluna Forma de verificação do Quadro 11 e as etapas 3 a 7 de 3.9 fornecem a base.]</w:t>
-      </w:r>
+      <w:del w:id="20061" w:author="Vitor Oliveira" w:date="2026-09-26T12:00:00Z">
+        <w:r>
+          <w:rPr>
+            <w:highlight w:val="yellow"/>
+            <w:lang w:val="pt-BR"/>
+          </w:rPr>
+          <w:delText xml:space="preserve">[PENDENTE — especificar os casos de teste — identificador, requisito verificado, pré-condição, entrada e resultado esperado. A coluna Forma de verificação do Quadro 11 e as etapas 3 a 7 de 3.9 fornecem a base.]</w:delText>
+        </w:r>
+      </w:del>
+      <w:ins w:id="20062" w:author="Vitor Oliveira" w:date="2026-09-26T12:00:00Z">
+        <w:r>
+          <w:rPr>
+            <w:highlight w:val="yellow"/>
+            <w:lang w:val="pt-BR"/>
+          </w:rPr>
+          <w:t xml:space="preserve">O Quadro 17 especifica os casos de teste. Os casos CT01 a CT14 são automatizados e executados a cada alteração do código; os demais exigem o nó físico ou o ambiente implantado e compõem as etapas de 3.9.</w:t>
+        </w:r>
+      </w:ins>
+    </w:p>
+    <w:p>
+      <w:pPr>
+        <w:keepNext/>
+        <w:spacing w:before="260" w:after="130"/>
+        <w:rPr>
+          <w:ins w:id="20260" w:author="Vitor Oliveira" w:date="2026-09-26T12:00:00Z"/>
+        </w:rPr>
+      </w:pPr>
+      <w:ins w:id="20261" w:author="Vitor Oliveira" w:date="2026-09-26T12:00:00Z">
+        <w:r>
+          <w:rPr>
+            <w:sz w:val="20"/>
+            <w:szCs w:val="20"/>
+            <w:lang w:val="pt-BR"/>
+          </w:rPr>
+          <w:t xml:space="preserve">Quadro 17 – Casos de teste</w:t>
+        </w:r>
+      </w:ins>
+    </w:p>
+    <w:tbl>
+      <w:tblPr>
+        <w:tblW w:w="9071" w:type="dxa"/>
+        <w:tblBorders>
+          <w:top w:val="single" w:sz="4" w:space="0" w:color="auto"/>
+          <w:left w:val="single" w:sz="4" w:space="0" w:color="auto"/>
+          <w:bottom w:val="single" w:sz="4" w:space="0" w:color="auto"/>
+          <w:right w:val="single" w:sz="4" w:space="0" w:color="auto"/>
+          <w:insideH w:val="single" w:sz="4" w:space="0" w:color="auto"/>
+          <w:insideV w:val="single" w:sz="4" w:space="0" w:color="auto"/>
+        </w:tblBorders>
+        <w:tblCellMar>
+          <w:left w:w="10" w:type="dxa"/>
+          <w:right w:w="10" w:type="dxa"/>
+        </w:tblCellMar>
+        <w:tblLook w:val="04A0" w:firstRow="1" w:lastRow="0" w:firstColumn="1" w:lastColumn="0" w:noHBand="0" w:noVBand="1"/>
+      </w:tblPr>
+      <w:tblGrid>
+        <w:gridCol w:w="850"/>
+        <w:gridCol w:w="3500"/>
+        <w:gridCol w:w="1750"/>
+        <w:gridCol w:w="2971"/>
+      </w:tblGrid>
+      <w:tr>
+        <w:trPr>
+          <w:tblHeader/>
+          <w:ins w:id="20071" w:author="Vitor Oliveira" w:date="2026-09-26T12:00:00Z"/>
+        </w:trPr>
+        <w:tc>
+          <w:tcPr>
+            <w:tcW w:w="850" w:type="dxa"/>
+            <w:shd w:val="clear" w:color="auto" w:fill="EDEDED"/>
+            <w:tcMar>
+              <w:top w:w="70" w:type="dxa"/>
+              <w:left w:w="90" w:type="dxa"/>
+              <w:bottom w:w="70" w:type="dxa"/>
+              <w:right w:w="90" w:type="dxa"/>
+            </w:tcMar>
+          </w:tcPr>
+          <w:p>
+            <w:pPr>
+              <w:rPr>
+                <w:ins w:id="20072" w:author="Vitor Oliveira" w:date="2026-09-26T12:00:00Z"/>
+              </w:rPr>
+            </w:pPr>
+            <w:ins w:id="20073" w:author="Vitor Oliveira" w:date="2026-09-26T12:00:00Z">
+              <w:r>
+                <w:rPr>
+                  <w:sz w:val="20"/>
+                  <w:szCs w:val="20"/>
+                </w:rPr>
+                <w:t xml:space="preserve">Id</w:t>
+              </w:r>
+            </w:ins>
+          </w:p>
+        </w:tc>
+        <w:tc>
+          <w:tcPr>
+            <w:tcW w:w="3500" w:type="dxa"/>
+            <w:shd w:val="clear" w:color="auto" w:fill="EDEDED"/>
+            <w:tcMar>
+              <w:top w:w="70" w:type="dxa"/>
+              <w:left w:w="90" w:type="dxa"/>
+              <w:bottom w:w="70" w:type="dxa"/>
+              <w:right w:w="90" w:type="dxa"/>
+            </w:tcMar>
+          </w:tcPr>
+          <w:p>
+            <w:pPr>
+              <w:rPr>
+                <w:ins w:id="20074" w:author="Vitor Oliveira" w:date="2026-09-26T12:00:00Z"/>
+              </w:rPr>
+            </w:pPr>
+            <w:ins w:id="20075" w:author="Vitor Oliveira" w:date="2026-09-26T12:00:00Z">
+              <w:r>
+                <w:rPr>
+                  <w:sz w:val="20"/>
+                  <w:szCs w:val="20"/>
+                </w:rPr>
+                <w:t xml:space="preserve">Requisito</w:t>
+              </w:r>
+            </w:ins>
+          </w:p>
+        </w:tc>
+        <w:tc>
+          <w:tcPr>
+            <w:tcW w:w="1750" w:type="dxa"/>
+            <w:shd w:val="clear" w:color="auto" w:fill="EDEDED"/>
+            <w:tcMar>
+              <w:top w:w="70" w:type="dxa"/>
+              <w:left w:w="90" w:type="dxa"/>
+              <w:bottom w:w="70" w:type="dxa"/>
+              <w:right w:w="90" w:type="dxa"/>
+            </w:tcMar>
+          </w:tcPr>
+          <w:p>
+            <w:pPr>
+              <w:rPr>
+                <w:ins w:id="20076" w:author="Vitor Oliveira" w:date="2026-09-26T12:00:00Z"/>
+              </w:rPr>
+            </w:pPr>
+            <w:ins w:id="20077" w:author="Vitor Oliveira" w:date="2026-09-26T12:00:00Z">
+              <w:r>
+                <w:rPr>
+                  <w:sz w:val="20"/>
+                  <w:szCs w:val="20"/>
+                </w:rPr>
+                <w:t xml:space="preserve">Entrada e pré-condição</w:t>
+              </w:r>
+            </w:ins>
+          </w:p>
+        </w:tc>
+        <w:tc>
+          <w:tcPr>
+            <w:tcW w:w="2971" w:type="dxa"/>
+            <w:shd w:val="clear" w:color="auto" w:fill="EDEDED"/>
+            <w:tcMar>
+              <w:top w:w="70" w:type="dxa"/>
+              <w:left w:w="90" w:type="dxa"/>
+              <w:bottom w:w="70" w:type="dxa"/>
+              <w:right w:w="90" w:type="dxa"/>
+            </w:tcMar>
+          </w:tcPr>
+          <w:p>
+            <w:pPr>
+              <w:rPr>
+                <w:ins w:id="20078" w:author="Vitor Oliveira" w:date="2026-09-26T12:00:00Z"/>
+              </w:rPr>
+            </w:pPr>
+            <w:ins w:id="20079" w:author="Vitor Oliveira" w:date="2026-09-26T12:00:00Z">
+              <w:r>
+                <w:rPr>
+                  <w:sz w:val="20"/>
+                  <w:szCs w:val="20"/>
+                </w:rPr>
+                <w:t xml:space="preserve">Resultado esperado</w:t>
+              </w:r>
+            </w:ins>
+          </w:p>
+        </w:tc>
+      </w:tr>
+      <w:tr>
+        <w:trPr>
+          <w:ins w:id="20080" w:author="Vitor Oliveira" w:date="2026-09-26T12:00:00Z"/>
+        </w:trPr>
+        <w:tc>
+          <w:tcPr>
+            <w:tcW w:w="850" w:type="dxa"/>
+            <w:tcMar>
+              <w:top w:w="70" w:type="dxa"/>
+              <w:left w:w="90" w:type="dxa"/>
+              <w:bottom w:w="70" w:type="dxa"/>
+              <w:right w:w="90" w:type="dxa"/>
+            </w:tcMar>
+          </w:tcPr>
+          <w:p>
+            <w:pPr>
+              <w:rPr>
+                <w:ins w:id="20081" w:author="Vitor Oliveira" w:date="2026-09-26T12:00:00Z"/>
+              </w:rPr>
+            </w:pPr>
+            <w:ins w:id="20082" w:author="Vitor Oliveira" w:date="2026-09-26T12:00:00Z">
+              <w:r>
+                <w:rPr>
+                  <w:sz w:val="20"/>
+                  <w:szCs w:val="20"/>
+                </w:rPr>
+                <w:t xml:space="preserve">CT01</w:t>
+              </w:r>
+            </w:ins>
+          </w:p>
+        </w:tc>
+        <w:tc>
+          <w:tcPr>
+            <w:tcW w:w="3500" w:type="dxa"/>
+            <w:tcMar>
+              <w:top w:w="70" w:type="dxa"/>
+              <w:left w:w="90" w:type="dxa"/>
+              <w:bottom w:w="70" w:type="dxa"/>
+              <w:right w:w="90" w:type="dxa"/>
+            </w:tcMar>
+          </w:tcPr>
+          <w:p>
+            <w:pPr>
+              <w:rPr>
+                <w:ins w:id="20083" w:author="Vitor Oliveira" w:date="2026-09-26T12:00:00Z"/>
+              </w:rPr>
+            </w:pPr>
+            <w:ins w:id="20084" w:author="Vitor Oliveira" w:date="2026-09-26T12:00:00Z">
+              <w:r>
+                <w:rPr>
+                  <w:sz w:val="20"/>
+                  <w:szCs w:val="20"/>
+                  <w:lang w:val="pt-BR"/>
+                </w:rPr>
+                <w:t xml:space="preserve">RF01, RNF08</w:t>
+              </w:r>
+            </w:ins>
+          </w:p>
+        </w:tc>
+        <w:tc>
+          <w:tcPr>
+            <w:tcW w:w="1750" w:type="dxa"/>
+            <w:tcMar>
+              <w:top w:w="70" w:type="dxa"/>
+              <w:left w:w="90" w:type="dxa"/>
+              <w:bottom w:w="70" w:type="dxa"/>
+              <w:right w:w="90" w:type="dxa"/>
+            </w:tcMar>
+          </w:tcPr>
+          <w:p>
+            <w:pPr>
+              <w:rPr>
+                <w:ins w:id="20085" w:author="Vitor Oliveira" w:date="2026-09-26T12:00:00Z"/>
+              </w:rPr>
+            </w:pPr>
+            <w:ins w:id="20086" w:author="Vitor Oliveira" w:date="2026-09-26T12:00:00Z">
+              <w:r>
+                <w:rPr>
+                  <w:sz w:val="20"/>
+                  <w:szCs w:val="20"/>
+                </w:rPr>
+                <w:t xml:space="preserve">Evento com campo fora do contrato, tipo desconhecido ou valor fora de 0 a 1</w:t>
+              </w:r>
+            </w:ins>
+          </w:p>
+        </w:tc>
+        <w:tc>
+          <w:tcPr>
+            <w:tcW w:w="2971" w:type="dxa"/>
+            <w:tcMar>
+              <w:top w:w="70" w:type="dxa"/>
+              <w:left w:w="90" w:type="dxa"/>
+              <w:bottom w:w="70" w:type="dxa"/>
+              <w:right w:w="90" w:type="dxa"/>
+            </w:tcMar>
+          </w:tcPr>
+          <w:p>
+            <w:pPr>
+              <w:rPr>
+                <w:ins w:id="20087" w:author="Vitor Oliveira" w:date="2026-09-26T12:00:00Z"/>
+              </w:rPr>
+            </w:pPr>
+            <w:ins w:id="20088" w:author="Vitor Oliveira" w:date="2026-09-26T12:00:00Z">
+              <w:r>
+                <w:rPr>
+                  <w:sz w:val="20"/>
+                  <w:szCs w:val="20"/>
+                  <w:lang w:val="pt-BR"/>
+                </w:rPr>
+                <w:t xml:space="preserve">Recusa com erro de validação; nada é gravado</w:t>
+              </w:r>
+            </w:ins>
+          </w:p>
+        </w:tc>
+      </w:tr>
+      <w:tr>
+        <w:trPr>
+          <w:ins w:id="20089" w:author="Vitor Oliveira" w:date="2026-09-26T12:00:00Z"/>
+        </w:trPr>
+        <w:tc>
+          <w:tcPr>
+            <w:tcW w:w="850" w:type="dxa"/>
+            <w:tcMar>
+              <w:top w:w="70" w:type="dxa"/>
+              <w:left w:w="90" w:type="dxa"/>
+              <w:bottom w:w="70" w:type="dxa"/>
+              <w:right w:w="90" w:type="dxa"/>
+            </w:tcMar>
+          </w:tcPr>
+          <w:p>
+            <w:pPr>
+              <w:rPr>
+                <w:ins w:id="20090" w:author="Vitor Oliveira" w:date="2026-09-26T12:00:00Z"/>
+              </w:rPr>
+            </w:pPr>
+            <w:ins w:id="20091" w:author="Vitor Oliveira" w:date="2026-09-26T12:00:00Z">
+              <w:r>
+                <w:rPr>
+                  <w:sz w:val="20"/>
+                  <w:szCs w:val="20"/>
+                </w:rPr>
+                <w:t xml:space="preserve">CT02</w:t>
+              </w:r>
+            </w:ins>
+          </w:p>
+        </w:tc>
+        <w:tc>
+          <w:tcPr>
+            <w:tcW w:w="3500" w:type="dxa"/>
+            <w:tcMar>
+              <w:top w:w="70" w:type="dxa"/>
+              <w:left w:w="90" w:type="dxa"/>
+              <w:bottom w:w="70" w:type="dxa"/>
+              <w:right w:w="90" w:type="dxa"/>
+            </w:tcMar>
+          </w:tcPr>
+          <w:p>
+            <w:pPr>
+              <w:rPr>
+                <w:ins w:id="20092" w:author="Vitor Oliveira" w:date="2026-09-26T12:00:00Z"/>
+              </w:rPr>
+            </w:pPr>
+            <w:ins w:id="20093" w:author="Vitor Oliveira" w:date="2026-09-26T12:00:00Z">
+              <w:r>
+                <w:rPr>
+                  <w:sz w:val="20"/>
+                  <w:szCs w:val="20"/>
+                  <w:lang w:val="pt-BR"/>
+                </w:rPr>
+                <w:t xml:space="preserve">RF02</w:t>
+              </w:r>
+            </w:ins>
+          </w:p>
+        </w:tc>
+        <w:tc>
+          <w:tcPr>
+            <w:tcW w:w="1750" w:type="dxa"/>
+            <w:tcMar>
+              <w:top w:w="70" w:type="dxa"/>
+              <w:left w:w="90" w:type="dxa"/>
+              <w:bottom w:w="70" w:type="dxa"/>
+              <w:right w:w="90" w:type="dxa"/>
+            </w:tcMar>
+          </w:tcPr>
+          <w:p>
+            <w:pPr>
+              <w:rPr>
+                <w:ins w:id="20094" w:author="Vitor Oliveira" w:date="2026-09-26T12:00:00Z"/>
+              </w:rPr>
+            </w:pPr>
+            <w:ins w:id="20095" w:author="Vitor Oliveira" w:date="2026-09-26T12:00:00Z">
+              <w:r>
+                <w:rPr>
+                  <w:sz w:val="20"/>
+                  <w:szCs w:val="20"/>
+                </w:rPr>
+                <w:t xml:space="preserve">Histórico horário de movimentação; histórico incompleto</w:t>
+              </w:r>
+            </w:ins>
+          </w:p>
+        </w:tc>
+        <w:tc>
+          <w:tcPr>
+            <w:tcW w:w="2971" w:type="dxa"/>
+            <w:tcMar>
+              <w:top w:w="70" w:type="dxa"/>
+              <w:left w:w="90" w:type="dxa"/>
+              <w:bottom w:w="70" w:type="dxa"/>
+              <w:right w:w="90" w:type="dxa"/>
+            </w:tcMar>
+          </w:tcPr>
+          <w:p>
+            <w:pPr>
+              <w:rPr>
+                <w:ins w:id="20096" w:author="Vitor Oliveira" w:date="2026-09-26T12:00:00Z"/>
+              </w:rPr>
+            </w:pPr>
+            <w:ins w:id="20097" w:author="Vitor Oliveira" w:date="2026-09-26T12:00:00Z">
+              <w:r>
+                <w:rPr>
+                  <w:sz w:val="20"/>
+                  <w:szCs w:val="20"/>
+                  <w:lang w:val="pt-BR"/>
+                </w:rPr>
+                <w:t xml:space="preserve">Previsão entre 0 e 1 que acompanha o patamar do histórico; sem histórico, persistência</w:t>
+              </w:r>
+            </w:ins>
+          </w:p>
+        </w:tc>
+      </w:tr>
+      <w:tr>
+        <w:trPr>
+          <w:ins w:id="20098" w:author="Vitor Oliveira" w:date="2026-09-26T12:00:00Z"/>
+        </w:trPr>
+        <w:tc>
+          <w:tcPr>
+            <w:tcW w:w="850" w:type="dxa"/>
+            <w:tcMar>
+              <w:top w:w="70" w:type="dxa"/>
+              <w:left w:w="90" w:type="dxa"/>
+              <w:bottom w:w="70" w:type="dxa"/>
+              <w:right w:w="90" w:type="dxa"/>
+            </w:tcMar>
+          </w:tcPr>
+          <w:p>
+            <w:pPr>
+              <w:rPr>
+                <w:ins w:id="20099" w:author="Vitor Oliveira" w:date="2026-09-26T12:00:00Z"/>
+              </w:rPr>
+            </w:pPr>
+            <w:ins w:id="20100" w:author="Vitor Oliveira" w:date="2026-09-26T12:00:00Z">
+              <w:r>
+                <w:rPr>
+                  <w:sz w:val="20"/>
+                  <w:szCs w:val="20"/>
+                </w:rPr>
+                <w:t xml:space="preserve">CT03</w:t>
+              </w:r>
+            </w:ins>
+          </w:p>
+        </w:tc>
+        <w:tc>
+          <w:tcPr>
+            <w:tcW w:w="3500" w:type="dxa"/>
+            <w:tcMar>
+              <w:top w:w="70" w:type="dxa"/>
+              <w:left w:w="90" w:type="dxa"/>
+              <w:bottom w:w="70" w:type="dxa"/>
+              <w:right w:w="90" w:type="dxa"/>
+            </w:tcMar>
+          </w:tcPr>
+          <w:p>
+            <w:pPr>
+              <w:rPr>
+                <w:ins w:id="20101" w:author="Vitor Oliveira" w:date="2026-09-26T12:00:00Z"/>
+              </w:rPr>
+            </w:pPr>
+            <w:ins w:id="20102" w:author="Vitor Oliveira" w:date="2026-09-26T12:00:00Z">
+              <w:r>
+                <w:rPr>
+                  <w:sz w:val="20"/>
+                  <w:szCs w:val="20"/>
+                  <w:lang w:val="pt-BR"/>
+                </w:rPr>
+                <w:t xml:space="preserve">RF03, RNF05</w:t>
+              </w:r>
+            </w:ins>
+          </w:p>
+        </w:tc>
+        <w:tc>
+          <w:tcPr>
+            <w:tcW w:w="1750" w:type="dxa"/>
+            <w:tcMar>
+              <w:top w:w="70" w:type="dxa"/>
+              <w:left w:w="90" w:type="dxa"/>
+              <w:bottom w:w="70" w:type="dxa"/>
+              <w:right w:w="90" w:type="dxa"/>
+            </w:tcMar>
+          </w:tcPr>
+          <w:p>
+            <w:pPr>
+              <w:rPr>
+                <w:ins w:id="20103" w:author="Vitor Oliveira" w:date="2026-09-26T12:00:00Z"/>
+              </w:rPr>
+            </w:pPr>
+            <w:ins w:id="20104" w:author="Vitor Oliveira" w:date="2026-09-26T12:00:00Z">
+              <w:r>
+                <w:rPr>
+                  <w:sz w:val="20"/>
+                  <w:szCs w:val="20"/>
+                </w:rPr>
+                <w:t xml:space="preserve">Base de regras vigente; varredura do espaço de entrada</w:t>
+              </w:r>
+            </w:ins>
+          </w:p>
+        </w:tc>
+        <w:tc>
+          <w:tcPr>
+            <w:tcW w:w="2971" w:type="dxa"/>
+            <w:tcMar>
+              <w:top w:w="70" w:type="dxa"/>
+              <w:left w:w="90" w:type="dxa"/>
+              <w:bottom w:w="70" w:type="dxa"/>
+              <w:right w:w="90" w:type="dxa"/>
+            </w:tcMar>
+          </w:tcPr>
+          <w:p>
+            <w:pPr>
+              <w:rPr>
+                <w:ins w:id="20105" w:author="Vitor Oliveira" w:date="2026-09-26T12:00:00Z"/>
+              </w:rPr>
+            </w:pPr>
+            <w:ins w:id="20106" w:author="Vitor Oliveira" w:date="2026-09-26T12:00:00Z">
+              <w:r>
+                <w:rPr>
+                  <w:sz w:val="20"/>
+                  <w:szCs w:val="20"/>
+                  <w:lang w:val="pt-BR"/>
+                </w:rPr>
+                <w:t xml:space="preserve">Oito regras, todas com origem declarada e legíveis em linguagem natural; sempre ao menos uma regra ativa</w:t>
+              </w:r>
+            </w:ins>
+          </w:p>
+        </w:tc>
+      </w:tr>
+      <w:tr>
+        <w:trPr>
+          <w:ins w:id="20107" w:author="Vitor Oliveira" w:date="2026-09-26T12:00:00Z"/>
+        </w:trPr>
+        <w:tc>
+          <w:tcPr>
+            <w:tcW w:w="850" w:type="dxa"/>
+            <w:tcMar>
+              <w:top w:w="70" w:type="dxa"/>
+              <w:left w:w="90" w:type="dxa"/>
+              <w:bottom w:w="70" w:type="dxa"/>
+              <w:right w:w="90" w:type="dxa"/>
+            </w:tcMar>
+          </w:tcPr>
+          <w:p>
+            <w:pPr>
+              <w:rPr>
+                <w:ins w:id="20108" w:author="Vitor Oliveira" w:date="2026-09-26T12:00:00Z"/>
+              </w:rPr>
+            </w:pPr>
+            <w:ins w:id="20109" w:author="Vitor Oliveira" w:date="2026-09-26T12:00:00Z">
+              <w:r>
+                <w:rPr>
+                  <w:sz w:val="20"/>
+                  <w:szCs w:val="20"/>
+                </w:rPr>
+                <w:t xml:space="preserve">CT04</w:t>
+              </w:r>
+            </w:ins>
+          </w:p>
+        </w:tc>
+        <w:tc>
+          <w:tcPr>
+            <w:tcW w:w="3500" w:type="dxa"/>
+            <w:tcMar>
+              <w:top w:w="70" w:type="dxa"/>
+              <w:left w:w="90" w:type="dxa"/>
+              <w:bottom w:w="70" w:type="dxa"/>
+              <w:right w:w="90" w:type="dxa"/>
+            </w:tcMar>
+          </w:tcPr>
+          <w:p>
+            <w:pPr>
+              <w:rPr>
+                <w:ins w:id="20110" w:author="Vitor Oliveira" w:date="2026-09-26T12:00:00Z"/>
+              </w:rPr>
+            </w:pPr>
+            <w:ins w:id="20111" w:author="Vitor Oliveira" w:date="2026-09-26T12:00:00Z">
+              <w:r>
+                <w:rPr>
+                  <w:sz w:val="20"/>
+                  <w:szCs w:val="20"/>
+                  <w:lang w:val="pt-BR"/>
+                </w:rPr>
+                <w:t xml:space="preserve">RF03</w:t>
+              </w:r>
+            </w:ins>
+          </w:p>
+        </w:tc>
+        <w:tc>
+          <w:tcPr>
+            <w:tcW w:w="1750" w:type="dxa"/>
+            <w:tcMar>
+              <w:top w:w="70" w:type="dxa"/>
+              <w:left w:w="90" w:type="dxa"/>
+              <w:bottom w:w="70" w:type="dxa"/>
+              <w:right w:w="90" w:type="dxa"/>
+            </w:tcMar>
+          </w:tcPr>
+          <w:p>
+            <w:pPr>
+              <w:rPr>
+                <w:ins w:id="20112" w:author="Vitor Oliveira" w:date="2026-09-26T12:00:00Z"/>
+              </w:rPr>
+            </w:pPr>
+            <w:ins w:id="20113" w:author="Vitor Oliveira" w:date="2026-09-26T12:00:00Z">
+              <w:r>
+                <w:rPr>
+                  <w:sz w:val="20"/>
+                  <w:szCs w:val="20"/>
+                </w:rPr>
+                <w:t xml:space="preserve">Ocorrência reportada com movimentação baixa, na madrugada e no início da noite</w:t>
+              </w:r>
+            </w:ins>
+          </w:p>
+        </w:tc>
+        <w:tc>
+          <w:tcPr>
+            <w:tcW w:w="2971" w:type="dxa"/>
+            <w:tcMar>
+              <w:top w:w="70" w:type="dxa"/>
+              <w:left w:w="90" w:type="dxa"/>
+              <w:bottom w:w="70" w:type="dxa"/>
+              <w:right w:w="90" w:type="dxa"/>
+            </w:tcMar>
+          </w:tcPr>
+          <w:p>
+            <w:pPr>
+              <w:rPr>
+                <w:ins w:id="20114" w:author="Vitor Oliveira" w:date="2026-09-26T12:00:00Z"/>
+              </w:rPr>
+            </w:pPr>
+            <w:ins w:id="20115" w:author="Vitor Oliveira" w:date="2026-09-26T12:00:00Z">
+              <w:r>
+                <w:rPr>
+                  <w:sz w:val="20"/>
+                  <w:szCs w:val="20"/>
+                  <w:lang w:val="pt-BR"/>
+                </w:rPr>
+                <w:t xml:space="preserve">Nível pretendido acima de 0,9: a evidência de risco não é diluída</w:t>
+              </w:r>
+            </w:ins>
+          </w:p>
+        </w:tc>
+      </w:tr>
+      <w:tr>
+        <w:trPr>
+          <w:ins w:id="20116" w:author="Vitor Oliveira" w:date="2026-09-26T12:00:00Z"/>
+        </w:trPr>
+        <w:tc>
+          <w:tcPr>
+            <w:tcW w:w="850" w:type="dxa"/>
+            <w:tcMar>
+              <w:top w:w="70" w:type="dxa"/>
+              <w:left w:w="90" w:type="dxa"/>
+              <w:bottom w:w="70" w:type="dxa"/>
+              <w:right w:w="90" w:type="dxa"/>
+            </w:tcMar>
+          </w:tcPr>
+          <w:p>
+            <w:pPr>
+              <w:rPr>
+                <w:ins w:id="20117" w:author="Vitor Oliveira" w:date="2026-09-26T12:00:00Z"/>
+              </w:rPr>
+            </w:pPr>
+            <w:ins w:id="20118" w:author="Vitor Oliveira" w:date="2026-09-26T12:00:00Z">
+              <w:r>
+                <w:rPr>
+                  <w:sz w:val="20"/>
+                  <w:szCs w:val="20"/>
+                </w:rPr>
+                <w:t xml:space="preserve">CT05</w:t>
+              </w:r>
+            </w:ins>
+          </w:p>
+        </w:tc>
+        <w:tc>
+          <w:tcPr>
+            <w:tcW w:w="3500" w:type="dxa"/>
+            <w:tcMar>
+              <w:top w:w="70" w:type="dxa"/>
+              <w:left w:w="90" w:type="dxa"/>
+              <w:bottom w:w="70" w:type="dxa"/>
+              <w:right w:w="90" w:type="dxa"/>
+            </w:tcMar>
+          </w:tcPr>
+          <w:p>
+            <w:pPr>
+              <w:rPr>
+                <w:ins w:id="20119" w:author="Vitor Oliveira" w:date="2026-09-26T12:00:00Z"/>
+              </w:rPr>
+            </w:pPr>
+            <w:ins w:id="20120" w:author="Vitor Oliveira" w:date="2026-09-26T12:00:00Z">
+              <w:r>
+                <w:rPr>
+                  <w:sz w:val="20"/>
+                  <w:szCs w:val="20"/>
+                  <w:lang w:val="pt-BR"/>
+                </w:rPr>
+                <w:t xml:space="preserve">RF04, RNF01, RNF02</w:t>
+              </w:r>
+            </w:ins>
+          </w:p>
+        </w:tc>
+        <w:tc>
+          <w:tcPr>
+            <w:tcW w:w="1750" w:type="dxa"/>
+            <w:tcMar>
+              <w:top w:w="70" w:type="dxa"/>
+              <w:left w:w="90" w:type="dxa"/>
+              <w:bottom w:w="70" w:type="dxa"/>
+              <w:right w:w="90" w:type="dxa"/>
+            </w:tcMar>
+          </w:tcPr>
+          <w:p>
+            <w:pPr>
+              <w:rPr>
+                <w:ins w:id="20121" w:author="Vitor Oliveira" w:date="2026-09-26T12:00:00Z"/>
+              </w:rPr>
+            </w:pPr>
+            <w:ins w:id="20122" w:author="Vitor Oliveira" w:date="2026-09-26T12:00:00Z">
+              <w:r>
+                <w:rPr>
+                  <w:sz w:val="20"/>
+                  <w:szCs w:val="20"/>
+                </w:rPr>
+                <w:t xml:space="preserve">Cem mil combinações aleatórias de nível pretendido, nível anterior e intervalo</w:t>
+              </w:r>
+            </w:ins>
+          </w:p>
+        </w:tc>
+        <w:tc>
+          <w:tcPr>
+            <w:tcW w:w="2971" w:type="dxa"/>
+            <w:tcMar>
+              <w:top w:w="70" w:type="dxa"/>
+              <w:left w:w="90" w:type="dxa"/>
+              <w:bottom w:w="70" w:type="dxa"/>
+              <w:right w:w="90" w:type="dxa"/>
+            </w:tcMar>
+          </w:tcPr>
+          <w:p>
+            <w:pPr>
+              <w:rPr>
+                <w:ins w:id="20123" w:author="Vitor Oliveira" w:date="2026-09-26T12:00:00Z"/>
+              </w:rPr>
+            </w:pPr>
+            <w:ins w:id="20124" w:author="Vitor Oliveira" w:date="2026-09-26T12:00:00Z">
+              <w:r>
+                <w:rPr>
+                  <w:sz w:val="20"/>
+                  <w:szCs w:val="20"/>
+                  <w:lang w:val="pt-BR"/>
+                </w:rPr>
+                <w:t xml:space="preserve">Zero violações de piso e de taxa; nível emitido nunca inferior ao pretendido</w:t>
+              </w:r>
+            </w:ins>
+          </w:p>
+        </w:tc>
+      </w:tr>
+      <w:tr>
+        <w:trPr>
+          <w:ins w:id="20125" w:author="Vitor Oliveira" w:date="2026-09-26T12:00:00Z"/>
+        </w:trPr>
+        <w:tc>
+          <w:tcPr>
+            <w:tcW w:w="850" w:type="dxa"/>
+            <w:tcMar>
+              <w:top w:w="70" w:type="dxa"/>
+              <w:left w:w="90" w:type="dxa"/>
+              <w:bottom w:w="70" w:type="dxa"/>
+              <w:right w:w="90" w:type="dxa"/>
+            </w:tcMar>
+          </w:tcPr>
+          <w:p>
+            <w:pPr>
+              <w:rPr>
+                <w:ins w:id="20126" w:author="Vitor Oliveira" w:date="2026-09-26T12:00:00Z"/>
+              </w:rPr>
+            </w:pPr>
+            <w:ins w:id="20127" w:author="Vitor Oliveira" w:date="2026-09-26T12:00:00Z">
+              <w:r>
+                <w:rPr>
+                  <w:sz w:val="20"/>
+                  <w:szCs w:val="20"/>
+                </w:rPr>
+                <w:t xml:space="preserve">CT06</w:t>
+              </w:r>
+            </w:ins>
+          </w:p>
+        </w:tc>
+        <w:tc>
+          <w:tcPr>
+            <w:tcW w:w="3500" w:type="dxa"/>
+            <w:tcMar>
+              <w:top w:w="70" w:type="dxa"/>
+              <w:left w:w="90" w:type="dxa"/>
+              <w:bottom w:w="70" w:type="dxa"/>
+              <w:right w:w="90" w:type="dxa"/>
+            </w:tcMar>
+          </w:tcPr>
+          <w:p>
+            <w:pPr>
+              <w:rPr>
+                <w:ins w:id="20128" w:author="Vitor Oliveira" w:date="2026-09-26T12:00:00Z"/>
+              </w:rPr>
+            </w:pPr>
+            <w:ins w:id="20129" w:author="Vitor Oliveira" w:date="2026-09-26T12:00:00Z">
+              <w:r>
+                <w:rPr>
+                  <w:sz w:val="20"/>
+                  <w:szCs w:val="20"/>
+                  <w:lang w:val="pt-BR"/>
+                </w:rPr>
+                <w:t xml:space="preserve">RNF02</w:t>
+              </w:r>
+            </w:ins>
+          </w:p>
+        </w:tc>
+        <w:tc>
+          <w:tcPr>
+            <w:tcW w:w="1750" w:type="dxa"/>
+            <w:tcMar>
+              <w:top w:w="70" w:type="dxa"/>
+              <w:left w:w="90" w:type="dxa"/>
+              <w:bottom w:w="70" w:type="dxa"/>
+              <w:right w:w="90" w:type="dxa"/>
+            </w:tcMar>
+          </w:tcPr>
+          <w:p>
+            <w:pPr>
+              <w:rPr>
+                <w:ins w:id="20130" w:author="Vitor Oliveira" w:date="2026-09-26T12:00:00Z"/>
+              </w:rPr>
+            </w:pPr>
+            <w:ins w:id="20131" w:author="Vitor Oliveira" w:date="2026-09-26T12:00:00Z">
+              <w:r>
+                <w:rPr>
+                  <w:sz w:val="20"/>
+                  <w:szCs w:val="20"/>
+                </w:rPr>
+                <w:t xml:space="preserve">Movimentação baixa a partir do pleno</w:t>
+              </w:r>
+            </w:ins>
+          </w:p>
+        </w:tc>
+        <w:tc>
+          <w:tcPr>
+            <w:tcW w:w="2971" w:type="dxa"/>
+            <w:tcMar>
+              <w:top w:w="70" w:type="dxa"/>
+              <w:left w:w="90" w:type="dxa"/>
+              <w:bottom w:w="70" w:type="dxa"/>
+              <w:right w:w="90" w:type="dxa"/>
+            </w:tcMar>
+          </w:tcPr>
+          <w:p>
+            <w:pPr>
+              <w:rPr>
+                <w:ins w:id="20132" w:author="Vitor Oliveira" w:date="2026-09-26T12:00:00Z"/>
+              </w:rPr>
+            </w:pPr>
+            <w:ins w:id="20133" w:author="Vitor Oliveira" w:date="2026-09-26T12:00:00Z">
+              <w:r>
+                <w:rPr>
+                  <w:sz w:val="20"/>
+                  <w:szCs w:val="20"/>
+                  <w:lang w:val="pt-BR"/>
+                </w:rPr>
+                <w:t xml:space="preserve">Descida até o piso em no mínimo cinco minutos</w:t>
+              </w:r>
+            </w:ins>
+          </w:p>
+        </w:tc>
+      </w:tr>
+      <w:tr>
+        <w:trPr>
+          <w:ins w:id="20134" w:author="Vitor Oliveira" w:date="2026-09-26T12:00:00Z"/>
+        </w:trPr>
+        <w:tc>
+          <w:tcPr>
+            <w:tcW w:w="850" w:type="dxa"/>
+            <w:tcMar>
+              <w:top w:w="70" w:type="dxa"/>
+              <w:left w:w="90" w:type="dxa"/>
+              <w:bottom w:w="70" w:type="dxa"/>
+              <w:right w:w="90" w:type="dxa"/>
+            </w:tcMar>
+          </w:tcPr>
+          <w:p>
+            <w:pPr>
+              <w:rPr>
+                <w:ins w:id="20135" w:author="Vitor Oliveira" w:date="2026-09-26T12:00:00Z"/>
+              </w:rPr>
+            </w:pPr>
+            <w:ins w:id="20136" w:author="Vitor Oliveira" w:date="2026-09-26T12:00:00Z">
+              <w:r>
+                <w:rPr>
+                  <w:sz w:val="20"/>
+                  <w:szCs w:val="20"/>
+                </w:rPr>
+                <w:t xml:space="preserve">CT07</w:t>
+              </w:r>
+            </w:ins>
+          </w:p>
+        </w:tc>
+        <w:tc>
+          <w:tcPr>
+            <w:tcW w:w="3500" w:type="dxa"/>
+            <w:tcMar>
+              <w:top w:w="70" w:type="dxa"/>
+              <w:left w:w="90" w:type="dxa"/>
+              <w:bottom w:w="70" w:type="dxa"/>
+              <w:right w:w="90" w:type="dxa"/>
+            </w:tcMar>
+          </w:tcPr>
+          <w:p>
+            <w:pPr>
+              <w:rPr>
+                <w:ins w:id="20137" w:author="Vitor Oliveira" w:date="2026-09-26T12:00:00Z"/>
+              </w:rPr>
+            </w:pPr>
+            <w:ins w:id="20138" w:author="Vitor Oliveira" w:date="2026-09-26T12:00:00Z">
+              <w:r>
+                <w:rPr>
+                  <w:sz w:val="20"/>
+                  <w:szCs w:val="20"/>
+                  <w:lang w:val="pt-BR"/>
+                </w:rPr>
+                <w:t xml:space="preserve">RNF02, RNF07</w:t>
+              </w:r>
+            </w:ins>
+          </w:p>
+        </w:tc>
+        <w:tc>
+          <w:tcPr>
+            <w:tcW w:w="1750" w:type="dxa"/>
+            <w:tcMar>
+              <w:top w:w="70" w:type="dxa"/>
+              <w:left w:w="90" w:type="dxa"/>
+              <w:bottom w:w="70" w:type="dxa"/>
+              <w:right w:w="90" w:type="dxa"/>
+            </w:tcMar>
+          </w:tcPr>
+          <w:p>
+            <w:pPr>
+              <w:rPr>
+                <w:ins w:id="20139" w:author="Vitor Oliveira" w:date="2026-09-26T12:00:00Z"/>
+              </w:rPr>
+            </w:pPr>
+            <w:ins w:id="20140" w:author="Vitor Oliveira" w:date="2026-09-26T12:00:00Z">
+              <w:r>
+                <w:rPr>
+                  <w:sz w:val="20"/>
+                  <w:szCs w:val="20"/>
+                </w:rPr>
+                <w:t xml:space="preserve">Última decisão mais antiga que o tempo de failsafe</w:t>
+              </w:r>
+            </w:ins>
+          </w:p>
+        </w:tc>
+        <w:tc>
+          <w:tcPr>
+            <w:tcW w:w="2971" w:type="dxa"/>
+            <w:tcMar>
+              <w:top w:w="70" w:type="dxa"/>
+              <w:left w:w="90" w:type="dxa"/>
+              <w:bottom w:w="70" w:type="dxa"/>
+              <w:right w:w="90" w:type="dxa"/>
+            </w:tcMar>
+          </w:tcPr>
+          <w:p>
+            <w:pPr>
+              <w:rPr>
+                <w:ins w:id="20141" w:author="Vitor Oliveira" w:date="2026-09-26T12:00:00Z"/>
+              </w:rPr>
+            </w:pPr>
+            <w:ins w:id="20142" w:author="Vitor Oliveira" w:date="2026-09-26T12:00:00Z">
+              <w:r>
+                <w:rPr>
+                  <w:sz w:val="20"/>
+                  <w:szCs w:val="20"/>
+                  <w:lang w:val="pt-BR"/>
+                </w:rPr>
+                <w:t xml:space="preserve">Rampa recomeça do pleno, e não do último nível gravado</w:t>
+              </w:r>
+            </w:ins>
+          </w:p>
+        </w:tc>
+      </w:tr>
+      <w:tr>
+        <w:trPr>
+          <w:ins w:id="20143" w:author="Vitor Oliveira" w:date="2026-09-26T12:00:00Z"/>
+        </w:trPr>
+        <w:tc>
+          <w:tcPr>
+            <w:tcW w:w="850" w:type="dxa"/>
+            <w:tcMar>
+              <w:top w:w="70" w:type="dxa"/>
+              <w:left w:w="90" w:type="dxa"/>
+              <w:bottom w:w="70" w:type="dxa"/>
+              <w:right w:w="90" w:type="dxa"/>
+            </w:tcMar>
+          </w:tcPr>
+          <w:p>
+            <w:pPr>
+              <w:rPr>
+                <w:ins w:id="20144" w:author="Vitor Oliveira" w:date="2026-09-26T12:00:00Z"/>
+              </w:rPr>
+            </w:pPr>
+            <w:ins w:id="20145" w:author="Vitor Oliveira" w:date="2026-09-26T12:00:00Z">
+              <w:r>
+                <w:rPr>
+                  <w:sz w:val="20"/>
+                  <w:szCs w:val="20"/>
+                </w:rPr>
+                <w:t xml:space="preserve">CT08</w:t>
+              </w:r>
+            </w:ins>
+          </w:p>
+        </w:tc>
+        <w:tc>
+          <w:tcPr>
+            <w:tcW w:w="3500" w:type="dxa"/>
+            <w:tcMar>
+              <w:top w:w="70" w:type="dxa"/>
+              <w:left w:w="90" w:type="dxa"/>
+              <w:bottom w:w="70" w:type="dxa"/>
+              <w:right w:w="90" w:type="dxa"/>
+            </w:tcMar>
+          </w:tcPr>
+          <w:p>
+            <w:pPr>
+              <w:rPr>
+                <w:ins w:id="20146" w:author="Vitor Oliveira" w:date="2026-09-26T12:00:00Z"/>
+              </w:rPr>
+            </w:pPr>
+            <w:ins w:id="20147" w:author="Vitor Oliveira" w:date="2026-09-26T12:00:00Z">
+              <w:r>
+                <w:rPr>
+                  <w:sz w:val="20"/>
+                  <w:szCs w:val="20"/>
+                  <w:lang w:val="pt-BR"/>
+                </w:rPr>
+                <w:t xml:space="preserve">RF07, RNF04</w:t>
+              </w:r>
+            </w:ins>
+          </w:p>
+        </w:tc>
+        <w:tc>
+          <w:tcPr>
+            <w:tcW w:w="1750" w:type="dxa"/>
+            <w:tcMar>
+              <w:top w:w="70" w:type="dxa"/>
+              <w:left w:w="90" w:type="dxa"/>
+              <w:bottom w:w="70" w:type="dxa"/>
+              <w:right w:w="90" w:type="dxa"/>
+            </w:tcMar>
+          </w:tcPr>
+          <w:p>
+            <w:pPr>
+              <w:rPr>
+                <w:ins w:id="20148" w:author="Vitor Oliveira" w:date="2026-09-26T12:00:00Z"/>
+              </w:rPr>
+            </w:pPr>
+            <w:ins w:id="20149" w:author="Vitor Oliveira" w:date="2026-09-26T12:00:00Z">
+              <w:r>
+                <w:rPr>
+                  <w:sz w:val="20"/>
+                  <w:szCs w:val="20"/>
+                </w:rPr>
+                <w:t xml:space="preserve">Decisão com eventos, previsão e base de regras; arquivo de regras alterado sem nova versão</w:t>
+              </w:r>
+            </w:ins>
+          </w:p>
+        </w:tc>
+        <w:tc>
+          <w:tcPr>
+            <w:tcW w:w="2971" w:type="dxa"/>
+            <w:tcMar>
+              <w:top w:w="70" w:type="dxa"/>
+              <w:left w:w="90" w:type="dxa"/>
+              <w:bottom w:w="70" w:type="dxa"/>
+              <w:right w:w="90" w:type="dxa"/>
+            </w:tcMar>
+          </w:tcPr>
+          <w:p>
+            <w:pPr>
+              <w:rPr>
+                <w:ins w:id="20150" w:author="Vitor Oliveira" w:date="2026-09-26T12:00:00Z"/>
+              </w:rPr>
+            </w:pPr>
+            <w:ins w:id="20151" w:author="Vitor Oliveira" w:date="2026-09-26T12:00:00Z">
+              <w:r>
+                <w:rPr>
+                  <w:sz w:val="20"/>
+                  <w:szCs w:val="20"/>
+                  <w:lang w:val="pt-BR"/>
+                </w:rPr>
+                <w:t xml:space="preserve">Cadeia completa gravada, com versões da base e do modelo; serviço recusa operar com hash divergente</w:t>
+              </w:r>
+            </w:ins>
+          </w:p>
+        </w:tc>
+      </w:tr>
+      <w:tr>
+        <w:trPr>
+          <w:ins w:id="20152" w:author="Vitor Oliveira" w:date="2026-09-26T12:00:00Z"/>
+        </w:trPr>
+        <w:tc>
+          <w:tcPr>
+            <w:tcW w:w="850" w:type="dxa"/>
+            <w:tcMar>
+              <w:top w:w="70" w:type="dxa"/>
+              <w:left w:w="90" w:type="dxa"/>
+              <w:bottom w:w="70" w:type="dxa"/>
+              <w:right w:w="90" w:type="dxa"/>
+            </w:tcMar>
+          </w:tcPr>
+          <w:p>
+            <w:pPr>
+              <w:rPr>
+                <w:ins w:id="20153" w:author="Vitor Oliveira" w:date="2026-09-26T12:00:00Z"/>
+              </w:rPr>
+            </w:pPr>
+            <w:ins w:id="20154" w:author="Vitor Oliveira" w:date="2026-09-26T12:00:00Z">
+              <w:r>
+                <w:rPr>
+                  <w:sz w:val="20"/>
+                  <w:szCs w:val="20"/>
+                </w:rPr>
+                <w:t xml:space="preserve">CT09</w:t>
+              </w:r>
+            </w:ins>
+          </w:p>
+        </w:tc>
+        <w:tc>
+          <w:tcPr>
+            <w:tcW w:w="3500" w:type="dxa"/>
+            <w:tcMar>
+              <w:top w:w="70" w:type="dxa"/>
+              <w:left w:w="90" w:type="dxa"/>
+              <w:bottom w:w="70" w:type="dxa"/>
+              <w:right w:w="90" w:type="dxa"/>
+            </w:tcMar>
+          </w:tcPr>
+          <w:p>
+            <w:pPr>
+              <w:rPr>
+                <w:ins w:id="20155" w:author="Vitor Oliveira" w:date="2026-09-26T12:00:00Z"/>
+              </w:rPr>
+            </w:pPr>
+            <w:ins w:id="20156" w:author="Vitor Oliveira" w:date="2026-09-26T12:00:00Z">
+              <w:r>
+                <w:rPr>
+                  <w:sz w:val="20"/>
+                  <w:szCs w:val="20"/>
+                  <w:lang w:val="pt-BR"/>
+                </w:rPr>
+                <w:t xml:space="preserve">RF07</w:t>
+              </w:r>
+            </w:ins>
+          </w:p>
+        </w:tc>
+        <w:tc>
+          <w:tcPr>
+            <w:tcW w:w="1750" w:type="dxa"/>
+            <w:tcMar>
+              <w:top w:w="70" w:type="dxa"/>
+              <w:left w:w="90" w:type="dxa"/>
+              <w:bottom w:w="70" w:type="dxa"/>
+              <w:right w:w="90" w:type="dxa"/>
+            </w:tcMar>
+          </w:tcPr>
+          <w:p>
+            <w:pPr>
+              <w:rPr>
+                <w:ins w:id="20157" w:author="Vitor Oliveira" w:date="2026-09-26T12:00:00Z"/>
+              </w:rPr>
+            </w:pPr>
+            <w:ins w:id="20158" w:author="Vitor Oliveira" w:date="2026-09-26T12:00:00Z">
+              <w:r>
+                <w:rPr>
+                  <w:sz w:val="20"/>
+                  <w:szCs w:val="20"/>
+                </w:rPr>
+                <w:t xml:space="preserve">Segunda telemetria para a mesma decisão; telemetria malformada</w:t>
+              </w:r>
+            </w:ins>
+          </w:p>
+        </w:tc>
+        <w:tc>
+          <w:tcPr>
+            <w:tcW w:w="2971" w:type="dxa"/>
+            <w:tcMar>
+              <w:top w:w="70" w:type="dxa"/>
+              <w:left w:w="90" w:type="dxa"/>
+              <w:bottom w:w="70" w:type="dxa"/>
+              <w:right w:w="90" w:type="dxa"/>
+            </w:tcMar>
+          </w:tcPr>
+          <w:p>
+            <w:pPr>
+              <w:rPr>
+                <w:ins w:id="20159" w:author="Vitor Oliveira" w:date="2026-09-26T12:00:00Z"/>
+              </w:rPr>
+            </w:pPr>
+            <w:ins w:id="20160" w:author="Vitor Oliveira" w:date="2026-09-26T12:00:00Z">
+              <w:r>
+                <w:rPr>
+                  <w:sz w:val="20"/>
+                  <w:szCs w:val="20"/>
+                  <w:lang w:val="pt-BR"/>
+                </w:rPr>
+                <w:t xml:space="preserve">Uma única telemetria por decisão; mensagem malformada descartada</w:t>
+              </w:r>
+            </w:ins>
+          </w:p>
+        </w:tc>
+      </w:tr>
+      <w:tr>
+        <w:trPr>
+          <w:ins w:id="20161" w:author="Vitor Oliveira" w:date="2026-09-26T12:00:00Z"/>
+        </w:trPr>
+        <w:tc>
+          <w:tcPr>
+            <w:tcW w:w="850" w:type="dxa"/>
+            <w:tcMar>
+              <w:top w:w="70" w:type="dxa"/>
+              <w:left w:w="90" w:type="dxa"/>
+              <w:bottom w:w="70" w:type="dxa"/>
+              <w:right w:w="90" w:type="dxa"/>
+            </w:tcMar>
+          </w:tcPr>
+          <w:p>
+            <w:pPr>
+              <w:rPr>
+                <w:ins w:id="20162" w:author="Vitor Oliveira" w:date="2026-09-26T12:00:00Z"/>
+              </w:rPr>
+            </w:pPr>
+            <w:ins w:id="20163" w:author="Vitor Oliveira" w:date="2026-09-26T12:00:00Z">
+              <w:r>
+                <w:rPr>
+                  <w:sz w:val="20"/>
+                  <w:szCs w:val="20"/>
+                </w:rPr>
+                <w:t xml:space="preserve">CT10</w:t>
+              </w:r>
+            </w:ins>
+          </w:p>
+        </w:tc>
+        <w:tc>
+          <w:tcPr>
+            <w:tcW w:w="3500" w:type="dxa"/>
+            <w:tcMar>
+              <w:top w:w="70" w:type="dxa"/>
+              <w:left w:w="90" w:type="dxa"/>
+              <w:bottom w:w="70" w:type="dxa"/>
+              <w:right w:w="90" w:type="dxa"/>
+            </w:tcMar>
+          </w:tcPr>
+          <w:p>
+            <w:pPr>
+              <w:rPr>
+                <w:ins w:id="20164" w:author="Vitor Oliveira" w:date="2026-09-26T12:00:00Z"/>
+              </w:rPr>
+            </w:pPr>
+            <w:ins w:id="20165" w:author="Vitor Oliveira" w:date="2026-09-26T12:00:00Z">
+              <w:r>
+                <w:rPr>
+                  <w:sz w:val="20"/>
+                  <w:szCs w:val="20"/>
+                  <w:lang w:val="pt-BR"/>
+                </w:rPr>
+                <w:t xml:space="preserve">RF09</w:t>
+              </w:r>
+            </w:ins>
+          </w:p>
+        </w:tc>
+        <w:tc>
+          <w:tcPr>
+            <w:tcW w:w="1750" w:type="dxa"/>
+            <w:tcMar>
+              <w:top w:w="70" w:type="dxa"/>
+              <w:left w:w="90" w:type="dxa"/>
+              <w:bottom w:w="70" w:type="dxa"/>
+              <w:right w:w="90" w:type="dxa"/>
+            </w:tcMar>
+          </w:tcPr>
+          <w:p>
+            <w:pPr>
+              <w:rPr>
+                <w:ins w:id="20166" w:author="Vitor Oliveira" w:date="2026-09-26T12:00:00Z"/>
+              </w:rPr>
+            </w:pPr>
+            <w:ins w:id="20167" w:author="Vitor Oliveira" w:date="2026-09-26T12:00:00Z">
+              <w:r>
+                <w:rPr>
+                  <w:sz w:val="20"/>
+                  <w:szCs w:val="20"/>
+                </w:rPr>
+                <w:t xml:space="preserve">Classe lida da tabela; classe não dimerizável</w:t>
+              </w:r>
+            </w:ins>
+          </w:p>
+        </w:tc>
+        <w:tc>
+          <w:tcPr>
+            <w:tcW w:w="2971" w:type="dxa"/>
+            <w:tcMar>
+              <w:top w:w="70" w:type="dxa"/>
+              <w:left w:w="90" w:type="dxa"/>
+              <w:bottom w:w="70" w:type="dxa"/>
+              <w:right w:w="90" w:type="dxa"/>
+            </w:tcMar>
+          </w:tcPr>
+          <w:p>
+            <w:pPr>
+              <w:rPr>
+                <w:ins w:id="20168" w:author="Vitor Oliveira" w:date="2026-09-26T12:00:00Z"/>
+              </w:rPr>
+            </w:pPr>
+            <w:ins w:id="20169" w:author="Vitor Oliveira" w:date="2026-09-26T12:00:00Z">
+              <w:r>
+                <w:rPr>
+                  <w:sz w:val="20"/>
+                  <w:szCs w:val="20"/>
+                  <w:lang w:val="pt-BR"/>
+                </w:rPr>
+                <w:t xml:space="preserve">Critério de P3 igual ao da tabela; piso pleno para classe não dimerizável</w:t>
+              </w:r>
+            </w:ins>
+          </w:p>
+        </w:tc>
+      </w:tr>
+      <w:tr>
+        <w:trPr>
+          <w:ins w:id="20170" w:author="Vitor Oliveira" w:date="2026-09-26T12:00:00Z"/>
+        </w:trPr>
+        <w:tc>
+          <w:tcPr>
+            <w:tcW w:w="850" w:type="dxa"/>
+            <w:tcMar>
+              <w:top w:w="70" w:type="dxa"/>
+              <w:left w:w="90" w:type="dxa"/>
+              <w:bottom w:w="70" w:type="dxa"/>
+              <w:right w:w="90" w:type="dxa"/>
+            </w:tcMar>
+          </w:tcPr>
+          <w:p>
+            <w:pPr>
+              <w:rPr>
+                <w:ins w:id="20171" w:author="Vitor Oliveira" w:date="2026-09-26T12:00:00Z"/>
+              </w:rPr>
+            </w:pPr>
+            <w:ins w:id="20172" w:author="Vitor Oliveira" w:date="2026-09-26T12:00:00Z">
+              <w:r>
+                <w:rPr>
+                  <w:sz w:val="20"/>
+                  <w:szCs w:val="20"/>
+                </w:rPr>
+                <w:t xml:space="preserve">CT11</w:t>
+              </w:r>
+            </w:ins>
+          </w:p>
+        </w:tc>
+        <w:tc>
+          <w:tcPr>
+            <w:tcW w:w="3500" w:type="dxa"/>
+            <w:tcMar>
+              <w:top w:w="70" w:type="dxa"/>
+              <w:left w:w="90" w:type="dxa"/>
+              <w:bottom w:w="70" w:type="dxa"/>
+              <w:right w:w="90" w:type="dxa"/>
+            </w:tcMar>
+          </w:tcPr>
+          <w:p>
+            <w:pPr>
+              <w:rPr>
+                <w:ins w:id="20173" w:author="Vitor Oliveira" w:date="2026-09-26T12:00:00Z"/>
+              </w:rPr>
+            </w:pPr>
+            <w:ins w:id="20174" w:author="Vitor Oliveira" w:date="2026-09-26T12:00:00Z">
+              <w:r>
+                <w:rPr>
+                  <w:sz w:val="20"/>
+                  <w:szCs w:val="20"/>
+                  <w:lang w:val="pt-BR"/>
+                </w:rPr>
+                <w:t xml:space="preserve">RF10</w:t>
+              </w:r>
+            </w:ins>
+          </w:p>
+        </w:tc>
+        <w:tc>
+          <w:tcPr>
+            <w:tcW w:w="1750" w:type="dxa"/>
+            <w:tcMar>
+              <w:top w:w="70" w:type="dxa"/>
+              <w:left w:w="90" w:type="dxa"/>
+              <w:bottom w:w="70" w:type="dxa"/>
+              <w:right w:w="90" w:type="dxa"/>
+            </w:tcMar>
+          </w:tcPr>
+          <w:p>
+            <w:pPr>
+              <w:rPr>
+                <w:ins w:id="20175" w:author="Vitor Oliveira" w:date="2026-09-26T12:00:00Z"/>
+              </w:rPr>
+            </w:pPr>
+            <w:ins w:id="20176" w:author="Vitor Oliveira" w:date="2026-09-26T12:00:00Z">
+              <w:r>
+                <w:rPr>
+                  <w:sz w:val="20"/>
+                  <w:szCs w:val="20"/>
+                </w:rPr>
+                <w:t xml:space="preserve">Mesma suíte executada duas vezes</w:t>
+              </w:r>
+            </w:ins>
+          </w:p>
+        </w:tc>
+        <w:tc>
+          <w:tcPr>
+            <w:tcW w:w="2971" w:type="dxa"/>
+            <w:tcMar>
+              <w:top w:w="70" w:type="dxa"/>
+              <w:left w:w="90" w:type="dxa"/>
+              <w:bottom w:w="70" w:type="dxa"/>
+              <w:right w:w="90" w:type="dxa"/>
+            </w:tcMar>
+          </w:tcPr>
+          <w:p>
+            <w:pPr>
+              <w:rPr>
+                <w:ins w:id="20177" w:author="Vitor Oliveira" w:date="2026-09-26T12:00:00Z"/>
+              </w:rPr>
+            </w:pPr>
+            <w:ins w:id="20178" w:author="Vitor Oliveira" w:date="2026-09-26T12:00:00Z">
+              <w:r>
+                <w:rPr>
+                  <w:sz w:val="20"/>
+                  <w:szCs w:val="20"/>
+                  <w:lang w:val="pt-BR"/>
+                </w:rPr>
+                <w:t xml:space="preserve">Cada execução enxerga só os próprios eventos; resultados idênticos</w:t>
+              </w:r>
+            </w:ins>
+          </w:p>
+        </w:tc>
+      </w:tr>
+      <w:tr>
+        <w:trPr>
+          <w:ins w:id="20179" w:author="Vitor Oliveira" w:date="2026-09-26T12:00:00Z"/>
+        </w:trPr>
+        <w:tc>
+          <w:tcPr>
+            <w:tcW w:w="850" w:type="dxa"/>
+            <w:tcMar>
+              <w:top w:w="70" w:type="dxa"/>
+              <w:left w:w="90" w:type="dxa"/>
+              <w:bottom w:w="70" w:type="dxa"/>
+              <w:right w:w="90" w:type="dxa"/>
+            </w:tcMar>
+          </w:tcPr>
+          <w:p>
+            <w:pPr>
+              <w:rPr>
+                <w:ins w:id="20180" w:author="Vitor Oliveira" w:date="2026-09-26T12:00:00Z"/>
+              </w:rPr>
+            </w:pPr>
+            <w:ins w:id="20181" w:author="Vitor Oliveira" w:date="2026-09-26T12:00:00Z">
+              <w:r>
+                <w:rPr>
+                  <w:sz w:val="20"/>
+                  <w:szCs w:val="20"/>
+                </w:rPr>
+                <w:t xml:space="preserve">CT12</w:t>
+              </w:r>
+            </w:ins>
+          </w:p>
+        </w:tc>
+        <w:tc>
+          <w:tcPr>
+            <w:tcW w:w="3500" w:type="dxa"/>
+            <w:tcMar>
+              <w:top w:w="70" w:type="dxa"/>
+              <w:left w:w="90" w:type="dxa"/>
+              <w:bottom w:w="70" w:type="dxa"/>
+              <w:right w:w="90" w:type="dxa"/>
+            </w:tcMar>
+          </w:tcPr>
+          <w:p>
+            <w:pPr>
+              <w:rPr>
+                <w:ins w:id="20182" w:author="Vitor Oliveira" w:date="2026-09-26T12:00:00Z"/>
+              </w:rPr>
+            </w:pPr>
+            <w:ins w:id="20183" w:author="Vitor Oliveira" w:date="2026-09-26T12:00:00Z">
+              <w:r>
+                <w:rPr>
+                  <w:sz w:val="20"/>
+                  <w:szCs w:val="20"/>
+                  <w:lang w:val="pt-BR"/>
+                </w:rPr>
+                <w:t xml:space="preserve">RF11</w:t>
+              </w:r>
+            </w:ins>
+          </w:p>
+        </w:tc>
+        <w:tc>
+          <w:tcPr>
+            <w:tcW w:w="1750" w:type="dxa"/>
+            <w:tcMar>
+              <w:top w:w="70" w:type="dxa"/>
+              <w:left w:w="90" w:type="dxa"/>
+              <w:bottom w:w="70" w:type="dxa"/>
+              <w:right w:w="90" w:type="dxa"/>
+            </w:tcMar>
+          </w:tcPr>
+          <w:p>
+            <w:pPr>
+              <w:rPr>
+                <w:ins w:id="20184" w:author="Vitor Oliveira" w:date="2026-09-26T12:00:00Z"/>
+              </w:rPr>
+            </w:pPr>
+            <w:ins w:id="20185" w:author="Vitor Oliveira" w:date="2026-09-26T12:00:00Z">
+              <w:r>
+                <w:rPr>
+                  <w:sz w:val="20"/>
+                  <w:szCs w:val="20"/>
+                </w:rPr>
+                <w:t xml:space="preserve">Leituras na residual com comando não nulo; divergência persistente; leitura isolada fora da tolerância</w:t>
+              </w:r>
+            </w:ins>
+          </w:p>
+        </w:tc>
+        <w:tc>
+          <w:tcPr>
+            <w:tcW w:w="2971" w:type="dxa"/>
+            <w:tcMar>
+              <w:top w:w="70" w:type="dxa"/>
+              <w:left w:w="90" w:type="dxa"/>
+              <w:bottom w:w="70" w:type="dxa"/>
+              <w:right w:w="90" w:type="dxa"/>
+            </w:tcMar>
+          </w:tcPr>
+          <w:p>
+            <w:pPr>
+              <w:rPr>
+                <w:ins w:id="20186" w:author="Vitor Oliveira" w:date="2026-09-26T12:00:00Z"/>
+              </w:rPr>
+            </w:pPr>
+            <w:ins w:id="20187" w:author="Vitor Oliveira" w:date="2026-09-26T12:00:00Z">
+              <w:r>
+                <w:rPr>
+                  <w:sz w:val="20"/>
+                  <w:szCs w:val="20"/>
+                  <w:lang w:val="pt-BR"/>
+                </w:rPr>
+                <w:t xml:space="preserve">Falha total após três ciclos; perda de controle após doze; leitura isolada não alerta; tolerância nunca abaixo da resolução</w:t>
+              </w:r>
+            </w:ins>
+          </w:p>
+        </w:tc>
+      </w:tr>
+      <w:tr>
+        <w:trPr>
+          <w:ins w:id="20188" w:author="Vitor Oliveira" w:date="2026-09-26T12:00:00Z"/>
+        </w:trPr>
+        <w:tc>
+          <w:tcPr>
+            <w:tcW w:w="850" w:type="dxa"/>
+            <w:tcMar>
+              <w:top w:w="70" w:type="dxa"/>
+              <w:left w:w="90" w:type="dxa"/>
+              <w:bottom w:w="70" w:type="dxa"/>
+              <w:right w:w="90" w:type="dxa"/>
+            </w:tcMar>
+          </w:tcPr>
+          <w:p>
+            <w:pPr>
+              <w:rPr>
+                <w:ins w:id="20189" w:author="Vitor Oliveira" w:date="2026-09-26T12:00:00Z"/>
+              </w:rPr>
+            </w:pPr>
+            <w:ins w:id="20190" w:author="Vitor Oliveira" w:date="2026-09-26T12:00:00Z">
+              <w:r>
+                <w:rPr>
+                  <w:sz w:val="20"/>
+                  <w:szCs w:val="20"/>
+                </w:rPr>
+                <w:t xml:space="preserve">CT13</w:t>
+              </w:r>
+            </w:ins>
+          </w:p>
+        </w:tc>
+        <w:tc>
+          <w:tcPr>
+            <w:tcW w:w="3500" w:type="dxa"/>
+            <w:tcMar>
+              <w:top w:w="70" w:type="dxa"/>
+              <w:left w:w="90" w:type="dxa"/>
+              <w:bottom w:w="70" w:type="dxa"/>
+              <w:right w:w="90" w:type="dxa"/>
+            </w:tcMar>
+          </w:tcPr>
+          <w:p>
+            <w:pPr>
+              <w:rPr>
+                <w:ins w:id="20191" w:author="Vitor Oliveira" w:date="2026-09-26T12:00:00Z"/>
+              </w:rPr>
+            </w:pPr>
+            <w:ins w:id="20192" w:author="Vitor Oliveira" w:date="2026-09-26T12:00:00Z">
+              <w:r>
+                <w:rPr>
+                  <w:sz w:val="20"/>
+                  <w:szCs w:val="20"/>
+                  <w:lang w:val="pt-BR"/>
+                </w:rPr>
+                <w:t xml:space="preserve">RF12</w:t>
+              </w:r>
+            </w:ins>
+          </w:p>
+        </w:tc>
+        <w:tc>
+          <w:tcPr>
+            <w:tcW w:w="1750" w:type="dxa"/>
+            <w:tcMar>
+              <w:top w:w="70" w:type="dxa"/>
+              <w:left w:w="90" w:type="dxa"/>
+              <w:bottom w:w="70" w:type="dxa"/>
+              <w:right w:w="90" w:type="dxa"/>
+            </w:tcMar>
+          </w:tcPr>
+          <w:p>
+            <w:pPr>
+              <w:rPr>
+                <w:ins w:id="20193" w:author="Vitor Oliveira" w:date="2026-09-26T12:00:00Z"/>
+              </w:rPr>
+            </w:pPr>
+            <w:ins w:id="20194" w:author="Vitor Oliveira" w:date="2026-09-26T12:00:00Z">
+              <w:r>
+                <w:rPr>
+                  <w:sz w:val="20"/>
+                  <w:szCs w:val="20"/>
+                </w:rPr>
+                <w:t xml:space="preserve">Descida de P3 a P5 em cinco minutos, a 40 W e a 440 W</w:t>
+              </w:r>
+            </w:ins>
+          </w:p>
+        </w:tc>
+        <w:tc>
+          <w:tcPr>
+            <w:tcW w:w="2971" w:type="dxa"/>
+            <w:tcMar>
+              <w:top w:w="70" w:type="dxa"/>
+              <w:left w:w="90" w:type="dxa"/>
+              <w:bottom w:w="70" w:type="dxa"/>
+              <w:right w:w="90" w:type="dxa"/>
+            </w:tcMar>
+          </w:tcPr>
+          <w:p>
+            <w:pPr>
+              <w:rPr>
+                <w:ins w:id="20195" w:author="Vitor Oliveira" w:date="2026-09-26T12:00:00Z"/>
+              </w:rPr>
+            </w:pPr>
+            <w:ins w:id="20196" w:author="Vitor Oliveira" w:date="2026-09-26T12:00:00Z">
+              <w:r>
+                <w:rPr>
+                  <w:sz w:val="20"/>
+                  <w:szCs w:val="20"/>
+                  <w:lang w:val="pt-BR"/>
+                </w:rPr>
+                <w:t xml:space="preserve">2,50 Wh a 40 W; razão entre regimes independente da potência</w:t>
+              </w:r>
+            </w:ins>
+          </w:p>
+        </w:tc>
+      </w:tr>
+      <w:tr>
+        <w:trPr>
+          <w:ins w:id="20197" w:author="Vitor Oliveira" w:date="2026-09-26T12:00:00Z"/>
+        </w:trPr>
+        <w:tc>
+          <w:tcPr>
+            <w:tcW w:w="850" w:type="dxa"/>
+            <w:tcMar>
+              <w:top w:w="70" w:type="dxa"/>
+              <w:left w:w="90" w:type="dxa"/>
+              <w:bottom w:w="70" w:type="dxa"/>
+              <w:right w:w="90" w:type="dxa"/>
+            </w:tcMar>
+          </w:tcPr>
+          <w:p>
+            <w:pPr>
+              <w:rPr>
+                <w:ins w:id="20198" w:author="Vitor Oliveira" w:date="2026-09-26T12:00:00Z"/>
+              </w:rPr>
+            </w:pPr>
+            <w:ins w:id="20199" w:author="Vitor Oliveira" w:date="2026-09-26T12:00:00Z">
+              <w:r>
+                <w:rPr>
+                  <w:sz w:val="20"/>
+                  <w:szCs w:val="20"/>
+                </w:rPr>
+                <w:t xml:space="preserve">CT14</w:t>
+              </w:r>
+            </w:ins>
+          </w:p>
+        </w:tc>
+        <w:tc>
+          <w:tcPr>
+            <w:tcW w:w="3500" w:type="dxa"/>
+            <w:tcMar>
+              <w:top w:w="70" w:type="dxa"/>
+              <w:left w:w="90" w:type="dxa"/>
+              <w:bottom w:w="70" w:type="dxa"/>
+              <w:right w:w="90" w:type="dxa"/>
+            </w:tcMar>
+          </w:tcPr>
+          <w:p>
+            <w:pPr>
+              <w:rPr>
+                <w:ins w:id="20200" w:author="Vitor Oliveira" w:date="2026-09-26T12:00:00Z"/>
+              </w:rPr>
+            </w:pPr>
+            <w:ins w:id="20201" w:author="Vitor Oliveira" w:date="2026-09-26T12:00:00Z">
+              <w:r>
+                <w:rPr>
+                  <w:sz w:val="20"/>
+                  <w:szCs w:val="20"/>
+                  <w:lang w:val="pt-BR"/>
+                </w:rPr>
+                <w:t xml:space="preserve">RF08</w:t>
+              </w:r>
+            </w:ins>
+          </w:p>
+        </w:tc>
+        <w:tc>
+          <w:tcPr>
+            <w:tcW w:w="1750" w:type="dxa"/>
+            <w:tcMar>
+              <w:top w:w="70" w:type="dxa"/>
+              <w:left w:w="90" w:type="dxa"/>
+              <w:bottom w:w="70" w:type="dxa"/>
+              <w:right w:w="90" w:type="dxa"/>
+            </w:tcMar>
+          </w:tcPr>
+          <w:p>
+            <w:pPr>
+              <w:rPr>
+                <w:ins w:id="20202" w:author="Vitor Oliveira" w:date="2026-09-26T12:00:00Z"/>
+              </w:rPr>
+            </w:pPr>
+            <w:ins w:id="20203" w:author="Vitor Oliveira" w:date="2026-09-26T12:00:00Z">
+              <w:r>
+                <w:rPr>
+                  <w:sz w:val="20"/>
+                  <w:szCs w:val="20"/>
+                </w:rPr>
+                <w:t xml:space="preserve">Consultas de decisões, pontos, alertas e energia</w:t>
+              </w:r>
+            </w:ins>
+          </w:p>
+        </w:tc>
+        <w:tc>
+          <w:tcPr>
+            <w:tcW w:w="2971" w:type="dxa"/>
+            <w:tcMar>
+              <w:top w:w="70" w:type="dxa"/>
+              <w:left w:w="90" w:type="dxa"/>
+              <w:bottom w:w="70" w:type="dxa"/>
+              <w:right w:w="90" w:type="dxa"/>
+            </w:tcMar>
+          </w:tcPr>
+          <w:p>
+            <w:pPr>
+              <w:rPr>
+                <w:ins w:id="20204" w:author="Vitor Oliveira" w:date="2026-09-26T12:00:00Z"/>
+              </w:rPr>
+            </w:pPr>
+            <w:ins w:id="20205" w:author="Vitor Oliveira" w:date="2026-09-26T12:00:00Z">
+              <w:r>
+                <w:rPr>
+                  <w:sz w:val="20"/>
+                  <w:szCs w:val="20"/>
+                  <w:lang w:val="pt-BR"/>
+                </w:rPr>
+                <w:t xml:space="preserve">Cadeia de auditoria, estado do ponto e alertas abertos; cabeçalhos para a origem do painel</w:t>
+              </w:r>
+            </w:ins>
+          </w:p>
+        </w:tc>
+      </w:tr>
+      <w:tr>
+        <w:trPr>
+          <w:ins w:id="20206" w:author="Vitor Oliveira" w:date="2026-09-26T12:00:00Z"/>
+        </w:trPr>
+        <w:tc>
+          <w:tcPr>
+            <w:tcW w:w="850" w:type="dxa"/>
+            <w:tcMar>
+              <w:top w:w="70" w:type="dxa"/>
+              <w:left w:w="90" w:type="dxa"/>
+              <w:bottom w:w="70" w:type="dxa"/>
+              <w:right w:w="90" w:type="dxa"/>
+            </w:tcMar>
+          </w:tcPr>
+          <w:p>
+            <w:pPr>
+              <w:rPr>
+                <w:ins w:id="20207" w:author="Vitor Oliveira" w:date="2026-09-26T12:00:00Z"/>
+              </w:rPr>
+            </w:pPr>
+            <w:ins w:id="20208" w:author="Vitor Oliveira" w:date="2026-09-26T12:00:00Z">
+              <w:r>
+                <w:rPr>
+                  <w:sz w:val="20"/>
+                  <w:szCs w:val="20"/>
+                </w:rPr>
+                <w:t xml:space="preserve">CT15</w:t>
+              </w:r>
+            </w:ins>
+          </w:p>
+        </w:tc>
+        <w:tc>
+          <w:tcPr>
+            <w:tcW w:w="3500" w:type="dxa"/>
+            <w:tcMar>
+              <w:top w:w="70" w:type="dxa"/>
+              <w:left w:w="90" w:type="dxa"/>
+              <w:bottom w:w="70" w:type="dxa"/>
+              <w:right w:w="90" w:type="dxa"/>
+            </w:tcMar>
+          </w:tcPr>
+          <w:p>
+            <w:pPr>
+              <w:rPr>
+                <w:ins w:id="20209" w:author="Vitor Oliveira" w:date="2026-09-26T12:00:00Z"/>
+              </w:rPr>
+            </w:pPr>
+            <w:ins w:id="20210" w:author="Vitor Oliveira" w:date="2026-09-26T12:00:00Z">
+              <w:r>
+                <w:rPr>
+                  <w:sz w:val="20"/>
+                  <w:szCs w:val="20"/>
+                  <w:lang w:val="pt-BR"/>
+                </w:rPr>
+                <w:t xml:space="preserve">RF05, RF06</w:t>
+              </w:r>
+            </w:ins>
+          </w:p>
+        </w:tc>
+        <w:tc>
+          <w:tcPr>
+            <w:tcW w:w="1750" w:type="dxa"/>
+            <w:tcMar>
+              <w:top w:w="70" w:type="dxa"/>
+              <w:left w:w="90" w:type="dxa"/>
+              <w:bottom w:w="70" w:type="dxa"/>
+              <w:right w:w="90" w:type="dxa"/>
+            </w:tcMar>
+          </w:tcPr>
+          <w:p>
+            <w:pPr>
+              <w:rPr>
+                <w:ins w:id="20211" w:author="Vitor Oliveira" w:date="2026-09-26T12:00:00Z"/>
+              </w:rPr>
+            </w:pPr>
+            <w:ins w:id="20212" w:author="Vitor Oliveira" w:date="2026-09-26T12:00:00Z">
+              <w:r>
+                <w:rPr>
+                  <w:sz w:val="20"/>
+                  <w:szCs w:val="20"/>
+                </w:rPr>
+                <w:t xml:space="preserve">Nó na bancada, fluxo completo com evento publicado</w:t>
+              </w:r>
+            </w:ins>
+          </w:p>
+        </w:tc>
+        <w:tc>
+          <w:tcPr>
+            <w:tcW w:w="2971" w:type="dxa"/>
+            <w:tcMar>
+              <w:top w:w="70" w:type="dxa"/>
+              <w:left w:w="90" w:type="dxa"/>
+              <w:bottom w:w="70" w:type="dxa"/>
+              <w:right w:w="90" w:type="dxa"/>
+            </w:tcMar>
+          </w:tcPr>
+          <w:p>
+            <w:pPr>
+              <w:rPr>
+                <w:ins w:id="20213" w:author="Vitor Oliveira" w:date="2026-09-26T12:00:00Z"/>
+              </w:rPr>
+            </w:pPr>
+            <w:ins w:id="20214" w:author="Vitor Oliveira" w:date="2026-09-26T12:00:00Z">
+              <w:r>
+                <w:rPr>
+                  <w:sz w:val="20"/>
+                  <w:szCs w:val="20"/>
+                  <w:lang w:val="pt-BR"/>
+                </w:rPr>
+                <w:t xml:space="preserve">Ciclo de trabalho aplicado e iluminância medida correspondentes ao nível emitido</w:t>
+              </w:r>
+            </w:ins>
+          </w:p>
+        </w:tc>
+      </w:tr>
+      <w:tr>
+        <w:trPr>
+          <w:ins w:id="20215" w:author="Vitor Oliveira" w:date="2026-09-26T12:00:00Z"/>
+        </w:trPr>
+        <w:tc>
+          <w:tcPr>
+            <w:tcW w:w="850" w:type="dxa"/>
+            <w:tcMar>
+              <w:top w:w="70" w:type="dxa"/>
+              <w:left w:w="90" w:type="dxa"/>
+              <w:bottom w:w="70" w:type="dxa"/>
+              <w:right w:w="90" w:type="dxa"/>
+            </w:tcMar>
+          </w:tcPr>
+          <w:p>
+            <w:pPr>
+              <w:rPr>
+                <w:ins w:id="20216" w:author="Vitor Oliveira" w:date="2026-09-26T12:00:00Z"/>
+              </w:rPr>
+            </w:pPr>
+            <w:ins w:id="20217" w:author="Vitor Oliveira" w:date="2026-09-26T12:00:00Z">
+              <w:r>
+                <w:rPr>
+                  <w:sz w:val="20"/>
+                  <w:szCs w:val="20"/>
+                </w:rPr>
+                <w:t xml:space="preserve">CT16</w:t>
+              </w:r>
+            </w:ins>
+          </w:p>
+        </w:tc>
+        <w:tc>
+          <w:tcPr>
+            <w:tcW w:w="3500" w:type="dxa"/>
+            <w:tcMar>
+              <w:top w:w="70" w:type="dxa"/>
+              <w:left w:w="90" w:type="dxa"/>
+              <w:bottom w:w="70" w:type="dxa"/>
+              <w:right w:w="90" w:type="dxa"/>
+            </w:tcMar>
+          </w:tcPr>
+          <w:p>
+            <w:pPr>
+              <w:rPr>
+                <w:ins w:id="20218" w:author="Vitor Oliveira" w:date="2026-09-26T12:00:00Z"/>
+              </w:rPr>
+            </w:pPr>
+            <w:ins w:id="20219" w:author="Vitor Oliveira" w:date="2026-09-26T12:00:00Z">
+              <w:r>
+                <w:rPr>
+                  <w:sz w:val="20"/>
+                  <w:szCs w:val="20"/>
+                  <w:lang w:val="pt-BR"/>
+                </w:rPr>
+                <w:t xml:space="preserve">RF11</w:t>
+              </w:r>
+            </w:ins>
+          </w:p>
+        </w:tc>
+        <w:tc>
+          <w:tcPr>
+            <w:tcW w:w="1750" w:type="dxa"/>
+            <w:tcMar>
+              <w:top w:w="70" w:type="dxa"/>
+              <w:left w:w="90" w:type="dxa"/>
+              <w:bottom w:w="70" w:type="dxa"/>
+              <w:right w:w="90" w:type="dxa"/>
+            </w:tcMar>
+          </w:tcPr>
+          <w:p>
+            <w:pPr>
+              <w:rPr>
+                <w:ins w:id="20220" w:author="Vitor Oliveira" w:date="2026-09-26T12:00:00Z"/>
+              </w:rPr>
+            </w:pPr>
+            <w:ins w:id="20221" w:author="Vitor Oliveira" w:date="2026-09-26T12:00:00Z">
+              <w:r>
+                <w:rPr>
+                  <w:sz w:val="20"/>
+                  <w:szCs w:val="20"/>
+                </w:rPr>
+                <w:t xml:space="preserve">Ramo de 12 V desligado com comando não nulo</w:t>
+              </w:r>
+            </w:ins>
+          </w:p>
+        </w:tc>
+        <w:tc>
+          <w:tcPr>
+            <w:tcW w:w="2971" w:type="dxa"/>
+            <w:tcMar>
+              <w:top w:w="70" w:type="dxa"/>
+              <w:left w:w="90" w:type="dxa"/>
+              <w:bottom w:w="70" w:type="dxa"/>
+              <w:right w:w="90" w:type="dxa"/>
+            </w:tcMar>
+          </w:tcPr>
+          <w:p>
+            <w:pPr>
+              <w:rPr>
+                <w:ins w:id="20222" w:author="Vitor Oliveira" w:date="2026-09-26T12:00:00Z"/>
+              </w:rPr>
+            </w:pPr>
+            <w:ins w:id="20223" w:author="Vitor Oliveira" w:date="2026-09-26T12:00:00Z">
+              <w:r>
+                <w:rPr>
+                  <w:sz w:val="20"/>
+                  <w:szCs w:val="20"/>
+                  <w:lang w:val="pt-BR"/>
+                </w:rPr>
+                <w:t xml:space="preserve">Alerta de falha total aberto e encerrado ao religar</w:t>
+              </w:r>
+            </w:ins>
+          </w:p>
+        </w:tc>
+      </w:tr>
+      <w:tr>
+        <w:trPr>
+          <w:ins w:id="20224" w:author="Vitor Oliveira" w:date="2026-09-26T12:00:00Z"/>
+        </w:trPr>
+        <w:tc>
+          <w:tcPr>
+            <w:tcW w:w="850" w:type="dxa"/>
+            <w:tcMar>
+              <w:top w:w="70" w:type="dxa"/>
+              <w:left w:w="90" w:type="dxa"/>
+              <w:bottom w:w="70" w:type="dxa"/>
+              <w:right w:w="90" w:type="dxa"/>
+            </w:tcMar>
+          </w:tcPr>
+          <w:p>
+            <w:pPr>
+              <w:rPr>
+                <w:ins w:id="20225" w:author="Vitor Oliveira" w:date="2026-09-26T12:00:00Z"/>
+              </w:rPr>
+            </w:pPr>
+            <w:ins w:id="20226" w:author="Vitor Oliveira" w:date="2026-09-26T12:00:00Z">
+              <w:r>
+                <w:rPr>
+                  <w:sz w:val="20"/>
+                  <w:szCs w:val="20"/>
+                </w:rPr>
+                <w:t xml:space="preserve">CT17</w:t>
+              </w:r>
+            </w:ins>
+          </w:p>
+        </w:tc>
+        <w:tc>
+          <w:tcPr>
+            <w:tcW w:w="3500" w:type="dxa"/>
+            <w:tcMar>
+              <w:top w:w="70" w:type="dxa"/>
+              <w:left w:w="90" w:type="dxa"/>
+              <w:bottom w:w="70" w:type="dxa"/>
+              <w:right w:w="90" w:type="dxa"/>
+            </w:tcMar>
+          </w:tcPr>
+          <w:p>
+            <w:pPr>
+              <w:rPr>
+                <w:ins w:id="20227" w:author="Vitor Oliveira" w:date="2026-09-26T12:00:00Z"/>
+              </w:rPr>
+            </w:pPr>
+            <w:ins w:id="20228" w:author="Vitor Oliveira" w:date="2026-09-26T12:00:00Z">
+              <w:r>
+                <w:rPr>
+                  <w:sz w:val="20"/>
+                  <w:szCs w:val="20"/>
+                  <w:lang w:val="pt-BR"/>
+                </w:rPr>
+                <w:t xml:space="preserve">RNF03</w:t>
+              </w:r>
+            </w:ins>
+          </w:p>
+        </w:tc>
+        <w:tc>
+          <w:tcPr>
+            <w:tcW w:w="1750" w:type="dxa"/>
+            <w:tcMar>
+              <w:top w:w="70" w:type="dxa"/>
+              <w:left w:w="90" w:type="dxa"/>
+              <w:bottom w:w="70" w:type="dxa"/>
+              <w:right w:w="90" w:type="dxa"/>
+            </w:tcMar>
+          </w:tcPr>
+          <w:p>
+            <w:pPr>
+              <w:rPr>
+                <w:ins w:id="20229" w:author="Vitor Oliveira" w:date="2026-09-26T12:00:00Z"/>
+              </w:rPr>
+            </w:pPr>
+            <w:ins w:id="20230" w:author="Vitor Oliveira" w:date="2026-09-26T12:00:00Z">
+              <w:r>
+                <w:rPr>
+                  <w:sz w:val="20"/>
+                  <w:szCs w:val="20"/>
+                </w:rPr>
+                <w:t xml:space="preserve">Evento publicado, com repetições independentes</w:t>
+              </w:r>
+            </w:ins>
+          </w:p>
+        </w:tc>
+        <w:tc>
+          <w:tcPr>
+            <w:tcW w:w="2971" w:type="dxa"/>
+            <w:tcMar>
+              <w:top w:w="70" w:type="dxa"/>
+              <w:left w:w="90" w:type="dxa"/>
+              <w:bottom w:w="70" w:type="dxa"/>
+              <w:right w:w="90" w:type="dxa"/>
+            </w:tcMar>
+          </w:tcPr>
+          <w:p>
+            <w:pPr>
+              <w:rPr>
+                <w:ins w:id="20231" w:author="Vitor Oliveira" w:date="2026-09-26T12:00:00Z"/>
+              </w:rPr>
+            </w:pPr>
+            <w:ins w:id="20232" w:author="Vitor Oliveira" w:date="2026-09-26T12:00:00Z">
+              <w:r>
+                <w:rPr>
+                  <w:sz w:val="20"/>
+                  <w:szCs w:val="20"/>
+                  <w:lang w:val="pt-BR"/>
+                </w:rPr>
+                <w:t xml:space="preserve">Latência inferior a 2 s em todas as repetições</w:t>
+              </w:r>
+            </w:ins>
+          </w:p>
+        </w:tc>
+      </w:tr>
+      <w:tr>
+        <w:trPr>
+          <w:ins w:id="20233" w:author="Vitor Oliveira" w:date="2026-09-26T12:00:00Z"/>
+        </w:trPr>
+        <w:tc>
+          <w:tcPr>
+            <w:tcW w:w="850" w:type="dxa"/>
+            <w:tcMar>
+              <w:top w:w="70" w:type="dxa"/>
+              <w:left w:w="90" w:type="dxa"/>
+              <w:bottom w:w="70" w:type="dxa"/>
+              <w:right w:w="90" w:type="dxa"/>
+            </w:tcMar>
+          </w:tcPr>
+          <w:p>
+            <w:pPr>
+              <w:rPr>
+                <w:ins w:id="20234" w:author="Vitor Oliveira" w:date="2026-09-26T12:00:00Z"/>
+              </w:rPr>
+            </w:pPr>
+            <w:ins w:id="20235" w:author="Vitor Oliveira" w:date="2026-09-26T12:00:00Z">
+              <w:r>
+                <w:rPr>
+                  <w:sz w:val="20"/>
+                  <w:szCs w:val="20"/>
+                </w:rPr>
+                <w:t xml:space="preserve">CT18</w:t>
+              </w:r>
+            </w:ins>
+          </w:p>
+        </w:tc>
+        <w:tc>
+          <w:tcPr>
+            <w:tcW w:w="3500" w:type="dxa"/>
+            <w:tcMar>
+              <w:top w:w="70" w:type="dxa"/>
+              <w:left w:w="90" w:type="dxa"/>
+              <w:bottom w:w="70" w:type="dxa"/>
+              <w:right w:w="90" w:type="dxa"/>
+            </w:tcMar>
+          </w:tcPr>
+          <w:p>
+            <w:pPr>
+              <w:rPr>
+                <w:ins w:id="20236" w:author="Vitor Oliveira" w:date="2026-09-26T12:00:00Z"/>
+              </w:rPr>
+            </w:pPr>
+            <w:ins w:id="20237" w:author="Vitor Oliveira" w:date="2026-09-26T12:00:00Z">
+              <w:r>
+                <w:rPr>
+                  <w:sz w:val="20"/>
+                  <w:szCs w:val="20"/>
+                  <w:lang w:val="pt-BR"/>
+                </w:rPr>
+                <w:t xml:space="preserve">RNF07</w:t>
+              </w:r>
+            </w:ins>
+          </w:p>
+        </w:tc>
+        <w:tc>
+          <w:tcPr>
+            <w:tcW w:w="1750" w:type="dxa"/>
+            <w:tcMar>
+              <w:top w:w="70" w:type="dxa"/>
+              <w:left w:w="90" w:type="dxa"/>
+              <w:bottom w:w="70" w:type="dxa"/>
+              <w:right w:w="90" w:type="dxa"/>
+            </w:tcMar>
+          </w:tcPr>
+          <w:p>
+            <w:pPr>
+              <w:rPr>
+                <w:ins w:id="20238" w:author="Vitor Oliveira" w:date="2026-09-26T12:00:00Z"/>
+              </w:rPr>
+            </w:pPr>
+            <w:ins w:id="20239" w:author="Vitor Oliveira" w:date="2026-09-26T12:00:00Z">
+              <w:r>
+                <w:rPr>
+                  <w:sz w:val="20"/>
+                  <w:szCs w:val="20"/>
+                </w:rPr>
+                <w:t xml:space="preserve">Serviço interrompido com o nó no piso</w:t>
+              </w:r>
+            </w:ins>
+          </w:p>
+        </w:tc>
+        <w:tc>
+          <w:tcPr>
+            <w:tcW w:w="2971" w:type="dxa"/>
+            <w:tcMar>
+              <w:top w:w="70" w:type="dxa"/>
+              <w:left w:w="90" w:type="dxa"/>
+              <w:bottom w:w="70" w:type="dxa"/>
+              <w:right w:w="90" w:type="dxa"/>
+            </w:tcMar>
+          </w:tcPr>
+          <w:p>
+            <w:pPr>
+              <w:rPr>
+                <w:ins w:id="20240" w:author="Vitor Oliveira" w:date="2026-09-26T12:00:00Z"/>
+              </w:rPr>
+            </w:pPr>
+            <w:ins w:id="20241" w:author="Vitor Oliveira" w:date="2026-09-26T12:00:00Z">
+              <w:r>
+                <w:rPr>
+                  <w:sz w:val="20"/>
+                  <w:szCs w:val="20"/>
+                  <w:lang w:val="pt-BR"/>
+                </w:rPr>
+                <w:t xml:space="preserve">Nó no pleno em até 15 s, medido pelo sensor</w:t>
+              </w:r>
+            </w:ins>
+          </w:p>
+        </w:tc>
+      </w:tr>
+      <w:tr>
+        <w:trPr>
+          <w:ins w:id="20242" w:author="Vitor Oliveira" w:date="2026-09-26T12:00:00Z"/>
+        </w:trPr>
+        <w:tc>
+          <w:tcPr>
+            <w:tcW w:w="850" w:type="dxa"/>
+            <w:tcMar>
+              <w:top w:w="70" w:type="dxa"/>
+              <w:left w:w="90" w:type="dxa"/>
+              <w:bottom w:w="70" w:type="dxa"/>
+              <w:right w:w="90" w:type="dxa"/>
+            </w:tcMar>
+          </w:tcPr>
+          <w:p>
+            <w:pPr>
+              <w:rPr>
+                <w:ins w:id="20243" w:author="Vitor Oliveira" w:date="2026-09-26T12:00:00Z"/>
+              </w:rPr>
+            </w:pPr>
+            <w:ins w:id="20244" w:author="Vitor Oliveira" w:date="2026-09-26T12:00:00Z">
+              <w:r>
+                <w:rPr>
+                  <w:sz w:val="20"/>
+                  <w:szCs w:val="20"/>
+                </w:rPr>
+                <w:t xml:space="preserve">CT19</w:t>
+              </w:r>
+            </w:ins>
+          </w:p>
+        </w:tc>
+        <w:tc>
+          <w:tcPr>
+            <w:tcW w:w="3500" w:type="dxa"/>
+            <w:tcMar>
+              <w:top w:w="70" w:type="dxa"/>
+              <w:left w:w="90" w:type="dxa"/>
+              <w:bottom w:w="70" w:type="dxa"/>
+              <w:right w:w="90" w:type="dxa"/>
+            </w:tcMar>
+          </w:tcPr>
+          <w:p>
+            <w:pPr>
+              <w:rPr>
+                <w:ins w:id="20245" w:author="Vitor Oliveira" w:date="2026-09-26T12:00:00Z"/>
+              </w:rPr>
+            </w:pPr>
+            <w:ins w:id="20246" w:author="Vitor Oliveira" w:date="2026-09-26T12:00:00Z">
+              <w:r>
+                <w:rPr>
+                  <w:sz w:val="20"/>
+                  <w:szCs w:val="20"/>
+                  <w:lang w:val="pt-BR"/>
+                </w:rPr>
+                <w:t xml:space="preserve">RNF06</w:t>
+              </w:r>
+            </w:ins>
+          </w:p>
+        </w:tc>
+        <w:tc>
+          <w:tcPr>
+            <w:tcW w:w="1750" w:type="dxa"/>
+            <w:tcMar>
+              <w:top w:w="70" w:type="dxa"/>
+              <w:left w:w="90" w:type="dxa"/>
+              <w:bottom w:w="70" w:type="dxa"/>
+              <w:right w:w="90" w:type="dxa"/>
+            </w:tcMar>
+          </w:tcPr>
+          <w:p>
+            <w:pPr>
+              <w:rPr>
+                <w:ins w:id="20247" w:author="Vitor Oliveira" w:date="2026-09-26T12:00:00Z"/>
+              </w:rPr>
+            </w:pPr>
+            <w:ins w:id="20248" w:author="Vitor Oliveira" w:date="2026-09-26T12:00:00Z">
+              <w:r>
+                <w:rPr>
+                  <w:sz w:val="20"/>
+                  <w:szCs w:val="20"/>
+                </w:rPr>
+                <w:t xml:space="preserve">Conexão ao intermediário sem credencial e com credencial</w:t>
+              </w:r>
+            </w:ins>
+          </w:p>
+        </w:tc>
+        <w:tc>
+          <w:tcPr>
+            <w:tcW w:w="2971" w:type="dxa"/>
+            <w:tcMar>
+              <w:top w:w="70" w:type="dxa"/>
+              <w:left w:w="90" w:type="dxa"/>
+              <w:bottom w:w="70" w:type="dxa"/>
+              <w:right w:w="90" w:type="dxa"/>
+            </w:tcMar>
+          </w:tcPr>
+          <w:p>
+            <w:pPr>
+              <w:rPr>
+                <w:ins w:id="20249" w:author="Vitor Oliveira" w:date="2026-09-26T12:00:00Z"/>
+              </w:rPr>
+            </w:pPr>
+            <w:ins w:id="20250" w:author="Vitor Oliveira" w:date="2026-09-26T12:00:00Z">
+              <w:r>
+                <w:rPr>
+                  <w:sz w:val="20"/>
+                  <w:szCs w:val="20"/>
+                  <w:lang w:val="pt-BR"/>
+                </w:rPr>
+                <w:t xml:space="preserve">Recusa sem credencial; canal cifrado negociado com credencial</w:t>
+              </w:r>
+            </w:ins>
+          </w:p>
+        </w:tc>
+      </w:tr>
+      <w:tr>
+        <w:trPr>
+          <w:ins w:id="20251" w:author="Vitor Oliveira" w:date="2026-09-26T12:00:00Z"/>
+        </w:trPr>
+        <w:tc>
+          <w:tcPr>
+            <w:tcW w:w="850" w:type="dxa"/>
+            <w:tcMar>
+              <w:top w:w="70" w:type="dxa"/>
+              <w:left w:w="90" w:type="dxa"/>
+              <w:bottom w:w="70" w:type="dxa"/>
+              <w:right w:w="90" w:type="dxa"/>
+            </w:tcMar>
+          </w:tcPr>
+          <w:p>
+            <w:pPr>
+              <w:rPr>
+                <w:ins w:id="20252" w:author="Vitor Oliveira" w:date="2026-09-26T12:00:00Z"/>
+              </w:rPr>
+            </w:pPr>
+            <w:ins w:id="20253" w:author="Vitor Oliveira" w:date="2026-09-26T12:00:00Z">
+              <w:r>
+                <w:rPr>
+                  <w:sz w:val="20"/>
+                  <w:szCs w:val="20"/>
+                </w:rPr>
+                <w:t xml:space="preserve">CT20</w:t>
+              </w:r>
+            </w:ins>
+          </w:p>
+        </w:tc>
+        <w:tc>
+          <w:tcPr>
+            <w:tcW w:w="3500" w:type="dxa"/>
+            <w:tcMar>
+              <w:top w:w="70" w:type="dxa"/>
+              <w:left w:w="90" w:type="dxa"/>
+              <w:bottom w:w="70" w:type="dxa"/>
+              <w:right w:w="90" w:type="dxa"/>
+            </w:tcMar>
+          </w:tcPr>
+          <w:p>
+            <w:pPr>
+              <w:rPr>
+                <w:ins w:id="20254" w:author="Vitor Oliveira" w:date="2026-09-26T12:00:00Z"/>
+              </w:rPr>
+            </w:pPr>
+            <w:ins w:id="20255" w:author="Vitor Oliveira" w:date="2026-09-26T12:00:00Z">
+              <w:r>
+                <w:rPr>
+                  <w:sz w:val="20"/>
+                  <w:szCs w:val="20"/>
+                  <w:lang w:val="pt-BR"/>
+                </w:rPr>
+                <w:t xml:space="preserve">RNF09</w:t>
+              </w:r>
+            </w:ins>
+          </w:p>
+        </w:tc>
+        <w:tc>
+          <w:tcPr>
+            <w:tcW w:w="1750" w:type="dxa"/>
+            <w:tcMar>
+              <w:top w:w="70" w:type="dxa"/>
+              <w:left w:w="90" w:type="dxa"/>
+              <w:bottom w:w="70" w:type="dxa"/>
+              <w:right w:w="90" w:type="dxa"/>
+            </w:tcMar>
+          </w:tcPr>
+          <w:p>
+            <w:pPr>
+              <w:rPr>
+                <w:ins w:id="20256" w:author="Vitor Oliveira" w:date="2026-09-26T12:00:00Z"/>
+              </w:rPr>
+            </w:pPr>
+            <w:ins w:id="20257" w:author="Vitor Oliveira" w:date="2026-09-26T12:00:00Z">
+              <w:r>
+                <w:rPr>
+                  <w:sz w:val="20"/>
+                  <w:szCs w:val="20"/>
+                </w:rPr>
+                <w:t xml:space="preserve">Segundo ponto de luz cadastrado, com segundo assinante</w:t>
+              </w:r>
+            </w:ins>
+          </w:p>
+        </w:tc>
+        <w:tc>
+          <w:tcPr>
+            <w:tcW w:w="2971" w:type="dxa"/>
+            <w:tcMar>
+              <w:top w:w="70" w:type="dxa"/>
+              <w:left w:w="90" w:type="dxa"/>
+              <w:bottom w:w="70" w:type="dxa"/>
+              <w:right w:w="90" w:type="dxa"/>
+            </w:tcMar>
+          </w:tcPr>
+          <w:p>
+            <w:pPr>
+              <w:rPr>
+                <w:ins w:id="20258" w:author="Vitor Oliveira" w:date="2026-09-26T12:00:00Z"/>
+              </w:rPr>
+            </w:pPr>
+            <w:ins w:id="20259" w:author="Vitor Oliveira" w:date="2026-09-26T12:00:00Z">
+              <w:r>
+                <w:rPr>
+                  <w:sz w:val="20"/>
+                  <w:szCs w:val="20"/>
+                  <w:lang w:val="pt-BR"/>
+                </w:rPr>
+                <w:t xml:space="preserve">Comandado sem alteração do código do serviço</w:t>
+              </w:r>
+            </w:ins>
+          </w:p>
+        </w:tc>
+      </w:tr>
+    </w:tbl>
+    <w:p>
+      <w:pPr>
+        <w:spacing w:before="130" w:after="260"/>
+        <w:rPr>
+          <w:ins w:id="20262" w:author="Vitor Oliveira" w:date="2026-09-26T12:00:00Z"/>
+        </w:rPr>
+      </w:pPr>
+      <w:ins w:id="20263" w:author="Vitor Oliveira" w:date="2026-09-26T12:00:00Z">
+        <w:r>
+          <w:rPr>
+            <w:sz w:val="20"/>
+            <w:szCs w:val="20"/>
+            <w:lang w:val="pt-BR"/>
+          </w:rPr>
+          <w:t xml:space="preserve">Fonte: Elaborado pelos autores (2026).</w:t>
+        </w:r>
+      </w:ins>
     </w:p>
     <w:p>
       <w:pPr>
@@ -19569,13 +25318,24 @@
           <w:lang w:val="pt-BR"/>
         </w:rPr>
       </w:pPr>
-      <w:r>
-        <w:rPr>
-          <w:highlight w:val="yellow"/>
-          <w:lang w:val="pt-BR"/>
-        </w:rPr>
-        <w:t>[PENDENTE — após a apresentação do protótipo produzido, registrar o resultado de cada caso de teste especificado em 4.8, com a evidência correspondente, e declarar se os resultados foram satisfatórios.]</w:t>
-      </w:r>
+      <w:del w:id="20063" w:author="Vitor Oliveira" w:date="2026-09-26T12:00:00Z">
+        <w:r>
+          <w:rPr>
+            <w:highlight w:val="yellow"/>
+            <w:lang w:val="pt-BR"/>
+          </w:rPr>
+          <w:delText xml:space="preserve">[PENDENTE — após a apresentação do protótipo produzido, registrar o resultado de cada caso de teste especificado em 4.8, com a evidência correspondente, e declarar se os resultados foram satisfatórios.]</w:delText>
+        </w:r>
+      </w:del>
+      <w:ins w:id="20064" w:author="Vitor Oliveira" w:date="2026-09-26T12:00:00Z">
+        <w:r>
+          <w:rPr>
+            <w:highlight w:val="yellow"/>
+            <w:lang w:val="pt-BR"/>
+          </w:rPr>
+          <w:t xml:space="preserve">Os casos automatizados, CT01 a CT14, foram satisfeitos na última execução, com todos os testes aprovados. [PENDENTE — registrar o resultado dos casos CT15 a CT20, que dependem da sessão de bancada e do ambiente implantado, com a evidência correspondente.]</w:t>
+        </w:r>
+      </w:ins>
     </w:p>
     <w:p>
       <w:pPr>
@@ -19770,8 +25530,7 @@
           <w:highlight w:val="yellow"/>
           <w:lang w:val="pt-BR"/>
         </w:rPr>
-        <w:t xml:space="preserve">[PENDENTE — Etapa 6; objetivo específico f). Concordância entre a decisão produzida em cada cenário e o envelope esperado, com as discordâncias listadas; </w:t>
-        <w:t>especificação consolidada da interface de integração — que informação precisaria ser publicada, em que semântica e com que periodicidade.]</w:t>
+        <w:t xml:space="preserve">[PENDENTE — Etapa 6; objetivo específico f). Concordância entre a decisão produzida em cada cenário e o envelope esperado, com as discordâncias listadas; especificação consolidada da interface de integração — que informação precisaria ser publicada, em que semântica e com que periodicidade.]</w:t>
       </w:r>
     </w:p>
     <w:p>
@@ -20806,8 +26565,7 @@
         <w:spacing w:after="240"/>
       </w:pPr>
       <w:r>
-        <w:t xml:space="preserve">BUYUKKINACI, Bedrettin; ONAYGIL, Sermin; GULER, Onder; YURTSEVEN, Mehmet Berker. Road lighting automation scenarios depending on traffic speed and </w:t>
-        <w:t xml:space="preserve">volume. </w:t>
+        <w:t xml:space="preserve">BUYUKKINACI, Bedrettin; ONAYGIL, Sermin; GULER, Onder; YURTSEVEN, Mehmet Berker. Road lighting automation scenarios depending on traffic speed and volume. </w:t>
       </w:r>
       <w:r>
         <w:rPr>
@@ -21078,8 +26836,7 @@
         <w:rPr>
           <w:lang w:val="pt-BR"/>
         </w:rPr>
-        <w:t xml:space="preserve">: aprova o regulamento técnico da qualidade e os </w:t>
-        <w:t>requisitos de avaliação da conformidade para luminárias para iluminação pública viária. Brasília: Inmetro, 2022a.</w:t>
+        <w:t xml:space="preserve">: aprova o regulamento técnico da qualidade e os requisitos de avaliação da conformidade para luminárias para iluminação pública viária. Brasília: Inmetro, 2022a.</w:t>
       </w:r>
     </w:p>
     <w:p>
@@ -21886,7 +27643,29 @@
         <w:rPr>
           <w:lang w:val="pt-BR"/>
         </w:rPr>
-        <w:t>(  X  ) Houve utilização de ferramentas de Inteligência Artificial Generativa, detalhada no Quadro 16.</w:t>
+        <w:t xml:space="preserve">(  X  ) Houve utilização de ferramentas de Inteligência Artificial Generativa, </w:t>
+      </w:r>
+      <w:del w:id="20067" w:author="Vitor Oliveira" w:date="2026-09-26T12:00:00Z">
+        <w:r>
+          <w:rPr>
+            <w:lang w:val="pt-BR"/>
+          </w:rPr>
+          <w:delText xml:space="preserve">detalhada no Quadro 16</w:delText>
+        </w:r>
+      </w:del>
+      <w:ins w:id="20068" w:author="Vitor Oliveira" w:date="2026-09-26T12:00:00Z">
+        <w:r>
+          <w:rPr>
+            <w:lang w:val="pt-BR"/>
+          </w:rPr>
+          <w:t xml:space="preserve">detalhada no Quadro 18</w:t>
+        </w:r>
+      </w:ins>
+      <w:r>
+        <w:rPr>
+          <w:lang w:val="pt-BR"/>
+        </w:rPr>
+        <w:t xml:space="preserve">.</w:t>
       </w:r>
     </w:p>
     <w:p>
@@ -21897,13 +27676,33 @@
           <w:lang w:val="pt-BR"/>
         </w:rPr>
       </w:pPr>
+      <w:del w:id="20069" w:author="Vitor Oliveira" w:date="2026-09-26T12:00:00Z">
+        <w:r>
+          <w:rPr>
+            <w:sz w:val="20"/>
+            <w:szCs w:val="20"/>
+            <w:lang w:val="pt-BR"/>
+          </w:rPr>
+          <w:delText xml:space="preserve">Quadro 16 – Matriz</w:delText>
+        </w:r>
+      </w:del>
+      <w:ins w:id="20070" w:author="Vitor Oliveira" w:date="2026-09-26T12:00:00Z">
+        <w:r>
+          <w:rPr>
+            <w:sz w:val="20"/>
+            <w:szCs w:val="20"/>
+            <w:lang w:val="pt-BR"/>
+          </w:rPr>
+          <w:t xml:space="preserve">Quadro 18 – Matriz</w:t>
+        </w:r>
+      </w:ins>
       <w:r>
         <w:rPr>
           <w:sz w:val="20"/>
           <w:szCs w:val="20"/>
           <w:lang w:val="pt-BR"/>
         </w:rPr>
-        <w:t>Quadro 16 – Matriz de emprego técnico de inteligência artificial</w:t>
+        <w:t xml:space="preserve"> de emprego técnico de inteligência artificial</w:t>
       </w:r>
     </w:p>
     <w:tbl>
@@ -22213,8 +28012,7 @@
                 <w:szCs w:val="20"/>
                 <w:lang w:val="pt-BR"/>
               </w:rPr>
-              <w:t xml:space="preserve">claude-opus-5, modo de </w:t>
-              <w:t>esforço estendido</w:t>
+              <w:t xml:space="preserve">claude-opus-5, modo de esforço estendido</w:t>
             </w:r>
           </w:p>
         </w:tc>
@@ -22260,8 +28058,7 @@
                 <w:szCs w:val="20"/>
                 <w:lang w:val="pt-BR"/>
               </w:rPr>
-              <w:t xml:space="preserve">Geração dos diagramas de arquitetura e de entidade-relacionamento por script </w:t>
-              <w:t>Python, a partir da especificação definida pelos autores</w:t>
+              <w:t xml:space="preserve">Geração dos diagramas de arquitetura e de entidade-relacionamento por script Python, a partir da especificação definida pelos autores</w:t>
             </w:r>
           </w:p>
         </w:tc>
@@ -22706,8 +28503,7 @@
         <w:rPr>
           <w:lang w:val="pt-BR"/>
         </w:rPr>
-        <w:t xml:space="preserve">Metodologia de refinamento. As interações empregaram contexto acumulado em sessão longa, instruções persistentes de projeto e recuperação aumentada por geração, com consulta a páginas web e a documentos carregados pelos autores — entre os quais a norma ABNT NBR 5101, os documentos contratuais do município e </w:t>
-        <w:t>as orientações do professor responsável. As interações consideradas relevantes podem ser incluídas em apêndice documental, se a banca as requisitar.</w:t>
+        <w:t xml:space="preserve">Metodologia de refinamento. As interações empregaram contexto acumulado em sessão longa, instruções persistentes de projeto e recuperação aumentada por geração, com consulta a páginas web e a documentos carregados pelos autores — entre os quais a norma ABNT NBR 5101, os documentos contratuais do município e as orientações do professor responsável. As interações consideradas relevantes podem ser incluídas em apêndice documental, se a banca as requisitar.</w:t>
       </w:r>
     </w:p>
     <w:p>
